--- a/09-semester/Основы надежости технических систем/Самоподготовка.docx
+++ b/09-semester/Основы надежости технических систем/Самоподготовка.docx
@@ -4,14 +4,7 @@
   <w:body>
     <w:sdt>
       <w:sdtPr>
-        <w:rPr>
-          <w:rFonts w:ascii="Times New Roman" w:eastAsiaTheme="minorHAnsi" w:hAnsi="Times New Roman" w:cstheme="minorBidi"/>
-          <w:color w:val="auto"/>
-          <w:sz w:val="28"/>
-          <w:szCs w:val="22"/>
-          <w:lang w:eastAsia="en-US"/>
-        </w:rPr>
-        <w:id w:val="-109590021"/>
+        <w:id w:val="691575898"/>
         <w:docPartObj>
           <w:docPartGallery w:val="Table of Contents"/>
           <w:docPartUnique/>
@@ -19,8 +12,13 @@
       </w:sdtPr>
       <w:sdtEndPr>
         <w:rPr>
+          <w:rFonts w:ascii="Times New Roman" w:eastAsiaTheme="minorHAnsi" w:hAnsi="Times New Roman" w:cstheme="minorBidi"/>
           <w:b/>
           <w:bCs/>
+          <w:color w:val="auto"/>
+          <w:sz w:val="28"/>
+          <w:szCs w:val="22"/>
+          <w:lang w:eastAsia="en-US"/>
         </w:rPr>
       </w:sdtEndPr>
       <w:sdtContent>
@@ -54,7 +52,7 @@
           <w:r>
             <w:fldChar w:fldCharType="separate"/>
           </w:r>
-          <w:hyperlink w:anchor="_Toc239869095" w:history="1">
+          <w:hyperlink w:anchor="_Toc240318949" w:history="1">
             <w:r>
               <w:rPr>
                 <w:rStyle w:val="a4"/>
@@ -84,7 +82,7 @@
                 <w:noProof/>
                 <w:webHidden/>
               </w:rPr>
-              <w:instrText xml:space="preserve"> PAGEREF _Toc239869095 \h </w:instrText>
+              <w:instrText xml:space="preserve"> PAGEREF _Toc240318949 \h </w:instrText>
             </w:r>
             <w:r>
               <w:rPr>
@@ -104,7 +102,7 @@
                 <w:noProof/>
                 <w:webHidden/>
               </w:rPr>
-              <w:t>3</w:t>
+              <w:t>4</w:t>
             </w:r>
             <w:r>
               <w:rPr>
@@ -128,7 +126,7 @@
               <w:lang w:eastAsia="ru-RU"/>
             </w:rPr>
           </w:pPr>
-          <w:hyperlink w:anchor="_Toc239869096" w:history="1">
+          <w:hyperlink w:anchor="_Toc240318950" w:history="1">
             <w:r>
               <w:rPr>
                 <w:rStyle w:val="a4"/>
@@ -158,7 +156,7 @@
                 <w:noProof/>
                 <w:webHidden/>
               </w:rPr>
-              <w:instrText xml:space="preserve"> PAGEREF _Toc239869096 \h </w:instrText>
+              <w:instrText xml:space="preserve"> PAGEREF _Toc240318950 \h </w:instrText>
             </w:r>
             <w:r>
               <w:rPr>
@@ -178,7 +176,7 @@
                 <w:noProof/>
                 <w:webHidden/>
               </w:rPr>
-              <w:t>3</w:t>
+              <w:t>4</w:t>
             </w:r>
             <w:r>
               <w:rPr>
@@ -203,7 +201,7 @@
               <w:lang w:eastAsia="ru-RU"/>
             </w:rPr>
           </w:pPr>
-          <w:hyperlink w:anchor="_Toc239869097" w:history="1">
+          <w:hyperlink w:anchor="_Toc240318951" w:history="1">
             <w:r>
               <w:rPr>
                 <w:rStyle w:val="a4"/>
@@ -281,7 +279,7 @@
                 <w:noProof/>
                 <w:webHidden/>
               </w:rPr>
-              <w:instrText xml:space="preserve"> PAGEREF _Toc239869097 \h </w:instrText>
+              <w:instrText xml:space="preserve"> PAGEREF _Toc240318951 \h </w:instrText>
             </w:r>
             <w:r>
               <w:rPr>
@@ -301,7 +299,7 @@
                 <w:noProof/>
                 <w:webHidden/>
               </w:rPr>
-              <w:t>3</w:t>
+              <w:t>4</w:t>
             </w:r>
             <w:r>
               <w:rPr>
@@ -325,7 +323,7 @@
               <w:lang w:eastAsia="ru-RU"/>
             </w:rPr>
           </w:pPr>
-          <w:hyperlink w:anchor="_Toc239869098" w:history="1">
+          <w:hyperlink w:anchor="_Toc240318952" w:history="1">
             <w:r>
               <w:rPr>
                 <w:rStyle w:val="a4"/>
@@ -355,7 +353,7 @@
                 <w:noProof/>
                 <w:webHidden/>
               </w:rPr>
-              <w:instrText xml:space="preserve"> PAGEREF _Toc239869098 \h </w:instrText>
+              <w:instrText xml:space="preserve"> PAGEREF _Toc240318952 \h </w:instrText>
             </w:r>
             <w:r>
               <w:rPr>
@@ -375,7 +373,7 @@
                 <w:noProof/>
                 <w:webHidden/>
               </w:rPr>
-              <w:t>3</w:t>
+              <w:t>4</w:t>
             </w:r>
             <w:r>
               <w:rPr>
@@ -400,7 +398,7 @@
               <w:lang w:eastAsia="ru-RU"/>
             </w:rPr>
           </w:pPr>
-          <w:hyperlink w:anchor="_Toc239869099" w:history="1">
+          <w:hyperlink w:anchor="_Toc240318953" w:history="1">
             <w:r>
               <w:rPr>
                 <w:rStyle w:val="a4"/>
@@ -460,7 +458,7 @@
                 <w:noProof/>
                 <w:webHidden/>
               </w:rPr>
-              <w:instrText xml:space="preserve"> PAGEREF _Toc239869099 \h </w:instrText>
+              <w:instrText xml:space="preserve"> PAGEREF _Toc240318953 \h </w:instrText>
             </w:r>
             <w:r>
               <w:rPr>
@@ -480,7 +478,7 @@
                 <w:noProof/>
                 <w:webHidden/>
               </w:rPr>
-              <w:t>3</w:t>
+              <w:t>4</w:t>
             </w:r>
             <w:r>
               <w:rPr>
@@ -505,7 +503,7 @@
               <w:lang w:eastAsia="ru-RU"/>
             </w:rPr>
           </w:pPr>
-          <w:hyperlink w:anchor="_Toc239869100" w:history="1">
+          <w:hyperlink w:anchor="_Toc240318954" w:history="1">
             <w:r>
               <w:rPr>
                 <w:rStyle w:val="a4"/>
@@ -557,7 +555,7 @@
                 <w:noProof/>
                 <w:webHidden/>
               </w:rPr>
-              <w:instrText xml:space="preserve"> PAGEREF _Toc239869100 \h </w:instrText>
+              <w:instrText xml:space="preserve"> PAGEREF _Toc240318954 \h </w:instrText>
             </w:r>
             <w:r>
               <w:rPr>
@@ -577,7 +575,7 @@
                 <w:noProof/>
                 <w:webHidden/>
               </w:rPr>
-              <w:t>4</w:t>
+              <w:t>5</w:t>
             </w:r>
             <w:r>
               <w:rPr>
@@ -602,7 +600,7 @@
               <w:lang w:eastAsia="ru-RU"/>
             </w:rPr>
           </w:pPr>
-          <w:hyperlink w:anchor="_Toc239869101" w:history="1">
+          <w:hyperlink w:anchor="_Toc240318955" w:history="1">
             <w:r>
               <w:rPr>
                 <w:rStyle w:val="a4"/>
@@ -654,7 +652,7 @@
                 <w:noProof/>
                 <w:webHidden/>
               </w:rPr>
-              <w:instrText xml:space="preserve"> PAGEREF _Toc239869101 \h </w:instrText>
+              <w:instrText xml:space="preserve"> PAGEREF _Toc240318955 \h </w:instrText>
             </w:r>
             <w:r>
               <w:rPr>
@@ -674,7 +672,7 @@
                 <w:noProof/>
                 <w:webHidden/>
               </w:rPr>
-              <w:t>4</w:t>
+              <w:t>5</w:t>
             </w:r>
             <w:r>
               <w:rPr>
@@ -699,7 +697,7 @@
               <w:lang w:eastAsia="ru-RU"/>
             </w:rPr>
           </w:pPr>
-          <w:hyperlink w:anchor="_Toc239869102" w:history="1">
+          <w:hyperlink w:anchor="_Toc240318956" w:history="1">
             <w:r>
               <w:rPr>
                 <w:rStyle w:val="a4"/>
@@ -751,7 +749,7 @@
                 <w:noProof/>
                 <w:webHidden/>
               </w:rPr>
-              <w:instrText xml:space="preserve"> PAGEREF _Toc239869102 \h </w:instrText>
+              <w:instrText xml:space="preserve"> PAGEREF _Toc240318956 \h </w:instrText>
             </w:r>
             <w:r>
               <w:rPr>
@@ -771,7 +769,7 @@
                 <w:noProof/>
                 <w:webHidden/>
               </w:rPr>
-              <w:t>4</w:t>
+              <w:t>5</w:t>
             </w:r>
             <w:r>
               <w:rPr>
@@ -796,7 +794,7 @@
               <w:lang w:eastAsia="ru-RU"/>
             </w:rPr>
           </w:pPr>
-          <w:hyperlink w:anchor="_Toc239869103" w:history="1">
+          <w:hyperlink w:anchor="_Toc240318957" w:history="1">
             <w:r>
               <w:rPr>
                 <w:rStyle w:val="a4"/>
@@ -848,7 +846,7 @@
                 <w:noProof/>
                 <w:webHidden/>
               </w:rPr>
-              <w:instrText xml:space="preserve"> PAGEREF _Toc239869103 \h </w:instrText>
+              <w:instrText xml:space="preserve"> PAGEREF _Toc240318957 \h </w:instrText>
             </w:r>
             <w:r>
               <w:rPr>
@@ -868,7 +866,7 @@
                 <w:noProof/>
                 <w:webHidden/>
               </w:rPr>
-              <w:t>5</w:t>
+              <w:t>6</w:t>
             </w:r>
             <w:r>
               <w:rPr>
@@ -893,7 +891,7 @@
               <w:lang w:eastAsia="ru-RU"/>
             </w:rPr>
           </w:pPr>
-          <w:hyperlink w:anchor="_Toc239869104" w:history="1">
+          <w:hyperlink w:anchor="_Toc240318958" w:history="1">
             <w:r>
               <w:rPr>
                 <w:rStyle w:val="a4"/>
@@ -945,7 +943,7 @@
                 <w:noProof/>
                 <w:webHidden/>
               </w:rPr>
-              <w:instrText xml:space="preserve"> PAGEREF _Toc239869104 \h </w:instrText>
+              <w:instrText xml:space="preserve"> PAGEREF _Toc240318958 \h </w:instrText>
             </w:r>
             <w:r>
               <w:rPr>
@@ -965,7 +963,7 @@
                 <w:noProof/>
                 <w:webHidden/>
               </w:rPr>
-              <w:t>5</w:t>
+              <w:t>6</w:t>
             </w:r>
             <w:r>
               <w:rPr>
@@ -990,7 +988,7 @@
               <w:lang w:eastAsia="ru-RU"/>
             </w:rPr>
           </w:pPr>
-          <w:hyperlink w:anchor="_Toc239869105" w:history="1">
+          <w:hyperlink w:anchor="_Toc240318959" w:history="1">
             <w:r>
               <w:rPr>
                 <w:rStyle w:val="a4"/>
@@ -1056,7 +1054,7 @@
                 <w:noProof/>
                 <w:webHidden/>
               </w:rPr>
-              <w:instrText xml:space="preserve"> PAGEREF _Toc239869105 \h </w:instrText>
+              <w:instrText xml:space="preserve"> PAGEREF _Toc240318959 \h </w:instrText>
             </w:r>
             <w:r>
               <w:rPr>
@@ -1076,7 +1074,7 @@
                 <w:noProof/>
                 <w:webHidden/>
               </w:rPr>
-              <w:t>5</w:t>
+              <w:t>6</w:t>
             </w:r>
             <w:r>
               <w:rPr>
@@ -1100,7 +1098,7 @@
               <w:lang w:eastAsia="ru-RU"/>
             </w:rPr>
           </w:pPr>
-          <w:hyperlink w:anchor="_Toc239869106" w:history="1">
+          <w:hyperlink w:anchor="_Toc240318960" w:history="1">
             <w:r>
               <w:rPr>
                 <w:rStyle w:val="a4"/>
@@ -1129,7 +1127,7 @@
                 <w:noProof/>
                 <w:webHidden/>
               </w:rPr>
-              <w:instrText xml:space="preserve"> PAGEREF _Toc239869106 \h </w:instrText>
+              <w:instrText xml:space="preserve"> PAGEREF _Toc240318960 \h </w:instrText>
             </w:r>
             <w:r>
               <w:rPr>
@@ -1149,7 +1147,7 @@
                 <w:noProof/>
                 <w:webHidden/>
               </w:rPr>
-              <w:t>6</w:t>
+              <w:t>7</w:t>
             </w:r>
             <w:r>
               <w:rPr>
@@ -1173,7 +1171,7 @@
               <w:lang w:eastAsia="ru-RU"/>
             </w:rPr>
           </w:pPr>
-          <w:hyperlink w:anchor="_Toc239869107" w:history="1">
+          <w:hyperlink w:anchor="_Toc240318961" w:history="1">
             <w:r>
               <w:rPr>
                 <w:rStyle w:val="a4"/>
@@ -1204,7 +1202,7 @@
                 <w:noProof/>
                 <w:webHidden/>
               </w:rPr>
-              <w:instrText xml:space="preserve"> PAGEREF _Toc239869107 \h </w:instrText>
+              <w:instrText xml:space="preserve"> PAGEREF _Toc240318961 \h </w:instrText>
             </w:r>
             <w:r>
               <w:rPr>
@@ -1224,7 +1222,7 @@
                 <w:noProof/>
                 <w:webHidden/>
               </w:rPr>
-              <w:t>6</w:t>
+              <w:t>7</w:t>
             </w:r>
             <w:r>
               <w:rPr>
@@ -1248,7 +1246,7 @@
               <w:lang w:eastAsia="ru-RU"/>
             </w:rPr>
           </w:pPr>
-          <w:hyperlink w:anchor="_Toc239869108" w:history="1">
+          <w:hyperlink w:anchor="_Toc240318962" w:history="1">
             <w:r>
               <w:rPr>
                 <w:rStyle w:val="a4"/>
@@ -1277,7 +1275,7 @@
                 <w:noProof/>
                 <w:webHidden/>
               </w:rPr>
-              <w:instrText xml:space="preserve"> PAGEREF _Toc239869108 \h </w:instrText>
+              <w:instrText xml:space="preserve"> PAGEREF _Toc240318962 \h </w:instrText>
             </w:r>
             <w:r>
               <w:rPr>
@@ -1297,7 +1295,7 @@
                 <w:noProof/>
                 <w:webHidden/>
               </w:rPr>
-              <w:t>6</w:t>
+              <w:t>7</w:t>
             </w:r>
             <w:r>
               <w:rPr>
@@ -1322,7 +1320,7 @@
               <w:lang w:eastAsia="ru-RU"/>
             </w:rPr>
           </w:pPr>
-          <w:hyperlink w:anchor="_Toc239869109" w:history="1">
+          <w:hyperlink w:anchor="_Toc240318963" w:history="1">
             <w:r>
               <w:rPr>
                 <w:rStyle w:val="a4"/>
@@ -1373,7 +1371,7 @@
                 <w:noProof/>
                 <w:webHidden/>
               </w:rPr>
-              <w:instrText xml:space="preserve"> PAGEREF _Toc239869109 \h </w:instrText>
+              <w:instrText xml:space="preserve"> PAGEREF _Toc240318963 \h </w:instrText>
             </w:r>
             <w:r>
               <w:rPr>
@@ -1393,7 +1391,7 @@
                 <w:noProof/>
                 <w:webHidden/>
               </w:rPr>
-              <w:t>6</w:t>
+              <w:t>7</w:t>
             </w:r>
             <w:r>
               <w:rPr>
@@ -1418,7 +1416,7 @@
               <w:lang w:eastAsia="ru-RU"/>
             </w:rPr>
           </w:pPr>
-          <w:hyperlink w:anchor="_Toc239869110" w:history="1">
+          <w:hyperlink w:anchor="_Toc240318964" w:history="1">
             <w:r>
               <w:rPr>
                 <w:rStyle w:val="a4"/>
@@ -1469,7 +1467,7 @@
                 <w:noProof/>
                 <w:webHidden/>
               </w:rPr>
-              <w:instrText xml:space="preserve"> PAGEREF _Toc239869110 \h </w:instrText>
+              <w:instrText xml:space="preserve"> PAGEREF _Toc240318964 \h </w:instrText>
             </w:r>
             <w:r>
               <w:rPr>
@@ -1489,7 +1487,7 @@
                 <w:noProof/>
                 <w:webHidden/>
               </w:rPr>
-              <w:t>7</w:t>
+              <w:t>8</w:t>
             </w:r>
             <w:r>
               <w:rPr>
@@ -1514,7 +1512,7 @@
               <w:lang w:eastAsia="ru-RU"/>
             </w:rPr>
           </w:pPr>
-          <w:hyperlink w:anchor="_Toc239869111" w:history="1">
+          <w:hyperlink w:anchor="_Toc240318965" w:history="1">
             <w:r>
               <w:rPr>
                 <w:rStyle w:val="a4"/>
@@ -1565,7 +1563,7 @@
                 <w:noProof/>
                 <w:webHidden/>
               </w:rPr>
-              <w:instrText xml:space="preserve"> PAGEREF _Toc239869111 \h </w:instrText>
+              <w:instrText xml:space="preserve"> PAGEREF _Toc240318965 \h </w:instrText>
             </w:r>
             <w:r>
               <w:rPr>
@@ -1585,7 +1583,7 @@
                 <w:noProof/>
                 <w:webHidden/>
               </w:rPr>
-              <w:t>7</w:t>
+              <w:t>8</w:t>
             </w:r>
             <w:r>
               <w:rPr>
@@ -1610,7 +1608,7 @@
               <w:lang w:eastAsia="ru-RU"/>
             </w:rPr>
           </w:pPr>
-          <w:hyperlink w:anchor="_Toc239869112" w:history="1">
+          <w:hyperlink w:anchor="_Toc240318966" w:history="1">
             <w:r>
               <w:rPr>
                 <w:rStyle w:val="a4"/>
@@ -1661,7 +1659,7 @@
                 <w:noProof/>
                 <w:webHidden/>
               </w:rPr>
-              <w:instrText xml:space="preserve"> PAGEREF _Toc239869112 \h </w:instrText>
+              <w:instrText xml:space="preserve"> PAGEREF _Toc240318966 \h </w:instrText>
             </w:r>
             <w:r>
               <w:rPr>
@@ -1681,7 +1679,7 @@
                 <w:noProof/>
                 <w:webHidden/>
               </w:rPr>
-              <w:t>7</w:t>
+              <w:t>8</w:t>
             </w:r>
             <w:r>
               <w:rPr>
@@ -1706,7 +1704,7 @@
               <w:lang w:eastAsia="ru-RU"/>
             </w:rPr>
           </w:pPr>
-          <w:hyperlink w:anchor="_Toc239869113" w:history="1">
+          <w:hyperlink w:anchor="_Toc240318967" w:history="1">
             <w:r>
               <w:rPr>
                 <w:rStyle w:val="a4"/>
@@ -1749,7 +1747,7 @@
                 <w:noProof/>
                 <w:webHidden/>
               </w:rPr>
-              <w:instrText xml:space="preserve"> PAGEREF _Toc239869113 \h </w:instrText>
+              <w:instrText xml:space="preserve"> PAGEREF _Toc240318967 \h </w:instrText>
             </w:r>
             <w:r>
               <w:rPr>
@@ -1769,7 +1767,7 @@
                 <w:noProof/>
                 <w:webHidden/>
               </w:rPr>
-              <w:t>7</w:t>
+              <w:t>8</w:t>
             </w:r>
             <w:r>
               <w:rPr>
@@ -1794,7 +1792,7 @@
               <w:lang w:eastAsia="ru-RU"/>
             </w:rPr>
           </w:pPr>
-          <w:hyperlink w:anchor="_Toc239869114" w:history="1">
+          <w:hyperlink w:anchor="_Toc240318968" w:history="1">
             <w:r>
               <w:rPr>
                 <w:rStyle w:val="a4"/>
@@ -1864,7 +1862,7 @@
                 <w:noProof/>
                 <w:webHidden/>
               </w:rPr>
-              <w:instrText xml:space="preserve"> PAGEREF _Toc239869114 \h </w:instrText>
+              <w:instrText xml:space="preserve"> PAGEREF _Toc240318968 \h </w:instrText>
             </w:r>
             <w:r>
               <w:rPr>
@@ -1884,7 +1882,7 @@
                 <w:noProof/>
                 <w:webHidden/>
               </w:rPr>
-              <w:t>8</w:t>
+              <w:t>9</w:t>
             </w:r>
             <w:r>
               <w:rPr>
@@ -1909,7 +1907,7 @@
               <w:lang w:eastAsia="ru-RU"/>
             </w:rPr>
           </w:pPr>
-          <w:hyperlink w:anchor="_Toc239869115" w:history="1">
+          <w:hyperlink w:anchor="_Toc240318969" w:history="1">
             <w:r>
               <w:rPr>
                 <w:rStyle w:val="a4"/>
@@ -1960,7 +1958,7 @@
                 <w:noProof/>
                 <w:webHidden/>
               </w:rPr>
-              <w:instrText xml:space="preserve"> PAGEREF _Toc239869115 \h </w:instrText>
+              <w:instrText xml:space="preserve"> PAGEREF _Toc240318969 \h </w:instrText>
             </w:r>
             <w:r>
               <w:rPr>
@@ -1980,7 +1978,7 @@
                 <w:noProof/>
                 <w:webHidden/>
               </w:rPr>
-              <w:t>8</w:t>
+              <w:t>9</w:t>
             </w:r>
             <w:r>
               <w:rPr>
@@ -2005,7 +2003,7 @@
               <w:lang w:eastAsia="ru-RU"/>
             </w:rPr>
           </w:pPr>
-          <w:hyperlink w:anchor="_Toc239869116" w:history="1">
+          <w:hyperlink w:anchor="_Toc240318970" w:history="1">
             <w:r>
               <w:rPr>
                 <w:rStyle w:val="a4"/>
@@ -2056,7 +2054,7 @@
                 <w:noProof/>
                 <w:webHidden/>
               </w:rPr>
-              <w:instrText xml:space="preserve"> PAGEREF _Toc239869116 \h </w:instrText>
+              <w:instrText xml:space="preserve"> PAGEREF _Toc240318970 \h </w:instrText>
             </w:r>
             <w:r>
               <w:rPr>
@@ -2076,7 +2074,7 @@
                 <w:noProof/>
                 <w:webHidden/>
               </w:rPr>
-              <w:t>8</w:t>
+              <w:t>9</w:t>
             </w:r>
             <w:r>
               <w:rPr>
@@ -2101,7 +2099,7 @@
               <w:lang w:eastAsia="ru-RU"/>
             </w:rPr>
           </w:pPr>
-          <w:hyperlink w:anchor="_Toc239869117" w:history="1">
+          <w:hyperlink w:anchor="_Toc240318971" w:history="1">
             <w:r>
               <w:rPr>
                 <w:rStyle w:val="a4"/>
@@ -2152,7 +2150,7 @@
                 <w:noProof/>
                 <w:webHidden/>
               </w:rPr>
-              <w:instrText xml:space="preserve"> PAGEREF _Toc239869117 \h </w:instrText>
+              <w:instrText xml:space="preserve"> PAGEREF _Toc240318971 \h </w:instrText>
             </w:r>
             <w:r>
               <w:rPr>
@@ -2172,7 +2170,7 @@
                 <w:noProof/>
                 <w:webHidden/>
               </w:rPr>
-              <w:t>8</w:t>
+              <w:t>9</w:t>
             </w:r>
             <w:r>
               <w:rPr>
@@ -2197,7 +2195,7 @@
               <w:lang w:eastAsia="ru-RU"/>
             </w:rPr>
           </w:pPr>
-          <w:hyperlink w:anchor="_Toc239869118" w:history="1">
+          <w:hyperlink w:anchor="_Toc240318972" w:history="1">
             <w:r>
               <w:rPr>
                 <w:rStyle w:val="a4"/>
@@ -2248,7 +2246,7 @@
                 <w:noProof/>
                 <w:webHidden/>
               </w:rPr>
-              <w:instrText xml:space="preserve"> PAGEREF _Toc239869118 \h </w:instrText>
+              <w:instrText xml:space="preserve"> PAGEREF _Toc240318972 \h </w:instrText>
             </w:r>
             <w:r>
               <w:rPr>
@@ -2268,7 +2266,7 @@
                 <w:noProof/>
                 <w:webHidden/>
               </w:rPr>
-              <w:t>9</w:t>
+              <w:t>10</w:t>
             </w:r>
             <w:r>
               <w:rPr>
@@ -2293,7 +2291,7 @@
               <w:lang w:eastAsia="ru-RU"/>
             </w:rPr>
           </w:pPr>
-          <w:hyperlink w:anchor="_Toc239869119" w:history="1">
+          <w:hyperlink w:anchor="_Toc240318973" w:history="1">
             <w:r>
               <w:rPr>
                 <w:rStyle w:val="a4"/>
@@ -2344,7 +2342,7 @@
                 <w:noProof/>
                 <w:webHidden/>
               </w:rPr>
-              <w:instrText xml:space="preserve"> PAGEREF _Toc239869119 \h </w:instrText>
+              <w:instrText xml:space="preserve"> PAGEREF _Toc240318973 \h </w:instrText>
             </w:r>
             <w:r>
               <w:rPr>
@@ -2364,7 +2362,7 @@
                 <w:noProof/>
                 <w:webHidden/>
               </w:rPr>
-              <w:t>9</w:t>
+              <w:t>10</w:t>
             </w:r>
             <w:r>
               <w:rPr>
@@ -2388,7 +2386,7 @@
               <w:lang w:eastAsia="ru-RU"/>
             </w:rPr>
           </w:pPr>
-          <w:hyperlink w:anchor="_Toc239869120" w:history="1">
+          <w:hyperlink w:anchor="_Toc240318974" w:history="1">
             <w:r>
               <w:rPr>
                 <w:rStyle w:val="a4"/>
@@ -2417,7 +2415,7 @@
                 <w:noProof/>
                 <w:webHidden/>
               </w:rPr>
-              <w:instrText xml:space="preserve"> PAGEREF _Toc239869120 \h </w:instrText>
+              <w:instrText xml:space="preserve"> PAGEREF _Toc240318974 \h </w:instrText>
             </w:r>
             <w:r>
               <w:rPr>
@@ -2437,7 +2435,7 @@
                 <w:noProof/>
                 <w:webHidden/>
               </w:rPr>
-              <w:t>9</w:t>
+              <w:t>10</w:t>
             </w:r>
             <w:r>
               <w:rPr>
@@ -2461,7 +2459,7 @@
               <w:lang w:eastAsia="ru-RU"/>
             </w:rPr>
           </w:pPr>
-          <w:hyperlink w:anchor="_Toc239869121" w:history="1">
+          <w:hyperlink w:anchor="_Toc240318975" w:history="1">
             <w:r>
               <w:rPr>
                 <w:rStyle w:val="a4"/>
@@ -2520,7 +2518,7 @@
                 <w:noProof/>
                 <w:webHidden/>
               </w:rPr>
-              <w:instrText xml:space="preserve"> PAGEREF _Toc239869121 \h </w:instrText>
+              <w:instrText xml:space="preserve"> PAGEREF _Toc240318975 \h </w:instrText>
             </w:r>
             <w:r>
               <w:rPr>
@@ -2540,7 +2538,7 @@
                 <w:noProof/>
                 <w:webHidden/>
               </w:rPr>
-              <w:t>9</w:t>
+              <w:t>10</w:t>
             </w:r>
             <w:r>
               <w:rPr>
@@ -2564,7 +2562,7 @@
               <w:lang w:eastAsia="ru-RU"/>
             </w:rPr>
           </w:pPr>
-          <w:hyperlink w:anchor="_Toc239869122" w:history="1">
+          <w:hyperlink w:anchor="_Toc240318976" w:history="1">
             <w:r>
               <w:rPr>
                 <w:rStyle w:val="a4"/>
@@ -2593,7 +2591,7 @@
                 <w:noProof/>
                 <w:webHidden/>
               </w:rPr>
-              <w:instrText xml:space="preserve"> PAGEREF _Toc239869122 \h </w:instrText>
+              <w:instrText xml:space="preserve"> PAGEREF _Toc240318976 \h </w:instrText>
             </w:r>
             <w:r>
               <w:rPr>
@@ -2613,7 +2611,7 @@
                 <w:noProof/>
                 <w:webHidden/>
               </w:rPr>
-              <w:t>10</w:t>
+              <w:t>11</w:t>
             </w:r>
             <w:r>
               <w:rPr>
@@ -2638,7 +2636,7 @@
               <w:lang w:eastAsia="ru-RU"/>
             </w:rPr>
           </w:pPr>
-          <w:hyperlink w:anchor="_Toc239869123" w:history="1">
+          <w:hyperlink w:anchor="_Toc240318977" w:history="1">
             <w:r>
               <w:rPr>
                 <w:rStyle w:val="a4"/>
@@ -2689,7 +2687,7 @@
                 <w:noProof/>
                 <w:webHidden/>
               </w:rPr>
-              <w:instrText xml:space="preserve"> PAGEREF _Toc239869123 \h </w:instrText>
+              <w:instrText xml:space="preserve"> PAGEREF _Toc240318977 \h </w:instrText>
             </w:r>
             <w:r>
               <w:rPr>
@@ -2709,7 +2707,7 @@
                 <w:noProof/>
                 <w:webHidden/>
               </w:rPr>
-              <w:t>10</w:t>
+              <w:t>11</w:t>
             </w:r>
             <w:r>
               <w:rPr>
@@ -2734,11 +2732,12 @@
               <w:lang w:eastAsia="ru-RU"/>
             </w:rPr>
           </w:pPr>
-          <w:hyperlink w:anchor="_Toc239869124" w:history="1">
-            <w:r>
-              <w:rPr>
-                <w:rStyle w:val="a4"/>
-                <w:noProof/>
+          <w:hyperlink w:anchor="_Toc240318978" w:history="1">
+            <w:r>
+              <w:rPr>
+                <w:rStyle w:val="a4"/>
+                <w:noProof/>
+                <w:lang w:val="en-US"/>
               </w:rPr>
               <w:t>25.</w:t>
             </w:r>
@@ -2757,7 +2756,49 @@
                 <w:b/>
                 <w:noProof/>
               </w:rPr>
-              <w:t>Наработка до отказа</w:t>
+              <w:t>Наработка</w:t>
+            </w:r>
+            <w:r>
+              <w:rPr>
+                <w:rStyle w:val="a4"/>
+                <w:b/>
+                <w:noProof/>
+                <w:lang w:val="en-US"/>
+              </w:rPr>
+              <w:t xml:space="preserve"> </w:t>
+            </w:r>
+            <w:r>
+              <w:rPr>
+                <w:rStyle w:val="a4"/>
+                <w:b/>
+                <w:noProof/>
+              </w:rPr>
+              <w:t>до</w:t>
+            </w:r>
+            <w:r>
+              <w:rPr>
+                <w:rStyle w:val="a4"/>
+                <w:b/>
+                <w:noProof/>
+                <w:lang w:val="en-US"/>
+              </w:rPr>
+              <w:t xml:space="preserve"> </w:t>
+            </w:r>
+            <w:r>
+              <w:rPr>
+                <w:rStyle w:val="a4"/>
+                <w:b/>
+                <w:noProof/>
+              </w:rPr>
+              <w:t>отказа</w:t>
+            </w:r>
+            <w:r>
+              <w:rPr>
+                <w:rStyle w:val="a4"/>
+                <w:noProof/>
+                <w:lang w:val="en-US"/>
+              </w:rPr>
+              <w:t xml:space="preserve"> (operating time to failure)</w:t>
             </w:r>
             <w:r>
               <w:rPr>
@@ -2778,7 +2819,7 @@
                 <w:noProof/>
                 <w:webHidden/>
               </w:rPr>
-              <w:instrText xml:space="preserve"> PAGEREF _Toc239869124 \h </w:instrText>
+              <w:instrText xml:space="preserve"> PAGEREF _Toc240318978 \h </w:instrText>
             </w:r>
             <w:r>
               <w:rPr>
@@ -2798,7 +2839,7 @@
                 <w:noProof/>
                 <w:webHidden/>
               </w:rPr>
-              <w:t>10</w:t>
+              <w:t>11</w:t>
             </w:r>
             <w:r>
               <w:rPr>
@@ -2823,11 +2864,12 @@
               <w:lang w:eastAsia="ru-RU"/>
             </w:rPr>
           </w:pPr>
-          <w:hyperlink w:anchor="_Toc239869125" w:history="1">
-            <w:r>
-              <w:rPr>
-                <w:rStyle w:val="a4"/>
-                <w:noProof/>
+          <w:hyperlink w:anchor="_Toc240318979" w:history="1">
+            <w:r>
+              <w:rPr>
+                <w:rStyle w:val="a4"/>
+                <w:noProof/>
+                <w:lang w:val="en-US"/>
               </w:rPr>
               <w:t>26.</w:t>
             </w:r>
@@ -2846,7 +2888,49 @@
                 <w:b/>
                 <w:noProof/>
               </w:rPr>
-              <w:t>Наработка между отказами</w:t>
+              <w:t>Наработка</w:t>
+            </w:r>
+            <w:r>
+              <w:rPr>
+                <w:rStyle w:val="a4"/>
+                <w:b/>
+                <w:noProof/>
+                <w:lang w:val="en-US"/>
+              </w:rPr>
+              <w:t xml:space="preserve"> </w:t>
+            </w:r>
+            <w:r>
+              <w:rPr>
+                <w:rStyle w:val="a4"/>
+                <w:b/>
+                <w:noProof/>
+              </w:rPr>
+              <w:t>между</w:t>
+            </w:r>
+            <w:r>
+              <w:rPr>
+                <w:rStyle w:val="a4"/>
+                <w:b/>
+                <w:noProof/>
+                <w:lang w:val="en-US"/>
+              </w:rPr>
+              <w:t xml:space="preserve"> </w:t>
+            </w:r>
+            <w:r>
+              <w:rPr>
+                <w:rStyle w:val="a4"/>
+                <w:b/>
+                <w:noProof/>
+              </w:rPr>
+              <w:t>отказами</w:t>
+            </w:r>
+            <w:r>
+              <w:rPr>
+                <w:rStyle w:val="a4"/>
+                <w:noProof/>
+                <w:lang w:val="en-US"/>
+              </w:rPr>
+              <w:t xml:space="preserve"> (operating time between failures)</w:t>
             </w:r>
             <w:r>
               <w:rPr>
@@ -2867,7 +2951,7 @@
                 <w:noProof/>
                 <w:webHidden/>
               </w:rPr>
-              <w:instrText xml:space="preserve"> PAGEREF _Toc239869125 \h </w:instrText>
+              <w:instrText xml:space="preserve"> PAGEREF _Toc240318979 \h </w:instrText>
             </w:r>
             <w:r>
               <w:rPr>
@@ -2887,7 +2971,7 @@
                 <w:noProof/>
                 <w:webHidden/>
               </w:rPr>
-              <w:t>10</w:t>
+              <w:t>11</w:t>
             </w:r>
             <w:r>
               <w:rPr>
@@ -2912,7 +2996,7 @@
               <w:lang w:eastAsia="ru-RU"/>
             </w:rPr>
           </w:pPr>
-          <w:hyperlink w:anchor="_Toc239869126" w:history="1">
+          <w:hyperlink w:anchor="_Toc240318980" w:history="1">
             <w:r>
               <w:rPr>
                 <w:rStyle w:val="a4"/>
@@ -2939,6 +3023,13 @@
             </w:r>
             <w:r>
               <w:rPr>
+                <w:rStyle w:val="a4"/>
+                <w:noProof/>
+              </w:rPr>
+              <w:t xml:space="preserve"> (operating life)</w:t>
+            </w:r>
+            <w:r>
+              <w:rPr>
                 <w:noProof/>
                 <w:webHidden/>
               </w:rPr>
@@ -2956,7 +3047,7 @@
                 <w:noProof/>
                 <w:webHidden/>
               </w:rPr>
-              <w:instrText xml:space="preserve"> PAGEREF _Toc239869126 \h </w:instrText>
+              <w:instrText xml:space="preserve"> PAGEREF _Toc240318980 \h </w:instrText>
             </w:r>
             <w:r>
               <w:rPr>
@@ -2976,7 +3067,4235 @@
                 <w:noProof/>
                 <w:webHidden/>
               </w:rPr>
-              <w:t>10</w:t>
+              <w:t>11</w:t>
+            </w:r>
+            <w:r>
+              <w:rPr>
+                <w:noProof/>
+                <w:webHidden/>
+              </w:rPr>
+              <w:fldChar w:fldCharType="end"/>
+            </w:r>
+          </w:hyperlink>
+        </w:p>
+        <w:p>
+          <w:pPr>
+            <w:pStyle w:val="31"/>
+            <w:tabs>
+              <w:tab w:val="left" w:pos="1320"/>
+              <w:tab w:val="right" w:leader="dot" w:pos="9346"/>
+            </w:tabs>
+            <w:rPr>
+              <w:rFonts w:asciiTheme="minorHAnsi" w:eastAsiaTheme="minorEastAsia" w:hAnsiTheme="minorHAnsi"/>
+              <w:noProof/>
+              <w:sz w:val="22"/>
+              <w:lang w:eastAsia="ru-RU"/>
+            </w:rPr>
+          </w:pPr>
+          <w:hyperlink w:anchor="_Toc240318981" w:history="1">
+            <w:r>
+              <w:rPr>
+                <w:rStyle w:val="a4"/>
+                <w:noProof/>
+                <w:lang w:val="en-US"/>
+              </w:rPr>
+              <w:t>28.</w:t>
+            </w:r>
+            <w:r>
+              <w:rPr>
+                <w:rFonts w:asciiTheme="minorHAnsi" w:eastAsiaTheme="minorEastAsia" w:hAnsiTheme="minorHAnsi"/>
+                <w:noProof/>
+                <w:sz w:val="22"/>
+                <w:lang w:eastAsia="ru-RU"/>
+              </w:rPr>
+              <w:tab/>
+            </w:r>
+            <w:r>
+              <w:rPr>
+                <w:rStyle w:val="a4"/>
+                <w:b/>
+                <w:noProof/>
+              </w:rPr>
+              <w:t>Остаточный</w:t>
+            </w:r>
+            <w:r>
+              <w:rPr>
+                <w:rStyle w:val="a4"/>
+                <w:b/>
+                <w:noProof/>
+                <w:lang w:val="en-US"/>
+              </w:rPr>
+              <w:t xml:space="preserve"> </w:t>
+            </w:r>
+            <w:r>
+              <w:rPr>
+                <w:rStyle w:val="a4"/>
+                <w:b/>
+                <w:noProof/>
+              </w:rPr>
+              <w:t>ресурс</w:t>
+            </w:r>
+            <w:r>
+              <w:rPr>
+                <w:rStyle w:val="a4"/>
+                <w:noProof/>
+                <w:lang w:val="en-US"/>
+              </w:rPr>
+              <w:t xml:space="preserve"> (residual operating life)</w:t>
+            </w:r>
+            <w:r>
+              <w:rPr>
+                <w:noProof/>
+                <w:webHidden/>
+              </w:rPr>
+              <w:tab/>
+            </w:r>
+            <w:r>
+              <w:rPr>
+                <w:noProof/>
+                <w:webHidden/>
+              </w:rPr>
+              <w:fldChar w:fldCharType="begin"/>
+            </w:r>
+            <w:r>
+              <w:rPr>
+                <w:noProof/>
+                <w:webHidden/>
+              </w:rPr>
+              <w:instrText xml:space="preserve"> PAGEREF _Toc240318981 \h </w:instrText>
+            </w:r>
+            <w:r>
+              <w:rPr>
+                <w:noProof/>
+                <w:webHidden/>
+              </w:rPr>
+            </w:r>
+            <w:r>
+              <w:rPr>
+                <w:noProof/>
+                <w:webHidden/>
+              </w:rPr>
+              <w:fldChar w:fldCharType="separate"/>
+            </w:r>
+            <w:r>
+              <w:rPr>
+                <w:noProof/>
+                <w:webHidden/>
+              </w:rPr>
+              <w:t>12</w:t>
+            </w:r>
+            <w:r>
+              <w:rPr>
+                <w:noProof/>
+                <w:webHidden/>
+              </w:rPr>
+              <w:fldChar w:fldCharType="end"/>
+            </w:r>
+          </w:hyperlink>
+        </w:p>
+        <w:p>
+          <w:pPr>
+            <w:pStyle w:val="31"/>
+            <w:tabs>
+              <w:tab w:val="left" w:pos="1320"/>
+              <w:tab w:val="right" w:leader="dot" w:pos="9346"/>
+            </w:tabs>
+            <w:rPr>
+              <w:rFonts w:asciiTheme="minorHAnsi" w:eastAsiaTheme="minorEastAsia" w:hAnsiTheme="minorHAnsi"/>
+              <w:noProof/>
+              <w:sz w:val="22"/>
+              <w:lang w:eastAsia="ru-RU"/>
+            </w:rPr>
+          </w:pPr>
+          <w:hyperlink w:anchor="_Toc240318982" w:history="1">
+            <w:r>
+              <w:rPr>
+                <w:rStyle w:val="a4"/>
+                <w:noProof/>
+              </w:rPr>
+              <w:t>29.</w:t>
+            </w:r>
+            <w:r>
+              <w:rPr>
+                <w:rFonts w:asciiTheme="minorHAnsi" w:eastAsiaTheme="minorEastAsia" w:hAnsiTheme="minorHAnsi"/>
+                <w:noProof/>
+                <w:sz w:val="22"/>
+                <w:lang w:eastAsia="ru-RU"/>
+              </w:rPr>
+              <w:tab/>
+            </w:r>
+            <w:r>
+              <w:rPr>
+                <w:rStyle w:val="a4"/>
+                <w:b/>
+                <w:noProof/>
+              </w:rPr>
+              <w:t>Срок службы</w:t>
+            </w:r>
+            <w:r>
+              <w:rPr>
+                <w:rStyle w:val="a4"/>
+                <w:noProof/>
+              </w:rPr>
+              <w:t xml:space="preserve"> (useful life)</w:t>
+            </w:r>
+            <w:r>
+              <w:rPr>
+                <w:noProof/>
+                <w:webHidden/>
+              </w:rPr>
+              <w:tab/>
+            </w:r>
+            <w:r>
+              <w:rPr>
+                <w:noProof/>
+                <w:webHidden/>
+              </w:rPr>
+              <w:fldChar w:fldCharType="begin"/>
+            </w:r>
+            <w:r>
+              <w:rPr>
+                <w:noProof/>
+                <w:webHidden/>
+              </w:rPr>
+              <w:instrText xml:space="preserve"> PAGEREF _Toc240318982 \h </w:instrText>
+            </w:r>
+            <w:r>
+              <w:rPr>
+                <w:noProof/>
+                <w:webHidden/>
+              </w:rPr>
+            </w:r>
+            <w:r>
+              <w:rPr>
+                <w:noProof/>
+                <w:webHidden/>
+              </w:rPr>
+              <w:fldChar w:fldCharType="separate"/>
+            </w:r>
+            <w:r>
+              <w:rPr>
+                <w:noProof/>
+                <w:webHidden/>
+              </w:rPr>
+              <w:t>12</w:t>
+            </w:r>
+            <w:r>
+              <w:rPr>
+                <w:noProof/>
+                <w:webHidden/>
+              </w:rPr>
+              <w:fldChar w:fldCharType="end"/>
+            </w:r>
+          </w:hyperlink>
+        </w:p>
+        <w:p>
+          <w:pPr>
+            <w:pStyle w:val="31"/>
+            <w:tabs>
+              <w:tab w:val="left" w:pos="1320"/>
+              <w:tab w:val="right" w:leader="dot" w:pos="9346"/>
+            </w:tabs>
+            <w:rPr>
+              <w:rFonts w:asciiTheme="minorHAnsi" w:eastAsiaTheme="minorEastAsia" w:hAnsiTheme="minorHAnsi"/>
+              <w:noProof/>
+              <w:sz w:val="22"/>
+              <w:lang w:eastAsia="ru-RU"/>
+            </w:rPr>
+          </w:pPr>
+          <w:hyperlink w:anchor="_Toc240318983" w:history="1">
+            <w:r>
+              <w:rPr>
+                <w:rStyle w:val="a4"/>
+                <w:noProof/>
+              </w:rPr>
+              <w:t>30.</w:t>
+            </w:r>
+            <w:r>
+              <w:rPr>
+                <w:rFonts w:asciiTheme="minorHAnsi" w:eastAsiaTheme="minorEastAsia" w:hAnsiTheme="minorHAnsi"/>
+                <w:noProof/>
+                <w:sz w:val="22"/>
+                <w:lang w:eastAsia="ru-RU"/>
+              </w:rPr>
+              <w:tab/>
+            </w:r>
+            <w:r>
+              <w:rPr>
+                <w:rStyle w:val="a4"/>
+                <w:b/>
+                <w:noProof/>
+              </w:rPr>
+              <w:t>Срок сохраняемости</w:t>
+            </w:r>
+            <w:r>
+              <w:rPr>
+                <w:rStyle w:val="a4"/>
+                <w:noProof/>
+              </w:rPr>
+              <w:t xml:space="preserve"> (storing life)</w:t>
+            </w:r>
+            <w:r>
+              <w:rPr>
+                <w:noProof/>
+                <w:webHidden/>
+              </w:rPr>
+              <w:tab/>
+            </w:r>
+            <w:r>
+              <w:rPr>
+                <w:noProof/>
+                <w:webHidden/>
+              </w:rPr>
+              <w:fldChar w:fldCharType="begin"/>
+            </w:r>
+            <w:r>
+              <w:rPr>
+                <w:noProof/>
+                <w:webHidden/>
+              </w:rPr>
+              <w:instrText xml:space="preserve"> PAGEREF _Toc240318983 \h </w:instrText>
+            </w:r>
+            <w:r>
+              <w:rPr>
+                <w:noProof/>
+                <w:webHidden/>
+              </w:rPr>
+            </w:r>
+            <w:r>
+              <w:rPr>
+                <w:noProof/>
+                <w:webHidden/>
+              </w:rPr>
+              <w:fldChar w:fldCharType="separate"/>
+            </w:r>
+            <w:r>
+              <w:rPr>
+                <w:noProof/>
+                <w:webHidden/>
+              </w:rPr>
+              <w:t>12</w:t>
+            </w:r>
+            <w:r>
+              <w:rPr>
+                <w:noProof/>
+                <w:webHidden/>
+              </w:rPr>
+              <w:fldChar w:fldCharType="end"/>
+            </w:r>
+          </w:hyperlink>
+        </w:p>
+        <w:p>
+          <w:pPr>
+            <w:pStyle w:val="31"/>
+            <w:tabs>
+              <w:tab w:val="left" w:pos="1320"/>
+              <w:tab w:val="right" w:leader="dot" w:pos="9346"/>
+            </w:tabs>
+            <w:rPr>
+              <w:rFonts w:asciiTheme="minorHAnsi" w:eastAsiaTheme="minorEastAsia" w:hAnsiTheme="minorHAnsi"/>
+              <w:noProof/>
+              <w:sz w:val="22"/>
+              <w:lang w:eastAsia="ru-RU"/>
+            </w:rPr>
+          </w:pPr>
+          <w:hyperlink w:anchor="_Toc240318984" w:history="1">
+            <w:r>
+              <w:rPr>
+                <w:rStyle w:val="a4"/>
+                <w:noProof/>
+              </w:rPr>
+              <w:t>31.</w:t>
+            </w:r>
+            <w:r>
+              <w:rPr>
+                <w:rFonts w:asciiTheme="minorHAnsi" w:eastAsiaTheme="minorEastAsia" w:hAnsiTheme="minorHAnsi"/>
+                <w:noProof/>
+                <w:sz w:val="22"/>
+                <w:lang w:eastAsia="ru-RU"/>
+              </w:rPr>
+              <w:tab/>
+            </w:r>
+            <w:r>
+              <w:rPr>
+                <w:rStyle w:val="a4"/>
+                <w:b/>
+                <w:bCs/>
+                <w:noProof/>
+              </w:rPr>
+              <w:t>Время (продолжительность) ремонта</w:t>
+            </w:r>
+            <w:r>
+              <w:rPr>
+                <w:rStyle w:val="a4"/>
+                <w:noProof/>
+              </w:rPr>
+              <w:t xml:space="preserve"> (repair time)</w:t>
+            </w:r>
+            <w:r>
+              <w:rPr>
+                <w:noProof/>
+                <w:webHidden/>
+              </w:rPr>
+              <w:tab/>
+            </w:r>
+            <w:r>
+              <w:rPr>
+                <w:noProof/>
+                <w:webHidden/>
+              </w:rPr>
+              <w:fldChar w:fldCharType="begin"/>
+            </w:r>
+            <w:r>
+              <w:rPr>
+                <w:noProof/>
+                <w:webHidden/>
+              </w:rPr>
+              <w:instrText xml:space="preserve"> PAGEREF _Toc240318984 \h </w:instrText>
+            </w:r>
+            <w:r>
+              <w:rPr>
+                <w:noProof/>
+                <w:webHidden/>
+              </w:rPr>
+            </w:r>
+            <w:r>
+              <w:rPr>
+                <w:noProof/>
+                <w:webHidden/>
+              </w:rPr>
+              <w:fldChar w:fldCharType="separate"/>
+            </w:r>
+            <w:r>
+              <w:rPr>
+                <w:noProof/>
+                <w:webHidden/>
+              </w:rPr>
+              <w:t>12</w:t>
+            </w:r>
+            <w:r>
+              <w:rPr>
+                <w:noProof/>
+                <w:webHidden/>
+              </w:rPr>
+              <w:fldChar w:fldCharType="end"/>
+            </w:r>
+          </w:hyperlink>
+        </w:p>
+        <w:p>
+          <w:pPr>
+            <w:pStyle w:val="31"/>
+            <w:tabs>
+              <w:tab w:val="left" w:pos="1320"/>
+              <w:tab w:val="right" w:leader="dot" w:pos="9346"/>
+            </w:tabs>
+            <w:rPr>
+              <w:rFonts w:asciiTheme="minorHAnsi" w:eastAsiaTheme="minorEastAsia" w:hAnsiTheme="minorHAnsi"/>
+              <w:noProof/>
+              <w:sz w:val="22"/>
+              <w:lang w:eastAsia="ru-RU"/>
+            </w:rPr>
+          </w:pPr>
+          <w:hyperlink w:anchor="_Toc240318985" w:history="1">
+            <w:r>
+              <w:rPr>
+                <w:rStyle w:val="a4"/>
+                <w:noProof/>
+              </w:rPr>
+              <w:t>32.</w:t>
+            </w:r>
+            <w:r>
+              <w:rPr>
+                <w:rFonts w:asciiTheme="minorHAnsi" w:eastAsiaTheme="minorEastAsia" w:hAnsiTheme="minorHAnsi"/>
+                <w:noProof/>
+                <w:sz w:val="22"/>
+                <w:lang w:eastAsia="ru-RU"/>
+              </w:rPr>
+              <w:tab/>
+            </w:r>
+            <w:r>
+              <w:rPr>
+                <w:rStyle w:val="a4"/>
+                <w:rFonts w:cs="Times New Roman"/>
+                <w:b/>
+                <w:bCs/>
+                <w:noProof/>
+              </w:rPr>
+              <w:t>Время восстановления</w:t>
+            </w:r>
+            <w:r>
+              <w:rPr>
+                <w:rStyle w:val="a4"/>
+                <w:noProof/>
+              </w:rPr>
+              <w:t xml:space="preserve"> (restoration time)</w:t>
+            </w:r>
+            <w:r>
+              <w:rPr>
+                <w:noProof/>
+                <w:webHidden/>
+              </w:rPr>
+              <w:tab/>
+            </w:r>
+            <w:r>
+              <w:rPr>
+                <w:noProof/>
+                <w:webHidden/>
+              </w:rPr>
+              <w:fldChar w:fldCharType="begin"/>
+            </w:r>
+            <w:r>
+              <w:rPr>
+                <w:noProof/>
+                <w:webHidden/>
+              </w:rPr>
+              <w:instrText xml:space="preserve"> PAGEREF _Toc240318985 \h </w:instrText>
+            </w:r>
+            <w:r>
+              <w:rPr>
+                <w:noProof/>
+                <w:webHidden/>
+              </w:rPr>
+            </w:r>
+            <w:r>
+              <w:rPr>
+                <w:noProof/>
+                <w:webHidden/>
+              </w:rPr>
+              <w:fldChar w:fldCharType="separate"/>
+            </w:r>
+            <w:r>
+              <w:rPr>
+                <w:noProof/>
+                <w:webHidden/>
+              </w:rPr>
+              <w:t>12</w:t>
+            </w:r>
+            <w:r>
+              <w:rPr>
+                <w:noProof/>
+                <w:webHidden/>
+              </w:rPr>
+              <w:fldChar w:fldCharType="end"/>
+            </w:r>
+          </w:hyperlink>
+        </w:p>
+        <w:p>
+          <w:pPr>
+            <w:pStyle w:val="31"/>
+            <w:tabs>
+              <w:tab w:val="left" w:pos="1320"/>
+              <w:tab w:val="right" w:leader="dot" w:pos="9346"/>
+            </w:tabs>
+            <w:rPr>
+              <w:rFonts w:asciiTheme="minorHAnsi" w:eastAsiaTheme="minorEastAsia" w:hAnsiTheme="minorHAnsi"/>
+              <w:noProof/>
+              <w:sz w:val="22"/>
+              <w:lang w:eastAsia="ru-RU"/>
+            </w:rPr>
+          </w:pPr>
+          <w:hyperlink w:anchor="_Toc240318986" w:history="1">
+            <w:r>
+              <w:rPr>
+                <w:rStyle w:val="a4"/>
+                <w:noProof/>
+                <w:lang w:val="en-US"/>
+              </w:rPr>
+              <w:t>33.</w:t>
+            </w:r>
+            <w:r>
+              <w:rPr>
+                <w:rFonts w:asciiTheme="minorHAnsi" w:eastAsiaTheme="minorEastAsia" w:hAnsiTheme="minorHAnsi"/>
+                <w:noProof/>
+                <w:sz w:val="22"/>
+                <w:lang w:eastAsia="ru-RU"/>
+              </w:rPr>
+              <w:tab/>
+            </w:r>
+            <w:r>
+              <w:rPr>
+                <w:rStyle w:val="a4"/>
+                <w:b/>
+                <w:bCs/>
+                <w:noProof/>
+              </w:rPr>
+              <w:t>Назначенный</w:t>
+            </w:r>
+            <w:r>
+              <w:rPr>
+                <w:rStyle w:val="a4"/>
+                <w:b/>
+                <w:bCs/>
+                <w:noProof/>
+                <w:lang w:val="en-US"/>
+              </w:rPr>
+              <w:t xml:space="preserve"> </w:t>
+            </w:r>
+            <w:r>
+              <w:rPr>
+                <w:rStyle w:val="a4"/>
+                <w:b/>
+                <w:bCs/>
+                <w:noProof/>
+              </w:rPr>
+              <w:t>ресурс</w:t>
+            </w:r>
+            <w:r>
+              <w:rPr>
+                <w:rStyle w:val="a4"/>
+                <w:noProof/>
+                <w:lang w:val="en-US"/>
+              </w:rPr>
+              <w:t xml:space="preserve"> </w:t>
+            </w:r>
+            <w:r>
+              <w:rPr>
+                <w:rStyle w:val="a4"/>
+                <w:rFonts w:cs="Times New Roman"/>
+                <w:noProof/>
+                <w:lang w:val="en-US"/>
+              </w:rPr>
+              <w:t>(</w:t>
+            </w:r>
+            <w:r>
+              <w:rPr>
+                <w:rStyle w:val="a4"/>
+                <w:rFonts w:eastAsia="Arial Unicode MS" w:cs="Times New Roman"/>
+                <w:noProof/>
+                <w:lang w:val="en-US"/>
+              </w:rPr>
+              <w:t>assigned operating life</w:t>
+            </w:r>
+            <w:r>
+              <w:rPr>
+                <w:rStyle w:val="a4"/>
+                <w:rFonts w:cs="Times New Roman"/>
+                <w:noProof/>
+                <w:lang w:val="en-US"/>
+              </w:rPr>
+              <w:t>)</w:t>
+            </w:r>
+            <w:r>
+              <w:rPr>
+                <w:noProof/>
+                <w:webHidden/>
+              </w:rPr>
+              <w:tab/>
+            </w:r>
+            <w:r>
+              <w:rPr>
+                <w:noProof/>
+                <w:webHidden/>
+              </w:rPr>
+              <w:fldChar w:fldCharType="begin"/>
+            </w:r>
+            <w:r>
+              <w:rPr>
+                <w:noProof/>
+                <w:webHidden/>
+              </w:rPr>
+              <w:instrText xml:space="preserve"> PAGEREF _Toc240318986 \h </w:instrText>
+            </w:r>
+            <w:r>
+              <w:rPr>
+                <w:noProof/>
+                <w:webHidden/>
+              </w:rPr>
+            </w:r>
+            <w:r>
+              <w:rPr>
+                <w:noProof/>
+                <w:webHidden/>
+              </w:rPr>
+              <w:fldChar w:fldCharType="separate"/>
+            </w:r>
+            <w:r>
+              <w:rPr>
+                <w:noProof/>
+                <w:webHidden/>
+              </w:rPr>
+              <w:t>12</w:t>
+            </w:r>
+            <w:r>
+              <w:rPr>
+                <w:noProof/>
+                <w:webHidden/>
+              </w:rPr>
+              <w:fldChar w:fldCharType="end"/>
+            </w:r>
+          </w:hyperlink>
+        </w:p>
+        <w:p>
+          <w:pPr>
+            <w:pStyle w:val="31"/>
+            <w:tabs>
+              <w:tab w:val="left" w:pos="1320"/>
+              <w:tab w:val="right" w:leader="dot" w:pos="9346"/>
+            </w:tabs>
+            <w:rPr>
+              <w:rFonts w:asciiTheme="minorHAnsi" w:eastAsiaTheme="minorEastAsia" w:hAnsiTheme="minorHAnsi"/>
+              <w:noProof/>
+              <w:sz w:val="22"/>
+              <w:lang w:eastAsia="ru-RU"/>
+            </w:rPr>
+          </w:pPr>
+          <w:hyperlink w:anchor="_Toc240318987" w:history="1">
+            <w:r>
+              <w:rPr>
+                <w:rStyle w:val="a4"/>
+                <w:noProof/>
+              </w:rPr>
+              <w:t>34.</w:t>
+            </w:r>
+            <w:r>
+              <w:rPr>
+                <w:rFonts w:asciiTheme="minorHAnsi" w:eastAsiaTheme="minorEastAsia" w:hAnsiTheme="minorHAnsi"/>
+                <w:noProof/>
+                <w:sz w:val="22"/>
+                <w:lang w:eastAsia="ru-RU"/>
+              </w:rPr>
+              <w:tab/>
+            </w:r>
+            <w:r>
+              <w:rPr>
+                <w:rStyle w:val="a4"/>
+                <w:rFonts w:cs="Times New Roman"/>
+                <w:b/>
+                <w:bCs/>
+                <w:noProof/>
+              </w:rPr>
+              <w:t>Назначенный срок службы</w:t>
+            </w:r>
+            <w:r>
+              <w:rPr>
+                <w:rStyle w:val="a4"/>
+                <w:rFonts w:cs="Times New Roman"/>
+                <w:noProof/>
+              </w:rPr>
+              <w:t xml:space="preserve"> (</w:t>
+            </w:r>
+            <w:r>
+              <w:rPr>
+                <w:rStyle w:val="a4"/>
+                <w:rFonts w:eastAsia="Arial Unicode MS" w:cs="Times New Roman"/>
+                <w:noProof/>
+              </w:rPr>
+              <w:t>assigned useful life</w:t>
+            </w:r>
+            <w:r>
+              <w:rPr>
+                <w:rStyle w:val="a4"/>
+                <w:rFonts w:cs="Times New Roman"/>
+                <w:noProof/>
+              </w:rPr>
+              <w:t>)</w:t>
+            </w:r>
+            <w:r>
+              <w:rPr>
+                <w:noProof/>
+                <w:webHidden/>
+              </w:rPr>
+              <w:tab/>
+            </w:r>
+            <w:r>
+              <w:rPr>
+                <w:noProof/>
+                <w:webHidden/>
+              </w:rPr>
+              <w:fldChar w:fldCharType="begin"/>
+            </w:r>
+            <w:r>
+              <w:rPr>
+                <w:noProof/>
+                <w:webHidden/>
+              </w:rPr>
+              <w:instrText xml:space="preserve"> PAGEREF _Toc240318987 \h </w:instrText>
+            </w:r>
+            <w:r>
+              <w:rPr>
+                <w:noProof/>
+                <w:webHidden/>
+              </w:rPr>
+            </w:r>
+            <w:r>
+              <w:rPr>
+                <w:noProof/>
+                <w:webHidden/>
+              </w:rPr>
+              <w:fldChar w:fldCharType="separate"/>
+            </w:r>
+            <w:r>
+              <w:rPr>
+                <w:noProof/>
+                <w:webHidden/>
+              </w:rPr>
+              <w:t>12</w:t>
+            </w:r>
+            <w:r>
+              <w:rPr>
+                <w:noProof/>
+                <w:webHidden/>
+              </w:rPr>
+              <w:fldChar w:fldCharType="end"/>
+            </w:r>
+          </w:hyperlink>
+        </w:p>
+        <w:p>
+          <w:pPr>
+            <w:pStyle w:val="31"/>
+            <w:tabs>
+              <w:tab w:val="left" w:pos="1320"/>
+              <w:tab w:val="right" w:leader="dot" w:pos="9346"/>
+            </w:tabs>
+            <w:rPr>
+              <w:rFonts w:asciiTheme="minorHAnsi" w:eastAsiaTheme="minorEastAsia" w:hAnsiTheme="minorHAnsi"/>
+              <w:noProof/>
+              <w:sz w:val="22"/>
+              <w:lang w:eastAsia="ru-RU"/>
+            </w:rPr>
+          </w:pPr>
+          <w:hyperlink w:anchor="_Toc240318988" w:history="1">
+            <w:r>
+              <w:rPr>
+                <w:rStyle w:val="a4"/>
+                <w:noProof/>
+              </w:rPr>
+              <w:t>35.</w:t>
+            </w:r>
+            <w:r>
+              <w:rPr>
+                <w:rFonts w:asciiTheme="minorHAnsi" w:eastAsiaTheme="minorEastAsia" w:hAnsiTheme="minorHAnsi"/>
+                <w:noProof/>
+                <w:sz w:val="22"/>
+                <w:lang w:eastAsia="ru-RU"/>
+              </w:rPr>
+              <w:tab/>
+            </w:r>
+            <w:r>
+              <w:rPr>
+                <w:rStyle w:val="a4"/>
+                <w:rFonts w:cs="Times New Roman"/>
+                <w:b/>
+                <w:bCs/>
+                <w:noProof/>
+              </w:rPr>
+              <w:t>Назначенный</w:t>
+            </w:r>
+            <w:r>
+              <w:rPr>
+                <w:rStyle w:val="a4"/>
+                <w:rFonts w:eastAsia="Arial Unicode MS" w:cs="Times New Roman"/>
+                <w:b/>
+                <w:bCs/>
+                <w:noProof/>
+              </w:rPr>
+              <w:t xml:space="preserve"> срок хранения</w:t>
+            </w:r>
+            <w:r>
+              <w:rPr>
+                <w:rStyle w:val="a4"/>
+                <w:rFonts w:cs="Times New Roman"/>
+                <w:noProof/>
+              </w:rPr>
+              <w:t xml:space="preserve"> (</w:t>
+            </w:r>
+            <w:r>
+              <w:rPr>
+                <w:rStyle w:val="a4"/>
+                <w:rFonts w:eastAsia="Arial Unicode MS" w:cs="Times New Roman"/>
+                <w:noProof/>
+              </w:rPr>
+              <w:t>assigned storing life</w:t>
+            </w:r>
+            <w:r>
+              <w:rPr>
+                <w:rStyle w:val="a4"/>
+                <w:rFonts w:cs="Times New Roman"/>
+                <w:noProof/>
+              </w:rPr>
+              <w:t>)</w:t>
+            </w:r>
+            <w:r>
+              <w:rPr>
+                <w:noProof/>
+                <w:webHidden/>
+              </w:rPr>
+              <w:tab/>
+            </w:r>
+            <w:r>
+              <w:rPr>
+                <w:noProof/>
+                <w:webHidden/>
+              </w:rPr>
+              <w:fldChar w:fldCharType="begin"/>
+            </w:r>
+            <w:r>
+              <w:rPr>
+                <w:noProof/>
+                <w:webHidden/>
+              </w:rPr>
+              <w:instrText xml:space="preserve"> PAGEREF _Toc240318988 \h </w:instrText>
+            </w:r>
+            <w:r>
+              <w:rPr>
+                <w:noProof/>
+                <w:webHidden/>
+              </w:rPr>
+            </w:r>
+            <w:r>
+              <w:rPr>
+                <w:noProof/>
+                <w:webHidden/>
+              </w:rPr>
+              <w:fldChar w:fldCharType="separate"/>
+            </w:r>
+            <w:r>
+              <w:rPr>
+                <w:noProof/>
+                <w:webHidden/>
+              </w:rPr>
+              <w:t>12</w:t>
+            </w:r>
+            <w:r>
+              <w:rPr>
+                <w:noProof/>
+                <w:webHidden/>
+              </w:rPr>
+              <w:fldChar w:fldCharType="end"/>
+            </w:r>
+          </w:hyperlink>
+        </w:p>
+        <w:p>
+          <w:pPr>
+            <w:pStyle w:val="31"/>
+            <w:tabs>
+              <w:tab w:val="right" w:leader="dot" w:pos="9346"/>
+            </w:tabs>
+            <w:rPr>
+              <w:rFonts w:asciiTheme="minorHAnsi" w:eastAsiaTheme="minorEastAsia" w:hAnsiTheme="minorHAnsi"/>
+              <w:noProof/>
+              <w:sz w:val="22"/>
+              <w:lang w:eastAsia="ru-RU"/>
+            </w:rPr>
+          </w:pPr>
+          <w:hyperlink w:anchor="_Toc240318989" w:history="1">
+            <w:r>
+              <w:rPr>
+                <w:rStyle w:val="a4"/>
+                <w:rFonts w:cs="Times New Roman"/>
+                <w:i/>
+                <w:noProof/>
+              </w:rPr>
+              <w:t>Вопросы к теме:</w:t>
+            </w:r>
+            <w:r>
+              <w:rPr>
+                <w:noProof/>
+                <w:webHidden/>
+              </w:rPr>
+              <w:tab/>
+            </w:r>
+            <w:r>
+              <w:rPr>
+                <w:noProof/>
+                <w:webHidden/>
+              </w:rPr>
+              <w:fldChar w:fldCharType="begin"/>
+            </w:r>
+            <w:r>
+              <w:rPr>
+                <w:noProof/>
+                <w:webHidden/>
+              </w:rPr>
+              <w:instrText xml:space="preserve"> PAGEREF _Toc240318989 \h </w:instrText>
+            </w:r>
+            <w:r>
+              <w:rPr>
+                <w:noProof/>
+                <w:webHidden/>
+              </w:rPr>
+            </w:r>
+            <w:r>
+              <w:rPr>
+                <w:noProof/>
+                <w:webHidden/>
+              </w:rPr>
+              <w:fldChar w:fldCharType="separate"/>
+            </w:r>
+            <w:r>
+              <w:rPr>
+                <w:noProof/>
+                <w:webHidden/>
+              </w:rPr>
+              <w:t>12</w:t>
+            </w:r>
+            <w:r>
+              <w:rPr>
+                <w:noProof/>
+                <w:webHidden/>
+              </w:rPr>
+              <w:fldChar w:fldCharType="end"/>
+            </w:r>
+          </w:hyperlink>
+        </w:p>
+        <w:p>
+          <w:pPr>
+            <w:pStyle w:val="31"/>
+            <w:tabs>
+              <w:tab w:val="right" w:leader="dot" w:pos="9346"/>
+            </w:tabs>
+            <w:rPr>
+              <w:rFonts w:asciiTheme="minorHAnsi" w:eastAsiaTheme="minorEastAsia" w:hAnsiTheme="minorHAnsi"/>
+              <w:noProof/>
+              <w:sz w:val="22"/>
+              <w:lang w:eastAsia="ru-RU"/>
+            </w:rPr>
+          </w:pPr>
+          <w:hyperlink w:anchor="_Toc240318990" w:history="1">
+            <w:r>
+              <w:rPr>
+                <w:rStyle w:val="a4"/>
+                <w:rFonts w:cs="Times New Roman"/>
+                <w:i/>
+                <w:noProof/>
+              </w:rPr>
+              <w:t xml:space="preserve">Ответы </w:t>
+            </w:r>
+            <w:r>
+              <w:rPr>
+                <w:rStyle w:val="a4"/>
+                <w:rFonts w:cs="Times New Roman"/>
+                <w:bCs/>
+                <w:i/>
+                <w:noProof/>
+                <w:shd w:val="clear" w:color="auto" w:fill="FFFFFF"/>
+              </w:rPr>
+              <w:t>на вопросы</w:t>
+            </w:r>
+            <w:r>
+              <w:rPr>
+                <w:rStyle w:val="a4"/>
+                <w:rFonts w:cs="Times New Roman"/>
+                <w:noProof/>
+              </w:rPr>
+              <w:t>:</w:t>
+            </w:r>
+            <w:r>
+              <w:rPr>
+                <w:noProof/>
+                <w:webHidden/>
+              </w:rPr>
+              <w:tab/>
+            </w:r>
+            <w:r>
+              <w:rPr>
+                <w:noProof/>
+                <w:webHidden/>
+              </w:rPr>
+              <w:fldChar w:fldCharType="begin"/>
+            </w:r>
+            <w:r>
+              <w:rPr>
+                <w:noProof/>
+                <w:webHidden/>
+              </w:rPr>
+              <w:instrText xml:space="preserve"> PAGEREF _Toc240318990 \h </w:instrText>
+            </w:r>
+            <w:r>
+              <w:rPr>
+                <w:noProof/>
+                <w:webHidden/>
+              </w:rPr>
+            </w:r>
+            <w:r>
+              <w:rPr>
+                <w:noProof/>
+                <w:webHidden/>
+              </w:rPr>
+              <w:fldChar w:fldCharType="separate"/>
+            </w:r>
+            <w:r>
+              <w:rPr>
+                <w:noProof/>
+                <w:webHidden/>
+              </w:rPr>
+              <w:t>12</w:t>
+            </w:r>
+            <w:r>
+              <w:rPr>
+                <w:noProof/>
+                <w:webHidden/>
+              </w:rPr>
+              <w:fldChar w:fldCharType="end"/>
+            </w:r>
+          </w:hyperlink>
+        </w:p>
+        <w:p>
+          <w:pPr>
+            <w:pStyle w:val="21"/>
+            <w:tabs>
+              <w:tab w:val="right" w:leader="dot" w:pos="9346"/>
+            </w:tabs>
+            <w:rPr>
+              <w:rFonts w:asciiTheme="minorHAnsi" w:eastAsiaTheme="minorEastAsia" w:hAnsiTheme="minorHAnsi"/>
+              <w:noProof/>
+              <w:sz w:val="22"/>
+              <w:lang w:eastAsia="ru-RU"/>
+            </w:rPr>
+          </w:pPr>
+          <w:hyperlink w:anchor="_Toc240318991" w:history="1">
+            <w:r>
+              <w:rPr>
+                <w:rStyle w:val="a4"/>
+                <w:rFonts w:cs="Times New Roman"/>
+                <w:i/>
+                <w:iCs/>
+                <w:noProof/>
+              </w:rPr>
+              <w:t>О</w:t>
+            </w:r>
+            <w:r>
+              <w:rPr>
+                <w:rStyle w:val="a4"/>
+                <w:rFonts w:eastAsia="Arial Unicode MS" w:cs="Times New Roman"/>
+                <w:i/>
+                <w:iCs/>
+                <w:noProof/>
+              </w:rPr>
+              <w:t>тказ</w:t>
+            </w:r>
+            <w:r>
+              <w:rPr>
+                <w:rStyle w:val="a4"/>
+                <w:rFonts w:cs="Times New Roman"/>
+                <w:i/>
+                <w:iCs/>
+                <w:noProof/>
+              </w:rPr>
+              <w:t>ы</w:t>
+            </w:r>
+            <w:r>
+              <w:rPr>
+                <w:rStyle w:val="a4"/>
+                <w:rFonts w:eastAsia="Arial Unicode MS" w:cs="Times New Roman"/>
+                <w:i/>
+                <w:iCs/>
+                <w:noProof/>
+              </w:rPr>
+              <w:t>, дефект</w:t>
+            </w:r>
+            <w:r>
+              <w:rPr>
+                <w:rStyle w:val="a4"/>
+                <w:rFonts w:cs="Times New Roman"/>
+                <w:i/>
+                <w:iCs/>
+                <w:noProof/>
+              </w:rPr>
+              <w:t>ы</w:t>
+            </w:r>
+            <w:r>
+              <w:rPr>
+                <w:rStyle w:val="a4"/>
+                <w:rFonts w:eastAsia="Arial Unicode MS" w:cs="Times New Roman"/>
+                <w:i/>
+                <w:iCs/>
+                <w:noProof/>
+              </w:rPr>
+              <w:t>, повреждения</w:t>
+            </w:r>
+            <w:r>
+              <w:rPr>
+                <w:noProof/>
+                <w:webHidden/>
+              </w:rPr>
+              <w:tab/>
+            </w:r>
+            <w:r>
+              <w:rPr>
+                <w:noProof/>
+                <w:webHidden/>
+              </w:rPr>
+              <w:fldChar w:fldCharType="begin"/>
+            </w:r>
+            <w:r>
+              <w:rPr>
+                <w:noProof/>
+                <w:webHidden/>
+              </w:rPr>
+              <w:instrText xml:space="preserve"> PAGEREF _Toc240318991 \h </w:instrText>
+            </w:r>
+            <w:r>
+              <w:rPr>
+                <w:noProof/>
+                <w:webHidden/>
+              </w:rPr>
+            </w:r>
+            <w:r>
+              <w:rPr>
+                <w:noProof/>
+                <w:webHidden/>
+              </w:rPr>
+              <w:fldChar w:fldCharType="separate"/>
+            </w:r>
+            <w:r>
+              <w:rPr>
+                <w:noProof/>
+                <w:webHidden/>
+              </w:rPr>
+              <w:t>13</w:t>
+            </w:r>
+            <w:r>
+              <w:rPr>
+                <w:noProof/>
+                <w:webHidden/>
+              </w:rPr>
+              <w:fldChar w:fldCharType="end"/>
+            </w:r>
+          </w:hyperlink>
+        </w:p>
+        <w:p>
+          <w:pPr>
+            <w:pStyle w:val="31"/>
+            <w:tabs>
+              <w:tab w:val="left" w:pos="1320"/>
+              <w:tab w:val="right" w:leader="dot" w:pos="9346"/>
+            </w:tabs>
+            <w:rPr>
+              <w:rFonts w:asciiTheme="minorHAnsi" w:eastAsiaTheme="minorEastAsia" w:hAnsiTheme="minorHAnsi"/>
+              <w:noProof/>
+              <w:sz w:val="22"/>
+              <w:lang w:eastAsia="ru-RU"/>
+            </w:rPr>
+          </w:pPr>
+          <w:hyperlink w:anchor="_Toc240318992" w:history="1">
+            <w:r>
+              <w:rPr>
+                <w:rStyle w:val="a4"/>
+                <w:noProof/>
+              </w:rPr>
+              <w:t>36.</w:t>
+            </w:r>
+            <w:r>
+              <w:rPr>
+                <w:rFonts w:asciiTheme="minorHAnsi" w:eastAsiaTheme="minorEastAsia" w:hAnsiTheme="minorHAnsi"/>
+                <w:noProof/>
+                <w:sz w:val="22"/>
+                <w:lang w:eastAsia="ru-RU"/>
+              </w:rPr>
+              <w:tab/>
+            </w:r>
+            <w:r>
+              <w:rPr>
+                <w:rStyle w:val="a4"/>
+                <w:rFonts w:eastAsia="Arial Unicode MS" w:cs="Times New Roman"/>
+                <w:b/>
+                <w:bCs/>
+                <w:noProof/>
+              </w:rPr>
+              <w:t>Отказ</w:t>
+            </w:r>
+            <w:r>
+              <w:rPr>
+                <w:rStyle w:val="a4"/>
+                <w:rFonts w:cs="Times New Roman"/>
+                <w:noProof/>
+              </w:rPr>
+              <w:t xml:space="preserve"> </w:t>
+            </w:r>
+            <w:r>
+              <w:rPr>
+                <w:rStyle w:val="a4"/>
+                <w:noProof/>
+              </w:rPr>
+              <w:t>(failure)</w:t>
+            </w:r>
+            <w:r>
+              <w:rPr>
+                <w:noProof/>
+                <w:webHidden/>
+              </w:rPr>
+              <w:tab/>
+            </w:r>
+            <w:r>
+              <w:rPr>
+                <w:noProof/>
+                <w:webHidden/>
+              </w:rPr>
+              <w:fldChar w:fldCharType="begin"/>
+            </w:r>
+            <w:r>
+              <w:rPr>
+                <w:noProof/>
+                <w:webHidden/>
+              </w:rPr>
+              <w:instrText xml:space="preserve"> PAGEREF _Toc240318992 \h </w:instrText>
+            </w:r>
+            <w:r>
+              <w:rPr>
+                <w:noProof/>
+                <w:webHidden/>
+              </w:rPr>
+            </w:r>
+            <w:r>
+              <w:rPr>
+                <w:noProof/>
+                <w:webHidden/>
+              </w:rPr>
+              <w:fldChar w:fldCharType="separate"/>
+            </w:r>
+            <w:r>
+              <w:rPr>
+                <w:noProof/>
+                <w:webHidden/>
+              </w:rPr>
+              <w:t>13</w:t>
+            </w:r>
+            <w:r>
+              <w:rPr>
+                <w:noProof/>
+                <w:webHidden/>
+              </w:rPr>
+              <w:fldChar w:fldCharType="end"/>
+            </w:r>
+          </w:hyperlink>
+        </w:p>
+        <w:p>
+          <w:pPr>
+            <w:pStyle w:val="31"/>
+            <w:tabs>
+              <w:tab w:val="left" w:pos="1320"/>
+              <w:tab w:val="right" w:leader="dot" w:pos="9346"/>
+            </w:tabs>
+            <w:rPr>
+              <w:rFonts w:asciiTheme="minorHAnsi" w:eastAsiaTheme="minorEastAsia" w:hAnsiTheme="minorHAnsi"/>
+              <w:noProof/>
+              <w:sz w:val="22"/>
+              <w:lang w:eastAsia="ru-RU"/>
+            </w:rPr>
+          </w:pPr>
+          <w:hyperlink w:anchor="_Toc240318993" w:history="1">
+            <w:r>
+              <w:rPr>
+                <w:rStyle w:val="a4"/>
+                <w:noProof/>
+              </w:rPr>
+              <w:t>37.</w:t>
+            </w:r>
+            <w:r>
+              <w:rPr>
+                <w:rFonts w:asciiTheme="minorHAnsi" w:eastAsiaTheme="minorEastAsia" w:hAnsiTheme="minorHAnsi"/>
+                <w:noProof/>
+                <w:sz w:val="22"/>
+                <w:lang w:eastAsia="ru-RU"/>
+              </w:rPr>
+              <w:tab/>
+            </w:r>
+            <w:r>
+              <w:rPr>
+                <w:rStyle w:val="a4"/>
+                <w:rFonts w:eastAsia="Arial Unicode MS" w:cs="Times New Roman"/>
+                <w:b/>
+                <w:bCs/>
+                <w:noProof/>
+              </w:rPr>
+              <w:t>Дефект</w:t>
+            </w:r>
+            <w:r>
+              <w:rPr>
+                <w:rStyle w:val="a4"/>
+                <w:rFonts w:cs="Times New Roman"/>
+                <w:noProof/>
+              </w:rPr>
+              <w:t xml:space="preserve"> </w:t>
+            </w:r>
+            <w:r>
+              <w:rPr>
+                <w:rStyle w:val="a4"/>
+                <w:noProof/>
+              </w:rPr>
+              <w:t>(defect)</w:t>
+            </w:r>
+            <w:r>
+              <w:rPr>
+                <w:noProof/>
+                <w:webHidden/>
+              </w:rPr>
+              <w:tab/>
+            </w:r>
+            <w:r>
+              <w:rPr>
+                <w:noProof/>
+                <w:webHidden/>
+              </w:rPr>
+              <w:fldChar w:fldCharType="begin"/>
+            </w:r>
+            <w:r>
+              <w:rPr>
+                <w:noProof/>
+                <w:webHidden/>
+              </w:rPr>
+              <w:instrText xml:space="preserve"> PAGEREF _Toc240318993 \h </w:instrText>
+            </w:r>
+            <w:r>
+              <w:rPr>
+                <w:noProof/>
+                <w:webHidden/>
+              </w:rPr>
+            </w:r>
+            <w:r>
+              <w:rPr>
+                <w:noProof/>
+                <w:webHidden/>
+              </w:rPr>
+              <w:fldChar w:fldCharType="separate"/>
+            </w:r>
+            <w:r>
+              <w:rPr>
+                <w:noProof/>
+                <w:webHidden/>
+              </w:rPr>
+              <w:t>13</w:t>
+            </w:r>
+            <w:r>
+              <w:rPr>
+                <w:noProof/>
+                <w:webHidden/>
+              </w:rPr>
+              <w:fldChar w:fldCharType="end"/>
+            </w:r>
+          </w:hyperlink>
+        </w:p>
+        <w:p>
+          <w:pPr>
+            <w:pStyle w:val="31"/>
+            <w:tabs>
+              <w:tab w:val="left" w:pos="1320"/>
+              <w:tab w:val="right" w:leader="dot" w:pos="9346"/>
+            </w:tabs>
+            <w:rPr>
+              <w:rFonts w:asciiTheme="minorHAnsi" w:eastAsiaTheme="minorEastAsia" w:hAnsiTheme="minorHAnsi"/>
+              <w:noProof/>
+              <w:sz w:val="22"/>
+              <w:lang w:eastAsia="ru-RU"/>
+            </w:rPr>
+          </w:pPr>
+          <w:hyperlink w:anchor="_Toc240318994" w:history="1">
+            <w:r>
+              <w:rPr>
+                <w:rStyle w:val="a4"/>
+                <w:noProof/>
+              </w:rPr>
+              <w:t>38.</w:t>
+            </w:r>
+            <w:r>
+              <w:rPr>
+                <w:rFonts w:asciiTheme="minorHAnsi" w:eastAsiaTheme="minorEastAsia" w:hAnsiTheme="minorHAnsi"/>
+                <w:noProof/>
+                <w:sz w:val="22"/>
+                <w:lang w:eastAsia="ru-RU"/>
+              </w:rPr>
+              <w:tab/>
+            </w:r>
+            <w:r>
+              <w:rPr>
+                <w:rStyle w:val="a4"/>
+                <w:rFonts w:eastAsia="Arial Unicode MS" w:cs="Times New Roman"/>
+                <w:b/>
+                <w:bCs/>
+                <w:noProof/>
+              </w:rPr>
+              <w:t xml:space="preserve">Повреждение </w:t>
+            </w:r>
+            <w:r>
+              <w:rPr>
+                <w:rStyle w:val="a4"/>
+                <w:noProof/>
+              </w:rPr>
+              <w:t>(damage)</w:t>
+            </w:r>
+            <w:r>
+              <w:rPr>
+                <w:noProof/>
+                <w:webHidden/>
+              </w:rPr>
+              <w:tab/>
+            </w:r>
+            <w:r>
+              <w:rPr>
+                <w:noProof/>
+                <w:webHidden/>
+              </w:rPr>
+              <w:fldChar w:fldCharType="begin"/>
+            </w:r>
+            <w:r>
+              <w:rPr>
+                <w:noProof/>
+                <w:webHidden/>
+              </w:rPr>
+              <w:instrText xml:space="preserve"> PAGEREF _Toc240318994 \h </w:instrText>
+            </w:r>
+            <w:r>
+              <w:rPr>
+                <w:noProof/>
+                <w:webHidden/>
+              </w:rPr>
+            </w:r>
+            <w:r>
+              <w:rPr>
+                <w:noProof/>
+                <w:webHidden/>
+              </w:rPr>
+              <w:fldChar w:fldCharType="separate"/>
+            </w:r>
+            <w:r>
+              <w:rPr>
+                <w:noProof/>
+                <w:webHidden/>
+              </w:rPr>
+              <w:t>13</w:t>
+            </w:r>
+            <w:r>
+              <w:rPr>
+                <w:noProof/>
+                <w:webHidden/>
+              </w:rPr>
+              <w:fldChar w:fldCharType="end"/>
+            </w:r>
+          </w:hyperlink>
+        </w:p>
+        <w:p>
+          <w:pPr>
+            <w:pStyle w:val="31"/>
+            <w:tabs>
+              <w:tab w:val="left" w:pos="1320"/>
+              <w:tab w:val="right" w:leader="dot" w:pos="9346"/>
+            </w:tabs>
+            <w:rPr>
+              <w:rFonts w:asciiTheme="minorHAnsi" w:eastAsiaTheme="minorEastAsia" w:hAnsiTheme="minorHAnsi"/>
+              <w:noProof/>
+              <w:sz w:val="22"/>
+              <w:lang w:eastAsia="ru-RU"/>
+            </w:rPr>
+          </w:pPr>
+          <w:hyperlink w:anchor="_Toc240318995" w:history="1">
+            <w:r>
+              <w:rPr>
+                <w:rStyle w:val="a4"/>
+                <w:noProof/>
+              </w:rPr>
+              <w:t>39.</w:t>
+            </w:r>
+            <w:r>
+              <w:rPr>
+                <w:rFonts w:asciiTheme="minorHAnsi" w:eastAsiaTheme="minorEastAsia" w:hAnsiTheme="minorHAnsi"/>
+                <w:noProof/>
+                <w:sz w:val="22"/>
+                <w:lang w:eastAsia="ru-RU"/>
+              </w:rPr>
+              <w:tab/>
+            </w:r>
+            <w:r>
+              <w:rPr>
+                <w:rStyle w:val="a4"/>
+                <w:rFonts w:eastAsia="Arial Unicode MS" w:cs="Times New Roman"/>
+                <w:b/>
+                <w:bCs/>
+                <w:noProof/>
+              </w:rPr>
+              <w:t xml:space="preserve">Вид отказа </w:t>
+            </w:r>
+            <w:r>
+              <w:rPr>
+                <w:rStyle w:val="a4"/>
+                <w:noProof/>
+              </w:rPr>
+              <w:t>(failure mode)</w:t>
+            </w:r>
+            <w:r>
+              <w:rPr>
+                <w:noProof/>
+                <w:webHidden/>
+              </w:rPr>
+              <w:tab/>
+            </w:r>
+            <w:r>
+              <w:rPr>
+                <w:noProof/>
+                <w:webHidden/>
+              </w:rPr>
+              <w:fldChar w:fldCharType="begin"/>
+            </w:r>
+            <w:r>
+              <w:rPr>
+                <w:noProof/>
+                <w:webHidden/>
+              </w:rPr>
+              <w:instrText xml:space="preserve"> PAGEREF _Toc240318995 \h </w:instrText>
+            </w:r>
+            <w:r>
+              <w:rPr>
+                <w:noProof/>
+                <w:webHidden/>
+              </w:rPr>
+            </w:r>
+            <w:r>
+              <w:rPr>
+                <w:noProof/>
+                <w:webHidden/>
+              </w:rPr>
+              <w:fldChar w:fldCharType="separate"/>
+            </w:r>
+            <w:r>
+              <w:rPr>
+                <w:noProof/>
+                <w:webHidden/>
+              </w:rPr>
+              <w:t>13</w:t>
+            </w:r>
+            <w:r>
+              <w:rPr>
+                <w:noProof/>
+                <w:webHidden/>
+              </w:rPr>
+              <w:fldChar w:fldCharType="end"/>
+            </w:r>
+          </w:hyperlink>
+        </w:p>
+        <w:p>
+          <w:pPr>
+            <w:pStyle w:val="31"/>
+            <w:tabs>
+              <w:tab w:val="left" w:pos="1320"/>
+              <w:tab w:val="right" w:leader="dot" w:pos="9346"/>
+            </w:tabs>
+            <w:rPr>
+              <w:rFonts w:asciiTheme="minorHAnsi" w:eastAsiaTheme="minorEastAsia" w:hAnsiTheme="minorHAnsi"/>
+              <w:noProof/>
+              <w:sz w:val="22"/>
+              <w:lang w:eastAsia="ru-RU"/>
+            </w:rPr>
+          </w:pPr>
+          <w:hyperlink w:anchor="_Toc240318996" w:history="1">
+            <w:r>
+              <w:rPr>
+                <w:rStyle w:val="a4"/>
+                <w:noProof/>
+              </w:rPr>
+              <w:t>40.</w:t>
+            </w:r>
+            <w:r>
+              <w:rPr>
+                <w:rFonts w:asciiTheme="minorHAnsi" w:eastAsiaTheme="minorEastAsia" w:hAnsiTheme="minorHAnsi"/>
+                <w:noProof/>
+                <w:sz w:val="22"/>
+                <w:lang w:eastAsia="ru-RU"/>
+              </w:rPr>
+              <w:tab/>
+            </w:r>
+            <w:r>
+              <w:rPr>
+                <w:rStyle w:val="a4"/>
+                <w:rFonts w:eastAsia="Arial Unicode MS" w:cs="Times New Roman"/>
+                <w:b/>
+                <w:bCs/>
+                <w:noProof/>
+              </w:rPr>
+              <w:t xml:space="preserve">Критерий отказа </w:t>
+            </w:r>
+            <w:r>
+              <w:rPr>
+                <w:rStyle w:val="a4"/>
+                <w:noProof/>
+              </w:rPr>
+              <w:t>(failure criterion)</w:t>
+            </w:r>
+            <w:r>
+              <w:rPr>
+                <w:noProof/>
+                <w:webHidden/>
+              </w:rPr>
+              <w:tab/>
+            </w:r>
+            <w:r>
+              <w:rPr>
+                <w:noProof/>
+                <w:webHidden/>
+              </w:rPr>
+              <w:fldChar w:fldCharType="begin"/>
+            </w:r>
+            <w:r>
+              <w:rPr>
+                <w:noProof/>
+                <w:webHidden/>
+              </w:rPr>
+              <w:instrText xml:space="preserve"> PAGEREF _Toc240318996 \h </w:instrText>
+            </w:r>
+            <w:r>
+              <w:rPr>
+                <w:noProof/>
+                <w:webHidden/>
+              </w:rPr>
+            </w:r>
+            <w:r>
+              <w:rPr>
+                <w:noProof/>
+                <w:webHidden/>
+              </w:rPr>
+              <w:fldChar w:fldCharType="separate"/>
+            </w:r>
+            <w:r>
+              <w:rPr>
+                <w:noProof/>
+                <w:webHidden/>
+              </w:rPr>
+              <w:t>13</w:t>
+            </w:r>
+            <w:r>
+              <w:rPr>
+                <w:noProof/>
+                <w:webHidden/>
+              </w:rPr>
+              <w:fldChar w:fldCharType="end"/>
+            </w:r>
+          </w:hyperlink>
+        </w:p>
+        <w:p>
+          <w:pPr>
+            <w:pStyle w:val="31"/>
+            <w:tabs>
+              <w:tab w:val="left" w:pos="1320"/>
+              <w:tab w:val="right" w:leader="dot" w:pos="9346"/>
+            </w:tabs>
+            <w:rPr>
+              <w:rFonts w:asciiTheme="minorHAnsi" w:eastAsiaTheme="minorEastAsia" w:hAnsiTheme="minorHAnsi"/>
+              <w:noProof/>
+              <w:sz w:val="22"/>
+              <w:lang w:eastAsia="ru-RU"/>
+            </w:rPr>
+          </w:pPr>
+          <w:hyperlink w:anchor="_Toc240318997" w:history="1">
+            <w:r>
+              <w:rPr>
+                <w:rStyle w:val="a4"/>
+                <w:noProof/>
+              </w:rPr>
+              <w:t>41.</w:t>
+            </w:r>
+            <w:r>
+              <w:rPr>
+                <w:rFonts w:asciiTheme="minorHAnsi" w:eastAsiaTheme="minorEastAsia" w:hAnsiTheme="minorHAnsi"/>
+                <w:noProof/>
+                <w:sz w:val="22"/>
+                <w:lang w:eastAsia="ru-RU"/>
+              </w:rPr>
+              <w:tab/>
+            </w:r>
+            <w:r>
+              <w:rPr>
+                <w:rStyle w:val="a4"/>
+                <w:rFonts w:eastAsia="Arial Unicode MS" w:cs="Times New Roman"/>
+                <w:b/>
+                <w:bCs/>
+                <w:noProof/>
+              </w:rPr>
+              <w:t xml:space="preserve">Независимый отказ </w:t>
+            </w:r>
+            <w:r>
+              <w:rPr>
+                <w:rStyle w:val="a4"/>
+                <w:noProof/>
+              </w:rPr>
+              <w:t>(primary failure)</w:t>
+            </w:r>
+            <w:r>
+              <w:rPr>
+                <w:noProof/>
+                <w:webHidden/>
+              </w:rPr>
+              <w:tab/>
+            </w:r>
+            <w:r>
+              <w:rPr>
+                <w:noProof/>
+                <w:webHidden/>
+              </w:rPr>
+              <w:fldChar w:fldCharType="begin"/>
+            </w:r>
+            <w:r>
+              <w:rPr>
+                <w:noProof/>
+                <w:webHidden/>
+              </w:rPr>
+              <w:instrText xml:space="preserve"> PAGEREF _Toc240318997 \h </w:instrText>
+            </w:r>
+            <w:r>
+              <w:rPr>
+                <w:noProof/>
+                <w:webHidden/>
+              </w:rPr>
+            </w:r>
+            <w:r>
+              <w:rPr>
+                <w:noProof/>
+                <w:webHidden/>
+              </w:rPr>
+              <w:fldChar w:fldCharType="separate"/>
+            </w:r>
+            <w:r>
+              <w:rPr>
+                <w:noProof/>
+                <w:webHidden/>
+              </w:rPr>
+              <w:t>13</w:t>
+            </w:r>
+            <w:r>
+              <w:rPr>
+                <w:noProof/>
+                <w:webHidden/>
+              </w:rPr>
+              <w:fldChar w:fldCharType="end"/>
+            </w:r>
+          </w:hyperlink>
+        </w:p>
+        <w:p>
+          <w:pPr>
+            <w:pStyle w:val="31"/>
+            <w:tabs>
+              <w:tab w:val="left" w:pos="1320"/>
+              <w:tab w:val="right" w:leader="dot" w:pos="9346"/>
+            </w:tabs>
+            <w:rPr>
+              <w:rFonts w:asciiTheme="minorHAnsi" w:eastAsiaTheme="minorEastAsia" w:hAnsiTheme="minorHAnsi"/>
+              <w:noProof/>
+              <w:sz w:val="22"/>
+              <w:lang w:eastAsia="ru-RU"/>
+            </w:rPr>
+          </w:pPr>
+          <w:hyperlink w:anchor="_Toc240318998" w:history="1">
+            <w:r>
+              <w:rPr>
+                <w:rStyle w:val="a4"/>
+                <w:noProof/>
+              </w:rPr>
+              <w:t>42.</w:t>
+            </w:r>
+            <w:r>
+              <w:rPr>
+                <w:rFonts w:asciiTheme="minorHAnsi" w:eastAsiaTheme="minorEastAsia" w:hAnsiTheme="minorHAnsi"/>
+                <w:noProof/>
+                <w:sz w:val="22"/>
+                <w:lang w:eastAsia="ru-RU"/>
+              </w:rPr>
+              <w:tab/>
+            </w:r>
+            <w:r>
+              <w:rPr>
+                <w:rStyle w:val="a4"/>
+                <w:rFonts w:eastAsia="Arial Unicode MS" w:cs="Times New Roman"/>
+                <w:b/>
+                <w:bCs/>
+                <w:noProof/>
+              </w:rPr>
+              <w:t xml:space="preserve">Зависимый отказ </w:t>
+            </w:r>
+            <w:r>
+              <w:rPr>
+                <w:rStyle w:val="a4"/>
+                <w:noProof/>
+              </w:rPr>
+              <w:t>(secondary failure)</w:t>
+            </w:r>
+            <w:r>
+              <w:rPr>
+                <w:noProof/>
+                <w:webHidden/>
+              </w:rPr>
+              <w:tab/>
+            </w:r>
+            <w:r>
+              <w:rPr>
+                <w:noProof/>
+                <w:webHidden/>
+              </w:rPr>
+              <w:fldChar w:fldCharType="begin"/>
+            </w:r>
+            <w:r>
+              <w:rPr>
+                <w:noProof/>
+                <w:webHidden/>
+              </w:rPr>
+              <w:instrText xml:space="preserve"> PAGEREF _Toc240318998 \h </w:instrText>
+            </w:r>
+            <w:r>
+              <w:rPr>
+                <w:noProof/>
+                <w:webHidden/>
+              </w:rPr>
+            </w:r>
+            <w:r>
+              <w:rPr>
+                <w:noProof/>
+                <w:webHidden/>
+              </w:rPr>
+              <w:fldChar w:fldCharType="separate"/>
+            </w:r>
+            <w:r>
+              <w:rPr>
+                <w:noProof/>
+                <w:webHidden/>
+              </w:rPr>
+              <w:t>13</w:t>
+            </w:r>
+            <w:r>
+              <w:rPr>
+                <w:noProof/>
+                <w:webHidden/>
+              </w:rPr>
+              <w:fldChar w:fldCharType="end"/>
+            </w:r>
+          </w:hyperlink>
+        </w:p>
+        <w:p>
+          <w:pPr>
+            <w:pStyle w:val="31"/>
+            <w:tabs>
+              <w:tab w:val="left" w:pos="1320"/>
+              <w:tab w:val="right" w:leader="dot" w:pos="9346"/>
+            </w:tabs>
+            <w:rPr>
+              <w:rFonts w:asciiTheme="minorHAnsi" w:eastAsiaTheme="minorEastAsia" w:hAnsiTheme="minorHAnsi"/>
+              <w:noProof/>
+              <w:sz w:val="22"/>
+              <w:lang w:eastAsia="ru-RU"/>
+            </w:rPr>
+          </w:pPr>
+          <w:hyperlink w:anchor="_Toc240318999" w:history="1">
+            <w:r>
+              <w:rPr>
+                <w:rStyle w:val="a4"/>
+                <w:noProof/>
+              </w:rPr>
+              <w:t>43.</w:t>
+            </w:r>
+            <w:r>
+              <w:rPr>
+                <w:rFonts w:asciiTheme="minorHAnsi" w:eastAsiaTheme="minorEastAsia" w:hAnsiTheme="minorHAnsi"/>
+                <w:noProof/>
+                <w:sz w:val="22"/>
+                <w:lang w:eastAsia="ru-RU"/>
+              </w:rPr>
+              <w:tab/>
+            </w:r>
+            <w:r>
+              <w:rPr>
+                <w:rStyle w:val="a4"/>
+                <w:rFonts w:eastAsia="Arial Unicode MS" w:cs="Times New Roman"/>
+                <w:b/>
+                <w:bCs/>
+                <w:noProof/>
+              </w:rPr>
+              <w:t xml:space="preserve">Причина отказа </w:t>
+            </w:r>
+            <w:r>
+              <w:rPr>
+                <w:rStyle w:val="a4"/>
+                <w:noProof/>
+              </w:rPr>
+              <w:t>(failure cause)</w:t>
+            </w:r>
+            <w:r>
+              <w:rPr>
+                <w:noProof/>
+                <w:webHidden/>
+              </w:rPr>
+              <w:tab/>
+            </w:r>
+            <w:r>
+              <w:rPr>
+                <w:noProof/>
+                <w:webHidden/>
+              </w:rPr>
+              <w:fldChar w:fldCharType="begin"/>
+            </w:r>
+            <w:r>
+              <w:rPr>
+                <w:noProof/>
+                <w:webHidden/>
+              </w:rPr>
+              <w:instrText xml:space="preserve"> PAGEREF _Toc240318999 \h </w:instrText>
+            </w:r>
+            <w:r>
+              <w:rPr>
+                <w:noProof/>
+                <w:webHidden/>
+              </w:rPr>
+            </w:r>
+            <w:r>
+              <w:rPr>
+                <w:noProof/>
+                <w:webHidden/>
+              </w:rPr>
+              <w:fldChar w:fldCharType="separate"/>
+            </w:r>
+            <w:r>
+              <w:rPr>
+                <w:noProof/>
+                <w:webHidden/>
+              </w:rPr>
+              <w:t>14</w:t>
+            </w:r>
+            <w:r>
+              <w:rPr>
+                <w:noProof/>
+                <w:webHidden/>
+              </w:rPr>
+              <w:fldChar w:fldCharType="end"/>
+            </w:r>
+          </w:hyperlink>
+        </w:p>
+        <w:p>
+          <w:pPr>
+            <w:pStyle w:val="31"/>
+            <w:tabs>
+              <w:tab w:val="left" w:pos="1320"/>
+              <w:tab w:val="right" w:leader="dot" w:pos="9346"/>
+            </w:tabs>
+            <w:rPr>
+              <w:rFonts w:asciiTheme="minorHAnsi" w:eastAsiaTheme="minorEastAsia" w:hAnsiTheme="minorHAnsi"/>
+              <w:noProof/>
+              <w:sz w:val="22"/>
+              <w:lang w:eastAsia="ru-RU"/>
+            </w:rPr>
+          </w:pPr>
+          <w:hyperlink w:anchor="_Toc240319000" w:history="1">
+            <w:r>
+              <w:rPr>
+                <w:rStyle w:val="a4"/>
+                <w:noProof/>
+              </w:rPr>
+              <w:t>44.</w:t>
+            </w:r>
+            <w:r>
+              <w:rPr>
+                <w:rFonts w:asciiTheme="minorHAnsi" w:eastAsiaTheme="minorEastAsia" w:hAnsiTheme="minorHAnsi"/>
+                <w:noProof/>
+                <w:sz w:val="22"/>
+                <w:lang w:eastAsia="ru-RU"/>
+              </w:rPr>
+              <w:tab/>
+            </w:r>
+            <w:r>
+              <w:rPr>
+                <w:rStyle w:val="a4"/>
+                <w:rFonts w:eastAsia="Arial Unicode MS" w:cs="Times New Roman"/>
+                <w:b/>
+                <w:bCs/>
+                <w:noProof/>
+              </w:rPr>
+              <w:t xml:space="preserve">Последствиия отказа </w:t>
+            </w:r>
+            <w:r>
+              <w:rPr>
+                <w:rStyle w:val="a4"/>
+                <w:noProof/>
+              </w:rPr>
+              <w:t xml:space="preserve">(failure </w:t>
+            </w:r>
+            <w:r>
+              <w:rPr>
+                <w:rStyle w:val="a4"/>
+                <w:noProof/>
+                <w:lang w:val="en-US"/>
+              </w:rPr>
+              <w:t>effect</w:t>
+            </w:r>
+            <w:r>
+              <w:rPr>
+                <w:rStyle w:val="a4"/>
+                <w:noProof/>
+              </w:rPr>
+              <w:t>)</w:t>
+            </w:r>
+            <w:r>
+              <w:rPr>
+                <w:noProof/>
+                <w:webHidden/>
+              </w:rPr>
+              <w:tab/>
+            </w:r>
+            <w:r>
+              <w:rPr>
+                <w:noProof/>
+                <w:webHidden/>
+              </w:rPr>
+              <w:fldChar w:fldCharType="begin"/>
+            </w:r>
+            <w:r>
+              <w:rPr>
+                <w:noProof/>
+                <w:webHidden/>
+              </w:rPr>
+              <w:instrText xml:space="preserve"> PAGEREF _Toc240319000 \h </w:instrText>
+            </w:r>
+            <w:r>
+              <w:rPr>
+                <w:noProof/>
+                <w:webHidden/>
+              </w:rPr>
+            </w:r>
+            <w:r>
+              <w:rPr>
+                <w:noProof/>
+                <w:webHidden/>
+              </w:rPr>
+              <w:fldChar w:fldCharType="separate"/>
+            </w:r>
+            <w:r>
+              <w:rPr>
+                <w:noProof/>
+                <w:webHidden/>
+              </w:rPr>
+              <w:t>14</w:t>
+            </w:r>
+            <w:r>
+              <w:rPr>
+                <w:noProof/>
+                <w:webHidden/>
+              </w:rPr>
+              <w:fldChar w:fldCharType="end"/>
+            </w:r>
+          </w:hyperlink>
+        </w:p>
+        <w:p>
+          <w:pPr>
+            <w:pStyle w:val="31"/>
+            <w:tabs>
+              <w:tab w:val="left" w:pos="1320"/>
+              <w:tab w:val="right" w:leader="dot" w:pos="9346"/>
+            </w:tabs>
+            <w:rPr>
+              <w:rFonts w:asciiTheme="minorHAnsi" w:eastAsiaTheme="minorEastAsia" w:hAnsiTheme="minorHAnsi"/>
+              <w:noProof/>
+              <w:sz w:val="22"/>
+              <w:lang w:eastAsia="ru-RU"/>
+            </w:rPr>
+          </w:pPr>
+          <w:hyperlink w:anchor="_Toc240319001" w:history="1">
+            <w:r>
+              <w:rPr>
+                <w:rStyle w:val="a4"/>
+                <w:noProof/>
+                <w:lang w:val="en-US"/>
+              </w:rPr>
+              <w:t>45.</w:t>
+            </w:r>
+            <w:r>
+              <w:rPr>
+                <w:rFonts w:asciiTheme="minorHAnsi" w:eastAsiaTheme="minorEastAsia" w:hAnsiTheme="minorHAnsi"/>
+                <w:noProof/>
+                <w:sz w:val="22"/>
+                <w:lang w:eastAsia="ru-RU"/>
+              </w:rPr>
+              <w:tab/>
+            </w:r>
+            <w:r>
+              <w:rPr>
+                <w:rStyle w:val="a4"/>
+                <w:rFonts w:eastAsia="Arial Unicode MS" w:cs="Times New Roman"/>
+                <w:b/>
+                <w:bCs/>
+                <w:noProof/>
+              </w:rPr>
+              <w:t>Критичность</w:t>
+            </w:r>
+            <w:r>
+              <w:rPr>
+                <w:rStyle w:val="a4"/>
+                <w:rFonts w:eastAsia="Arial Unicode MS" w:cs="Times New Roman"/>
+                <w:b/>
+                <w:bCs/>
+                <w:noProof/>
+                <w:lang w:val="en-US"/>
+              </w:rPr>
+              <w:t xml:space="preserve"> </w:t>
+            </w:r>
+            <w:r>
+              <w:rPr>
+                <w:rStyle w:val="a4"/>
+                <w:rFonts w:eastAsia="Arial Unicode MS" w:cs="Times New Roman"/>
+                <w:b/>
+                <w:bCs/>
+                <w:noProof/>
+              </w:rPr>
+              <w:t>отказа</w:t>
+            </w:r>
+            <w:r>
+              <w:rPr>
+                <w:rStyle w:val="a4"/>
+                <w:rFonts w:eastAsia="Arial Unicode MS" w:cs="Times New Roman"/>
+                <w:b/>
+                <w:bCs/>
+                <w:noProof/>
+                <w:lang w:val="en-US"/>
+              </w:rPr>
+              <w:t xml:space="preserve"> </w:t>
+            </w:r>
+            <w:r>
+              <w:rPr>
+                <w:rStyle w:val="a4"/>
+                <w:noProof/>
+                <w:lang w:val="en-US"/>
+              </w:rPr>
+              <w:t>(criticality of a failure)</w:t>
+            </w:r>
+            <w:r>
+              <w:rPr>
+                <w:noProof/>
+                <w:webHidden/>
+              </w:rPr>
+              <w:tab/>
+            </w:r>
+            <w:r>
+              <w:rPr>
+                <w:noProof/>
+                <w:webHidden/>
+              </w:rPr>
+              <w:fldChar w:fldCharType="begin"/>
+            </w:r>
+            <w:r>
+              <w:rPr>
+                <w:noProof/>
+                <w:webHidden/>
+              </w:rPr>
+              <w:instrText xml:space="preserve"> PAGEREF _Toc240319001 \h </w:instrText>
+            </w:r>
+            <w:r>
+              <w:rPr>
+                <w:noProof/>
+                <w:webHidden/>
+              </w:rPr>
+            </w:r>
+            <w:r>
+              <w:rPr>
+                <w:noProof/>
+                <w:webHidden/>
+              </w:rPr>
+              <w:fldChar w:fldCharType="separate"/>
+            </w:r>
+            <w:r>
+              <w:rPr>
+                <w:noProof/>
+                <w:webHidden/>
+              </w:rPr>
+              <w:t>14</w:t>
+            </w:r>
+            <w:r>
+              <w:rPr>
+                <w:noProof/>
+                <w:webHidden/>
+              </w:rPr>
+              <w:fldChar w:fldCharType="end"/>
+            </w:r>
+          </w:hyperlink>
+        </w:p>
+        <w:p>
+          <w:pPr>
+            <w:pStyle w:val="31"/>
+            <w:tabs>
+              <w:tab w:val="left" w:pos="1320"/>
+              <w:tab w:val="right" w:leader="dot" w:pos="9346"/>
+            </w:tabs>
+            <w:rPr>
+              <w:rFonts w:asciiTheme="minorHAnsi" w:eastAsiaTheme="minorEastAsia" w:hAnsiTheme="minorHAnsi"/>
+              <w:noProof/>
+              <w:sz w:val="22"/>
+              <w:lang w:eastAsia="ru-RU"/>
+            </w:rPr>
+          </w:pPr>
+          <w:hyperlink w:anchor="_Toc240319002" w:history="1">
+            <w:r>
+              <w:rPr>
+                <w:rStyle w:val="a4"/>
+                <w:noProof/>
+                <w:lang w:val="en-US"/>
+              </w:rPr>
+              <w:t>46.</w:t>
+            </w:r>
+            <w:r>
+              <w:rPr>
+                <w:rFonts w:asciiTheme="minorHAnsi" w:eastAsiaTheme="minorEastAsia" w:hAnsiTheme="minorHAnsi"/>
+                <w:noProof/>
+                <w:sz w:val="22"/>
+                <w:lang w:eastAsia="ru-RU"/>
+              </w:rPr>
+              <w:tab/>
+            </w:r>
+            <w:r>
+              <w:rPr>
+                <w:rStyle w:val="a4"/>
+                <w:rFonts w:eastAsia="Arial Unicode MS" w:cs="Times New Roman"/>
+                <w:b/>
+                <w:bCs/>
+                <w:noProof/>
+              </w:rPr>
+              <w:t>Ресурсный</w:t>
+            </w:r>
+            <w:r>
+              <w:rPr>
+                <w:rStyle w:val="a4"/>
+                <w:rFonts w:eastAsia="Arial Unicode MS" w:cs="Times New Roman"/>
+                <w:b/>
+                <w:bCs/>
+                <w:noProof/>
+                <w:lang w:val="en-US"/>
+              </w:rPr>
+              <w:t xml:space="preserve"> </w:t>
+            </w:r>
+            <w:r>
+              <w:rPr>
+                <w:rStyle w:val="a4"/>
+                <w:rFonts w:eastAsia="Arial Unicode MS" w:cs="Times New Roman"/>
+                <w:b/>
+                <w:bCs/>
+                <w:noProof/>
+              </w:rPr>
+              <w:t>отказа</w:t>
+            </w:r>
+            <w:r>
+              <w:rPr>
+                <w:rStyle w:val="a4"/>
+                <w:rFonts w:eastAsia="Arial Unicode MS" w:cs="Times New Roman"/>
+                <w:b/>
+                <w:bCs/>
+                <w:noProof/>
+                <w:lang w:val="en-US"/>
+              </w:rPr>
+              <w:t xml:space="preserve"> </w:t>
+            </w:r>
+            <w:r>
+              <w:rPr>
+                <w:rStyle w:val="a4"/>
+                <w:noProof/>
+                <w:lang w:val="en-US"/>
+              </w:rPr>
+              <w:t>(</w:t>
+            </w:r>
+            <w:r>
+              <w:rPr>
+                <w:rStyle w:val="a4"/>
+                <w:noProof/>
+              </w:rPr>
+              <w:t xml:space="preserve">marginal </w:t>
+            </w:r>
+            <w:r>
+              <w:rPr>
+                <w:rStyle w:val="a4"/>
+                <w:noProof/>
+                <w:lang w:val="en-US"/>
+              </w:rPr>
+              <w:t>failure)</w:t>
+            </w:r>
+            <w:r>
+              <w:rPr>
+                <w:noProof/>
+                <w:webHidden/>
+              </w:rPr>
+              <w:tab/>
+            </w:r>
+            <w:r>
+              <w:rPr>
+                <w:noProof/>
+                <w:webHidden/>
+              </w:rPr>
+              <w:fldChar w:fldCharType="begin"/>
+            </w:r>
+            <w:r>
+              <w:rPr>
+                <w:noProof/>
+                <w:webHidden/>
+              </w:rPr>
+              <w:instrText xml:space="preserve"> PAGEREF _Toc240319002 \h </w:instrText>
+            </w:r>
+            <w:r>
+              <w:rPr>
+                <w:noProof/>
+                <w:webHidden/>
+              </w:rPr>
+            </w:r>
+            <w:r>
+              <w:rPr>
+                <w:noProof/>
+                <w:webHidden/>
+              </w:rPr>
+              <w:fldChar w:fldCharType="separate"/>
+            </w:r>
+            <w:r>
+              <w:rPr>
+                <w:noProof/>
+                <w:webHidden/>
+              </w:rPr>
+              <w:t>14</w:t>
+            </w:r>
+            <w:r>
+              <w:rPr>
+                <w:noProof/>
+                <w:webHidden/>
+              </w:rPr>
+              <w:fldChar w:fldCharType="end"/>
+            </w:r>
+          </w:hyperlink>
+        </w:p>
+        <w:p>
+          <w:pPr>
+            <w:pStyle w:val="31"/>
+            <w:tabs>
+              <w:tab w:val="left" w:pos="1320"/>
+              <w:tab w:val="right" w:leader="dot" w:pos="9346"/>
+            </w:tabs>
+            <w:rPr>
+              <w:rFonts w:asciiTheme="minorHAnsi" w:eastAsiaTheme="minorEastAsia" w:hAnsiTheme="minorHAnsi"/>
+              <w:noProof/>
+              <w:sz w:val="22"/>
+              <w:lang w:eastAsia="ru-RU"/>
+            </w:rPr>
+          </w:pPr>
+          <w:hyperlink w:anchor="_Toc240319003" w:history="1">
+            <w:r>
+              <w:rPr>
+                <w:rStyle w:val="a4"/>
+                <w:noProof/>
+                <w:lang w:val="en-US"/>
+              </w:rPr>
+              <w:t>47.</w:t>
+            </w:r>
+            <w:r>
+              <w:rPr>
+                <w:rFonts w:asciiTheme="minorHAnsi" w:eastAsiaTheme="minorEastAsia" w:hAnsiTheme="minorHAnsi"/>
+                <w:noProof/>
+                <w:sz w:val="22"/>
+                <w:lang w:eastAsia="ru-RU"/>
+              </w:rPr>
+              <w:tab/>
+            </w:r>
+            <w:r>
+              <w:rPr>
+                <w:rStyle w:val="a4"/>
+                <w:rFonts w:eastAsia="Arial Unicode MS" w:cs="Times New Roman"/>
+                <w:b/>
+                <w:bCs/>
+                <w:noProof/>
+              </w:rPr>
+              <w:t>Внезапный</w:t>
+            </w:r>
+            <w:r>
+              <w:rPr>
+                <w:rStyle w:val="a4"/>
+                <w:rFonts w:eastAsia="Arial Unicode MS" w:cs="Times New Roman"/>
+                <w:b/>
+                <w:bCs/>
+                <w:noProof/>
+                <w:lang w:val="en-US"/>
+              </w:rPr>
+              <w:t xml:space="preserve"> </w:t>
+            </w:r>
+            <w:r>
+              <w:rPr>
+                <w:rStyle w:val="a4"/>
+                <w:rFonts w:eastAsia="Arial Unicode MS" w:cs="Times New Roman"/>
+                <w:b/>
+                <w:bCs/>
+                <w:noProof/>
+              </w:rPr>
+              <w:t>отказа</w:t>
+            </w:r>
+            <w:r>
+              <w:rPr>
+                <w:rStyle w:val="a4"/>
+                <w:rFonts w:eastAsia="Arial Unicode MS" w:cs="Times New Roman"/>
+                <w:b/>
+                <w:bCs/>
+                <w:noProof/>
+                <w:lang w:val="en-US"/>
+              </w:rPr>
+              <w:t xml:space="preserve"> </w:t>
+            </w:r>
+            <w:r>
+              <w:rPr>
+                <w:rStyle w:val="a4"/>
+                <w:noProof/>
+                <w:lang w:val="en-US"/>
+              </w:rPr>
+              <w:t>(</w:t>
+            </w:r>
+            <w:r>
+              <w:rPr>
+                <w:rStyle w:val="a4"/>
+                <w:noProof/>
+              </w:rPr>
+              <w:t xml:space="preserve">marginal </w:t>
+            </w:r>
+            <w:r>
+              <w:rPr>
+                <w:rStyle w:val="a4"/>
+                <w:noProof/>
+                <w:lang w:val="en-US"/>
+              </w:rPr>
+              <w:t>failure)</w:t>
+            </w:r>
+            <w:r>
+              <w:rPr>
+                <w:noProof/>
+                <w:webHidden/>
+              </w:rPr>
+              <w:tab/>
+            </w:r>
+            <w:r>
+              <w:rPr>
+                <w:noProof/>
+                <w:webHidden/>
+              </w:rPr>
+              <w:fldChar w:fldCharType="begin"/>
+            </w:r>
+            <w:r>
+              <w:rPr>
+                <w:noProof/>
+                <w:webHidden/>
+              </w:rPr>
+              <w:instrText xml:space="preserve"> PAGEREF _Toc240319003 \h </w:instrText>
+            </w:r>
+            <w:r>
+              <w:rPr>
+                <w:noProof/>
+                <w:webHidden/>
+              </w:rPr>
+            </w:r>
+            <w:r>
+              <w:rPr>
+                <w:noProof/>
+                <w:webHidden/>
+              </w:rPr>
+              <w:fldChar w:fldCharType="separate"/>
+            </w:r>
+            <w:r>
+              <w:rPr>
+                <w:noProof/>
+                <w:webHidden/>
+              </w:rPr>
+              <w:t>14</w:t>
+            </w:r>
+            <w:r>
+              <w:rPr>
+                <w:noProof/>
+                <w:webHidden/>
+              </w:rPr>
+              <w:fldChar w:fldCharType="end"/>
+            </w:r>
+          </w:hyperlink>
+        </w:p>
+        <w:p>
+          <w:pPr>
+            <w:pStyle w:val="31"/>
+            <w:tabs>
+              <w:tab w:val="left" w:pos="1320"/>
+              <w:tab w:val="right" w:leader="dot" w:pos="9346"/>
+            </w:tabs>
+            <w:rPr>
+              <w:rFonts w:asciiTheme="minorHAnsi" w:eastAsiaTheme="minorEastAsia" w:hAnsiTheme="minorHAnsi"/>
+              <w:noProof/>
+              <w:sz w:val="22"/>
+              <w:lang w:eastAsia="ru-RU"/>
+            </w:rPr>
+          </w:pPr>
+          <w:hyperlink w:anchor="_Toc240319004" w:history="1">
+            <w:r>
+              <w:rPr>
+                <w:rStyle w:val="a4"/>
+                <w:noProof/>
+                <w:lang w:val="en-US"/>
+              </w:rPr>
+              <w:t>48.</w:t>
+            </w:r>
+            <w:r>
+              <w:rPr>
+                <w:rFonts w:asciiTheme="minorHAnsi" w:eastAsiaTheme="minorEastAsia" w:hAnsiTheme="minorHAnsi"/>
+                <w:noProof/>
+                <w:sz w:val="22"/>
+                <w:lang w:eastAsia="ru-RU"/>
+              </w:rPr>
+              <w:tab/>
+            </w:r>
+            <w:r>
+              <w:rPr>
+                <w:rStyle w:val="a4"/>
+                <w:rFonts w:eastAsia="Arial Unicode MS" w:cs="Times New Roman"/>
+                <w:b/>
+                <w:bCs/>
+                <w:noProof/>
+              </w:rPr>
+              <w:t>Постепенный</w:t>
+            </w:r>
+            <w:r>
+              <w:rPr>
+                <w:rStyle w:val="a4"/>
+                <w:rFonts w:eastAsia="Arial Unicode MS" w:cs="Times New Roman"/>
+                <w:b/>
+                <w:bCs/>
+                <w:noProof/>
+                <w:lang w:val="en-US"/>
+              </w:rPr>
+              <w:t xml:space="preserve"> </w:t>
+            </w:r>
+            <w:r>
+              <w:rPr>
+                <w:rStyle w:val="a4"/>
+                <w:rFonts w:eastAsia="Arial Unicode MS" w:cs="Times New Roman"/>
+                <w:b/>
+                <w:bCs/>
+                <w:noProof/>
+              </w:rPr>
+              <w:t>отказа</w:t>
+            </w:r>
+            <w:r>
+              <w:rPr>
+                <w:rStyle w:val="a4"/>
+                <w:rFonts w:eastAsia="Arial Unicode MS" w:cs="Times New Roman"/>
+                <w:b/>
+                <w:bCs/>
+                <w:noProof/>
+                <w:lang w:val="en-US"/>
+              </w:rPr>
+              <w:t xml:space="preserve"> </w:t>
+            </w:r>
+            <w:r>
+              <w:rPr>
+                <w:rStyle w:val="a4"/>
+                <w:noProof/>
+                <w:lang w:val="en-US"/>
+              </w:rPr>
+              <w:t>(</w:t>
+            </w:r>
+            <w:r>
+              <w:rPr>
+                <w:rStyle w:val="a4"/>
+                <w:noProof/>
+              </w:rPr>
+              <w:t xml:space="preserve">marginal </w:t>
+            </w:r>
+            <w:r>
+              <w:rPr>
+                <w:rStyle w:val="a4"/>
+                <w:noProof/>
+                <w:lang w:val="en-US"/>
+              </w:rPr>
+              <w:t>failure)</w:t>
+            </w:r>
+            <w:r>
+              <w:rPr>
+                <w:noProof/>
+                <w:webHidden/>
+              </w:rPr>
+              <w:tab/>
+            </w:r>
+            <w:r>
+              <w:rPr>
+                <w:noProof/>
+                <w:webHidden/>
+              </w:rPr>
+              <w:fldChar w:fldCharType="begin"/>
+            </w:r>
+            <w:r>
+              <w:rPr>
+                <w:noProof/>
+                <w:webHidden/>
+              </w:rPr>
+              <w:instrText xml:space="preserve"> PAGEREF _Toc240319004 \h </w:instrText>
+            </w:r>
+            <w:r>
+              <w:rPr>
+                <w:noProof/>
+                <w:webHidden/>
+              </w:rPr>
+            </w:r>
+            <w:r>
+              <w:rPr>
+                <w:noProof/>
+                <w:webHidden/>
+              </w:rPr>
+              <w:fldChar w:fldCharType="separate"/>
+            </w:r>
+            <w:r>
+              <w:rPr>
+                <w:noProof/>
+                <w:webHidden/>
+              </w:rPr>
+              <w:t>14</w:t>
+            </w:r>
+            <w:r>
+              <w:rPr>
+                <w:noProof/>
+                <w:webHidden/>
+              </w:rPr>
+              <w:fldChar w:fldCharType="end"/>
+            </w:r>
+          </w:hyperlink>
+        </w:p>
+        <w:p>
+          <w:pPr>
+            <w:pStyle w:val="31"/>
+            <w:tabs>
+              <w:tab w:val="left" w:pos="1320"/>
+              <w:tab w:val="right" w:leader="dot" w:pos="9346"/>
+            </w:tabs>
+            <w:rPr>
+              <w:rFonts w:asciiTheme="minorHAnsi" w:eastAsiaTheme="minorEastAsia" w:hAnsiTheme="minorHAnsi"/>
+              <w:noProof/>
+              <w:sz w:val="22"/>
+              <w:lang w:eastAsia="ru-RU"/>
+            </w:rPr>
+          </w:pPr>
+          <w:hyperlink w:anchor="_Toc240319005" w:history="1">
+            <w:r>
+              <w:rPr>
+                <w:rStyle w:val="a4"/>
+                <w:noProof/>
+                <w:lang w:val="en-US"/>
+              </w:rPr>
+              <w:t>49.</w:t>
+            </w:r>
+            <w:r>
+              <w:rPr>
+                <w:rFonts w:asciiTheme="minorHAnsi" w:eastAsiaTheme="minorEastAsia" w:hAnsiTheme="minorHAnsi"/>
+                <w:noProof/>
+                <w:sz w:val="22"/>
+                <w:lang w:eastAsia="ru-RU"/>
+              </w:rPr>
+              <w:tab/>
+            </w:r>
+            <w:r>
+              <w:rPr>
+                <w:rStyle w:val="a4"/>
+                <w:rFonts w:eastAsia="Arial Unicode MS" w:cs="Times New Roman"/>
+                <w:b/>
+                <w:bCs/>
+                <w:noProof/>
+              </w:rPr>
+              <w:t>Систематический</w:t>
+            </w:r>
+            <w:r>
+              <w:rPr>
+                <w:rStyle w:val="a4"/>
+                <w:rFonts w:eastAsia="Arial Unicode MS" w:cs="Times New Roman"/>
+                <w:b/>
+                <w:bCs/>
+                <w:noProof/>
+                <w:lang w:val="en-US"/>
+              </w:rPr>
+              <w:t xml:space="preserve"> </w:t>
+            </w:r>
+            <w:r>
+              <w:rPr>
+                <w:rStyle w:val="a4"/>
+                <w:rFonts w:eastAsia="Arial Unicode MS" w:cs="Times New Roman"/>
+                <w:b/>
+                <w:bCs/>
+                <w:noProof/>
+              </w:rPr>
+              <w:t>отказа</w:t>
+            </w:r>
+            <w:r>
+              <w:rPr>
+                <w:rStyle w:val="a4"/>
+                <w:rFonts w:eastAsia="Arial Unicode MS" w:cs="Times New Roman"/>
+                <w:b/>
+                <w:bCs/>
+                <w:noProof/>
+                <w:lang w:val="en-US"/>
+              </w:rPr>
+              <w:t xml:space="preserve"> </w:t>
+            </w:r>
+            <w:r>
+              <w:rPr>
+                <w:rStyle w:val="a4"/>
+                <w:noProof/>
+                <w:lang w:val="en-US"/>
+              </w:rPr>
+              <w:t>(</w:t>
+            </w:r>
+            <w:r>
+              <w:rPr>
+                <w:rStyle w:val="a4"/>
+                <w:noProof/>
+              </w:rPr>
+              <w:t xml:space="preserve">marginal </w:t>
+            </w:r>
+            <w:r>
+              <w:rPr>
+                <w:rStyle w:val="a4"/>
+                <w:noProof/>
+                <w:lang w:val="en-US"/>
+              </w:rPr>
+              <w:t>failure)</w:t>
+            </w:r>
+            <w:r>
+              <w:rPr>
+                <w:noProof/>
+                <w:webHidden/>
+              </w:rPr>
+              <w:tab/>
+            </w:r>
+            <w:r>
+              <w:rPr>
+                <w:noProof/>
+                <w:webHidden/>
+              </w:rPr>
+              <w:fldChar w:fldCharType="begin"/>
+            </w:r>
+            <w:r>
+              <w:rPr>
+                <w:noProof/>
+                <w:webHidden/>
+              </w:rPr>
+              <w:instrText xml:space="preserve"> PAGEREF _Toc240319005 \h </w:instrText>
+            </w:r>
+            <w:r>
+              <w:rPr>
+                <w:noProof/>
+                <w:webHidden/>
+              </w:rPr>
+            </w:r>
+            <w:r>
+              <w:rPr>
+                <w:noProof/>
+                <w:webHidden/>
+              </w:rPr>
+              <w:fldChar w:fldCharType="separate"/>
+            </w:r>
+            <w:r>
+              <w:rPr>
+                <w:noProof/>
+                <w:webHidden/>
+              </w:rPr>
+              <w:t>14</w:t>
+            </w:r>
+            <w:r>
+              <w:rPr>
+                <w:noProof/>
+                <w:webHidden/>
+              </w:rPr>
+              <w:fldChar w:fldCharType="end"/>
+            </w:r>
+          </w:hyperlink>
+        </w:p>
+        <w:p>
+          <w:pPr>
+            <w:pStyle w:val="31"/>
+            <w:tabs>
+              <w:tab w:val="left" w:pos="1320"/>
+              <w:tab w:val="right" w:leader="dot" w:pos="9346"/>
+            </w:tabs>
+            <w:rPr>
+              <w:rFonts w:asciiTheme="minorHAnsi" w:eastAsiaTheme="minorEastAsia" w:hAnsiTheme="minorHAnsi"/>
+              <w:noProof/>
+              <w:sz w:val="22"/>
+              <w:lang w:eastAsia="ru-RU"/>
+            </w:rPr>
+          </w:pPr>
+          <w:hyperlink w:anchor="_Toc240319006" w:history="1">
+            <w:r>
+              <w:rPr>
+                <w:rStyle w:val="a4"/>
+                <w:noProof/>
+                <w:lang w:val="en-US"/>
+              </w:rPr>
+              <w:t>50.</w:t>
+            </w:r>
+            <w:r>
+              <w:rPr>
+                <w:rFonts w:asciiTheme="minorHAnsi" w:eastAsiaTheme="minorEastAsia" w:hAnsiTheme="minorHAnsi"/>
+                <w:noProof/>
+                <w:sz w:val="22"/>
+                <w:lang w:eastAsia="ru-RU"/>
+              </w:rPr>
+              <w:tab/>
+            </w:r>
+            <w:r>
+              <w:rPr>
+                <w:rStyle w:val="a4"/>
+                <w:rFonts w:eastAsia="Arial Unicode MS" w:cs="Times New Roman"/>
+                <w:b/>
+                <w:bCs/>
+                <w:noProof/>
+              </w:rPr>
+              <w:t>Перемежабщийся</w:t>
+            </w:r>
+            <w:r>
+              <w:rPr>
+                <w:rStyle w:val="a4"/>
+                <w:rFonts w:eastAsia="Arial Unicode MS" w:cs="Times New Roman"/>
+                <w:b/>
+                <w:bCs/>
+                <w:noProof/>
+                <w:lang w:val="en-US"/>
+              </w:rPr>
+              <w:t xml:space="preserve"> </w:t>
+            </w:r>
+            <w:r>
+              <w:rPr>
+                <w:rStyle w:val="a4"/>
+                <w:rFonts w:eastAsia="Arial Unicode MS" w:cs="Times New Roman"/>
+                <w:b/>
+                <w:bCs/>
+                <w:noProof/>
+              </w:rPr>
+              <w:t>отказа</w:t>
+            </w:r>
+            <w:r>
+              <w:rPr>
+                <w:rStyle w:val="a4"/>
+                <w:rFonts w:eastAsia="Arial Unicode MS" w:cs="Times New Roman"/>
+                <w:b/>
+                <w:bCs/>
+                <w:noProof/>
+                <w:lang w:val="en-US"/>
+              </w:rPr>
+              <w:t xml:space="preserve"> </w:t>
+            </w:r>
+            <w:r>
+              <w:rPr>
+                <w:rStyle w:val="a4"/>
+                <w:noProof/>
+                <w:lang w:val="en-US"/>
+              </w:rPr>
+              <w:t>(</w:t>
+            </w:r>
+            <w:r>
+              <w:rPr>
+                <w:rStyle w:val="a4"/>
+                <w:noProof/>
+              </w:rPr>
+              <w:t xml:space="preserve">marginal </w:t>
+            </w:r>
+            <w:r>
+              <w:rPr>
+                <w:rStyle w:val="a4"/>
+                <w:noProof/>
+                <w:lang w:val="en-US"/>
+              </w:rPr>
+              <w:t>failure)</w:t>
+            </w:r>
+            <w:r>
+              <w:rPr>
+                <w:noProof/>
+                <w:webHidden/>
+              </w:rPr>
+              <w:tab/>
+            </w:r>
+            <w:r>
+              <w:rPr>
+                <w:noProof/>
+                <w:webHidden/>
+              </w:rPr>
+              <w:fldChar w:fldCharType="begin"/>
+            </w:r>
+            <w:r>
+              <w:rPr>
+                <w:noProof/>
+                <w:webHidden/>
+              </w:rPr>
+              <w:instrText xml:space="preserve"> PAGEREF _Toc240319006 \h </w:instrText>
+            </w:r>
+            <w:r>
+              <w:rPr>
+                <w:noProof/>
+                <w:webHidden/>
+              </w:rPr>
+            </w:r>
+            <w:r>
+              <w:rPr>
+                <w:noProof/>
+                <w:webHidden/>
+              </w:rPr>
+              <w:fldChar w:fldCharType="separate"/>
+            </w:r>
+            <w:r>
+              <w:rPr>
+                <w:noProof/>
+                <w:webHidden/>
+              </w:rPr>
+              <w:t>14</w:t>
+            </w:r>
+            <w:r>
+              <w:rPr>
+                <w:noProof/>
+                <w:webHidden/>
+              </w:rPr>
+              <w:fldChar w:fldCharType="end"/>
+            </w:r>
+          </w:hyperlink>
+        </w:p>
+        <w:p>
+          <w:pPr>
+            <w:pStyle w:val="31"/>
+            <w:tabs>
+              <w:tab w:val="left" w:pos="1320"/>
+              <w:tab w:val="right" w:leader="dot" w:pos="9346"/>
+            </w:tabs>
+            <w:rPr>
+              <w:rFonts w:asciiTheme="minorHAnsi" w:eastAsiaTheme="minorEastAsia" w:hAnsiTheme="minorHAnsi"/>
+              <w:noProof/>
+              <w:sz w:val="22"/>
+              <w:lang w:eastAsia="ru-RU"/>
+            </w:rPr>
+          </w:pPr>
+          <w:hyperlink w:anchor="_Toc240319007" w:history="1">
+            <w:r>
+              <w:rPr>
+                <w:rStyle w:val="a4"/>
+                <w:noProof/>
+                <w:lang w:val="en-US"/>
+              </w:rPr>
+              <w:t>51.</w:t>
+            </w:r>
+            <w:r>
+              <w:rPr>
+                <w:rFonts w:asciiTheme="minorHAnsi" w:eastAsiaTheme="minorEastAsia" w:hAnsiTheme="minorHAnsi"/>
+                <w:noProof/>
+                <w:sz w:val="22"/>
+                <w:lang w:eastAsia="ru-RU"/>
+              </w:rPr>
+              <w:tab/>
+            </w:r>
+            <w:r>
+              <w:rPr>
+                <w:rStyle w:val="a4"/>
+                <w:rFonts w:eastAsia="Arial Unicode MS" w:cs="Times New Roman"/>
+                <w:b/>
+                <w:bCs/>
+                <w:noProof/>
+              </w:rPr>
+              <w:t>Сбой</w:t>
+            </w:r>
+            <w:r>
+              <w:rPr>
+                <w:rStyle w:val="a4"/>
+                <w:noProof/>
+                <w:lang w:val="en-US"/>
+              </w:rPr>
+              <w:t xml:space="preserve"> (</w:t>
+            </w:r>
+            <w:r>
+              <w:rPr>
+                <w:rStyle w:val="a4"/>
+                <w:noProof/>
+              </w:rPr>
+              <w:t>interruption</w:t>
+            </w:r>
+            <w:r>
+              <w:rPr>
+                <w:rStyle w:val="a4"/>
+                <w:noProof/>
+                <w:lang w:val="en-US"/>
+              </w:rPr>
+              <w:t>)</w:t>
+            </w:r>
+            <w:r>
+              <w:rPr>
+                <w:noProof/>
+                <w:webHidden/>
+              </w:rPr>
+              <w:tab/>
+            </w:r>
+            <w:r>
+              <w:rPr>
+                <w:noProof/>
+                <w:webHidden/>
+              </w:rPr>
+              <w:fldChar w:fldCharType="begin"/>
+            </w:r>
+            <w:r>
+              <w:rPr>
+                <w:noProof/>
+                <w:webHidden/>
+              </w:rPr>
+              <w:instrText xml:space="preserve"> PAGEREF _Toc240319007 \h </w:instrText>
+            </w:r>
+            <w:r>
+              <w:rPr>
+                <w:noProof/>
+                <w:webHidden/>
+              </w:rPr>
+            </w:r>
+            <w:r>
+              <w:rPr>
+                <w:noProof/>
+                <w:webHidden/>
+              </w:rPr>
+              <w:fldChar w:fldCharType="separate"/>
+            </w:r>
+            <w:r>
+              <w:rPr>
+                <w:noProof/>
+                <w:webHidden/>
+              </w:rPr>
+              <w:t>14</w:t>
+            </w:r>
+            <w:r>
+              <w:rPr>
+                <w:noProof/>
+                <w:webHidden/>
+              </w:rPr>
+              <w:fldChar w:fldCharType="end"/>
+            </w:r>
+          </w:hyperlink>
+        </w:p>
+        <w:p>
+          <w:pPr>
+            <w:pStyle w:val="31"/>
+            <w:tabs>
+              <w:tab w:val="left" w:pos="1320"/>
+              <w:tab w:val="right" w:leader="dot" w:pos="9346"/>
+            </w:tabs>
+            <w:rPr>
+              <w:rFonts w:asciiTheme="minorHAnsi" w:eastAsiaTheme="minorEastAsia" w:hAnsiTheme="minorHAnsi"/>
+              <w:noProof/>
+              <w:sz w:val="22"/>
+              <w:lang w:eastAsia="ru-RU"/>
+            </w:rPr>
+          </w:pPr>
+          <w:hyperlink w:anchor="_Toc240319008" w:history="1">
+            <w:r>
+              <w:rPr>
+                <w:rStyle w:val="a4"/>
+                <w:noProof/>
+                <w:lang w:val="en-US"/>
+              </w:rPr>
+              <w:t>52.</w:t>
+            </w:r>
+            <w:r>
+              <w:rPr>
+                <w:rFonts w:asciiTheme="minorHAnsi" w:eastAsiaTheme="minorEastAsia" w:hAnsiTheme="minorHAnsi"/>
+                <w:noProof/>
+                <w:sz w:val="22"/>
+                <w:lang w:eastAsia="ru-RU"/>
+              </w:rPr>
+              <w:tab/>
+            </w:r>
+            <w:r>
+              <w:rPr>
+                <w:rStyle w:val="a4"/>
+                <w:rFonts w:eastAsia="Arial Unicode MS" w:cs="Times New Roman"/>
+                <w:b/>
+                <w:bCs/>
+                <w:noProof/>
+              </w:rPr>
+              <w:t>Явный отказ</w:t>
+            </w:r>
+            <w:r>
+              <w:rPr>
+                <w:rStyle w:val="a4"/>
+                <w:noProof/>
+                <w:lang w:val="en-US"/>
+              </w:rPr>
+              <w:t xml:space="preserve"> (</w:t>
+            </w:r>
+            <w:r>
+              <w:rPr>
+                <w:rStyle w:val="a4"/>
+                <w:noProof/>
+              </w:rPr>
+              <w:t>interruption</w:t>
+            </w:r>
+            <w:r>
+              <w:rPr>
+                <w:rStyle w:val="a4"/>
+                <w:noProof/>
+                <w:lang w:val="en-US"/>
+              </w:rPr>
+              <w:t>)</w:t>
+            </w:r>
+            <w:r>
+              <w:rPr>
+                <w:noProof/>
+                <w:webHidden/>
+              </w:rPr>
+              <w:tab/>
+            </w:r>
+            <w:r>
+              <w:rPr>
+                <w:noProof/>
+                <w:webHidden/>
+              </w:rPr>
+              <w:fldChar w:fldCharType="begin"/>
+            </w:r>
+            <w:r>
+              <w:rPr>
+                <w:noProof/>
+                <w:webHidden/>
+              </w:rPr>
+              <w:instrText xml:space="preserve"> PAGEREF _Toc240319008 \h </w:instrText>
+            </w:r>
+            <w:r>
+              <w:rPr>
+                <w:noProof/>
+                <w:webHidden/>
+              </w:rPr>
+            </w:r>
+            <w:r>
+              <w:rPr>
+                <w:noProof/>
+                <w:webHidden/>
+              </w:rPr>
+              <w:fldChar w:fldCharType="separate"/>
+            </w:r>
+            <w:r>
+              <w:rPr>
+                <w:noProof/>
+                <w:webHidden/>
+              </w:rPr>
+              <w:t>14</w:t>
+            </w:r>
+            <w:r>
+              <w:rPr>
+                <w:noProof/>
+                <w:webHidden/>
+              </w:rPr>
+              <w:fldChar w:fldCharType="end"/>
+            </w:r>
+          </w:hyperlink>
+        </w:p>
+        <w:p>
+          <w:pPr>
+            <w:pStyle w:val="31"/>
+            <w:tabs>
+              <w:tab w:val="left" w:pos="1320"/>
+              <w:tab w:val="right" w:leader="dot" w:pos="9346"/>
+            </w:tabs>
+            <w:rPr>
+              <w:rFonts w:asciiTheme="minorHAnsi" w:eastAsiaTheme="minorEastAsia" w:hAnsiTheme="minorHAnsi"/>
+              <w:noProof/>
+              <w:sz w:val="22"/>
+              <w:lang w:eastAsia="ru-RU"/>
+            </w:rPr>
+          </w:pPr>
+          <w:hyperlink w:anchor="_Toc240319009" w:history="1">
+            <w:r>
+              <w:rPr>
+                <w:rStyle w:val="a4"/>
+                <w:noProof/>
+                <w:lang w:val="en-US"/>
+              </w:rPr>
+              <w:t>53.</w:t>
+            </w:r>
+            <w:r>
+              <w:rPr>
+                <w:rFonts w:asciiTheme="minorHAnsi" w:eastAsiaTheme="minorEastAsia" w:hAnsiTheme="minorHAnsi"/>
+                <w:noProof/>
+                <w:sz w:val="22"/>
+                <w:lang w:eastAsia="ru-RU"/>
+              </w:rPr>
+              <w:tab/>
+            </w:r>
+            <w:r>
+              <w:rPr>
+                <w:rStyle w:val="a4"/>
+                <w:rFonts w:eastAsia="Arial Unicode MS" w:cs="Times New Roman"/>
+                <w:b/>
+                <w:bCs/>
+                <w:noProof/>
+              </w:rPr>
+              <w:t>Скрытый отказ</w:t>
+            </w:r>
+            <w:r>
+              <w:rPr>
+                <w:rStyle w:val="a4"/>
+                <w:noProof/>
+                <w:lang w:val="en-US"/>
+              </w:rPr>
+              <w:t xml:space="preserve"> (</w:t>
+            </w:r>
+            <w:r>
+              <w:rPr>
+                <w:rStyle w:val="a4"/>
+                <w:noProof/>
+              </w:rPr>
+              <w:t>latent failure</w:t>
+            </w:r>
+            <w:r>
+              <w:rPr>
+                <w:rStyle w:val="a4"/>
+                <w:noProof/>
+                <w:lang w:val="en-US"/>
+              </w:rPr>
+              <w:t>)</w:t>
+            </w:r>
+            <w:r>
+              <w:rPr>
+                <w:noProof/>
+                <w:webHidden/>
+              </w:rPr>
+              <w:tab/>
+            </w:r>
+            <w:r>
+              <w:rPr>
+                <w:noProof/>
+                <w:webHidden/>
+              </w:rPr>
+              <w:fldChar w:fldCharType="begin"/>
+            </w:r>
+            <w:r>
+              <w:rPr>
+                <w:noProof/>
+                <w:webHidden/>
+              </w:rPr>
+              <w:instrText xml:space="preserve"> PAGEREF _Toc240319009 \h </w:instrText>
+            </w:r>
+            <w:r>
+              <w:rPr>
+                <w:noProof/>
+                <w:webHidden/>
+              </w:rPr>
+            </w:r>
+            <w:r>
+              <w:rPr>
+                <w:noProof/>
+                <w:webHidden/>
+              </w:rPr>
+              <w:fldChar w:fldCharType="separate"/>
+            </w:r>
+            <w:r>
+              <w:rPr>
+                <w:noProof/>
+                <w:webHidden/>
+              </w:rPr>
+              <w:t>15</w:t>
+            </w:r>
+            <w:r>
+              <w:rPr>
+                <w:noProof/>
+                <w:webHidden/>
+              </w:rPr>
+              <w:fldChar w:fldCharType="end"/>
+            </w:r>
+          </w:hyperlink>
+        </w:p>
+        <w:p>
+          <w:pPr>
+            <w:pStyle w:val="31"/>
+            <w:tabs>
+              <w:tab w:val="left" w:pos="1320"/>
+              <w:tab w:val="right" w:leader="dot" w:pos="9346"/>
+            </w:tabs>
+            <w:rPr>
+              <w:rFonts w:asciiTheme="minorHAnsi" w:eastAsiaTheme="minorEastAsia" w:hAnsiTheme="minorHAnsi"/>
+              <w:noProof/>
+              <w:sz w:val="22"/>
+              <w:lang w:eastAsia="ru-RU"/>
+            </w:rPr>
+          </w:pPr>
+          <w:hyperlink w:anchor="_Toc240319010" w:history="1">
+            <w:r>
+              <w:rPr>
+                <w:rStyle w:val="a4"/>
+                <w:noProof/>
+                <w:lang w:val="en-US"/>
+              </w:rPr>
+              <w:t>54.</w:t>
+            </w:r>
+            <w:r>
+              <w:rPr>
+                <w:rFonts w:asciiTheme="minorHAnsi" w:eastAsiaTheme="minorEastAsia" w:hAnsiTheme="minorHAnsi"/>
+                <w:noProof/>
+                <w:sz w:val="22"/>
+                <w:lang w:eastAsia="ru-RU"/>
+              </w:rPr>
+              <w:tab/>
+            </w:r>
+            <w:r>
+              <w:rPr>
+                <w:rStyle w:val="a4"/>
+                <w:rFonts w:eastAsia="Arial Unicode MS" w:cs="Times New Roman"/>
+                <w:b/>
+                <w:bCs/>
+                <w:noProof/>
+              </w:rPr>
+              <w:t>Конструктивный отказ</w:t>
+            </w:r>
+            <w:r>
+              <w:rPr>
+                <w:rStyle w:val="a4"/>
+                <w:noProof/>
+                <w:lang w:val="en-US"/>
+              </w:rPr>
+              <w:t xml:space="preserve"> (</w:t>
+            </w:r>
+            <w:r>
+              <w:rPr>
+                <w:rStyle w:val="a4"/>
+                <w:noProof/>
+              </w:rPr>
+              <w:t>design failure</w:t>
+            </w:r>
+            <w:r>
+              <w:rPr>
+                <w:rStyle w:val="a4"/>
+                <w:noProof/>
+                <w:lang w:val="en-US"/>
+              </w:rPr>
+              <w:t>)</w:t>
+            </w:r>
+            <w:r>
+              <w:rPr>
+                <w:noProof/>
+                <w:webHidden/>
+              </w:rPr>
+              <w:tab/>
+            </w:r>
+            <w:r>
+              <w:rPr>
+                <w:noProof/>
+                <w:webHidden/>
+              </w:rPr>
+              <w:fldChar w:fldCharType="begin"/>
+            </w:r>
+            <w:r>
+              <w:rPr>
+                <w:noProof/>
+                <w:webHidden/>
+              </w:rPr>
+              <w:instrText xml:space="preserve"> PAGEREF _Toc240319010 \h </w:instrText>
+            </w:r>
+            <w:r>
+              <w:rPr>
+                <w:noProof/>
+                <w:webHidden/>
+              </w:rPr>
+            </w:r>
+            <w:r>
+              <w:rPr>
+                <w:noProof/>
+                <w:webHidden/>
+              </w:rPr>
+              <w:fldChar w:fldCharType="separate"/>
+            </w:r>
+            <w:r>
+              <w:rPr>
+                <w:noProof/>
+                <w:webHidden/>
+              </w:rPr>
+              <w:t>15</w:t>
+            </w:r>
+            <w:r>
+              <w:rPr>
+                <w:noProof/>
+                <w:webHidden/>
+              </w:rPr>
+              <w:fldChar w:fldCharType="end"/>
+            </w:r>
+          </w:hyperlink>
+        </w:p>
+        <w:p>
+          <w:pPr>
+            <w:pStyle w:val="31"/>
+            <w:tabs>
+              <w:tab w:val="left" w:pos="1320"/>
+              <w:tab w:val="right" w:leader="dot" w:pos="9346"/>
+            </w:tabs>
+            <w:rPr>
+              <w:rFonts w:asciiTheme="minorHAnsi" w:eastAsiaTheme="minorEastAsia" w:hAnsiTheme="minorHAnsi"/>
+              <w:noProof/>
+              <w:sz w:val="22"/>
+              <w:lang w:eastAsia="ru-RU"/>
+            </w:rPr>
+          </w:pPr>
+          <w:hyperlink w:anchor="_Toc240319011" w:history="1">
+            <w:r>
+              <w:rPr>
+                <w:rStyle w:val="a4"/>
+                <w:noProof/>
+                <w:lang w:val="en-US"/>
+              </w:rPr>
+              <w:t>55.</w:t>
+            </w:r>
+            <w:r>
+              <w:rPr>
+                <w:rFonts w:asciiTheme="minorHAnsi" w:eastAsiaTheme="minorEastAsia" w:hAnsiTheme="minorHAnsi"/>
+                <w:noProof/>
+                <w:sz w:val="22"/>
+                <w:lang w:eastAsia="ru-RU"/>
+              </w:rPr>
+              <w:tab/>
+            </w:r>
+            <w:r>
+              <w:rPr>
+                <w:rStyle w:val="a4"/>
+                <w:rFonts w:eastAsia="Arial Unicode MS" w:cs="Times New Roman"/>
+                <w:b/>
+                <w:bCs/>
+                <w:noProof/>
+              </w:rPr>
+              <w:t>П</w:t>
+            </w:r>
+            <w:r>
+              <w:rPr>
+                <w:rStyle w:val="a4"/>
+                <w:rFonts w:cs="Times New Roman"/>
+                <w:b/>
+                <w:bCs/>
+                <w:noProof/>
+              </w:rPr>
+              <w:t>роизводственный</w:t>
+            </w:r>
+            <w:r>
+              <w:rPr>
+                <w:rStyle w:val="a4"/>
+                <w:rFonts w:eastAsia="Arial Unicode MS" w:cs="Times New Roman"/>
+                <w:b/>
+                <w:bCs/>
+                <w:noProof/>
+              </w:rPr>
+              <w:t xml:space="preserve"> отказ</w:t>
+            </w:r>
+            <w:r>
+              <w:rPr>
+                <w:rStyle w:val="a4"/>
+                <w:noProof/>
+                <w:lang w:val="en-US"/>
+              </w:rPr>
+              <w:t xml:space="preserve"> (</w:t>
+            </w:r>
+            <w:r>
+              <w:rPr>
+                <w:rStyle w:val="a4"/>
+                <w:noProof/>
+              </w:rPr>
+              <w:t>manufacturing failure</w:t>
+            </w:r>
+            <w:r>
+              <w:rPr>
+                <w:rStyle w:val="a4"/>
+                <w:noProof/>
+                <w:lang w:val="en-US"/>
+              </w:rPr>
+              <w:t>)</w:t>
+            </w:r>
+            <w:r>
+              <w:rPr>
+                <w:noProof/>
+                <w:webHidden/>
+              </w:rPr>
+              <w:tab/>
+            </w:r>
+            <w:r>
+              <w:rPr>
+                <w:noProof/>
+                <w:webHidden/>
+              </w:rPr>
+              <w:fldChar w:fldCharType="begin"/>
+            </w:r>
+            <w:r>
+              <w:rPr>
+                <w:noProof/>
+                <w:webHidden/>
+              </w:rPr>
+              <w:instrText xml:space="preserve"> PAGEREF _Toc240319011 \h </w:instrText>
+            </w:r>
+            <w:r>
+              <w:rPr>
+                <w:noProof/>
+                <w:webHidden/>
+              </w:rPr>
+            </w:r>
+            <w:r>
+              <w:rPr>
+                <w:noProof/>
+                <w:webHidden/>
+              </w:rPr>
+              <w:fldChar w:fldCharType="separate"/>
+            </w:r>
+            <w:r>
+              <w:rPr>
+                <w:noProof/>
+                <w:webHidden/>
+              </w:rPr>
+              <w:t>15</w:t>
+            </w:r>
+            <w:r>
+              <w:rPr>
+                <w:noProof/>
+                <w:webHidden/>
+              </w:rPr>
+              <w:fldChar w:fldCharType="end"/>
+            </w:r>
+          </w:hyperlink>
+        </w:p>
+        <w:p>
+          <w:pPr>
+            <w:pStyle w:val="31"/>
+            <w:tabs>
+              <w:tab w:val="left" w:pos="1320"/>
+              <w:tab w:val="right" w:leader="dot" w:pos="9346"/>
+            </w:tabs>
+            <w:rPr>
+              <w:rFonts w:asciiTheme="minorHAnsi" w:eastAsiaTheme="minorEastAsia" w:hAnsiTheme="minorHAnsi"/>
+              <w:noProof/>
+              <w:sz w:val="22"/>
+              <w:lang w:eastAsia="ru-RU"/>
+            </w:rPr>
+          </w:pPr>
+          <w:hyperlink w:anchor="_Toc240319012" w:history="1">
+            <w:r>
+              <w:rPr>
+                <w:rStyle w:val="a4"/>
+                <w:noProof/>
+                <w:lang w:val="en-US"/>
+              </w:rPr>
+              <w:t>56.</w:t>
+            </w:r>
+            <w:r>
+              <w:rPr>
+                <w:rFonts w:asciiTheme="minorHAnsi" w:eastAsiaTheme="minorEastAsia" w:hAnsiTheme="minorHAnsi"/>
+                <w:noProof/>
+                <w:sz w:val="22"/>
+                <w:lang w:eastAsia="ru-RU"/>
+              </w:rPr>
+              <w:tab/>
+            </w:r>
+            <w:r>
+              <w:rPr>
+                <w:rStyle w:val="a4"/>
+                <w:rFonts w:cs="Times New Roman"/>
+                <w:b/>
+                <w:bCs/>
+                <w:noProof/>
+              </w:rPr>
+              <w:t>Эксплуатационный</w:t>
+            </w:r>
+            <w:r>
+              <w:rPr>
+                <w:rStyle w:val="a4"/>
+                <w:rFonts w:eastAsia="Arial Unicode MS" w:cs="Times New Roman"/>
+                <w:b/>
+                <w:bCs/>
+                <w:noProof/>
+              </w:rPr>
+              <w:t xml:space="preserve"> отказ</w:t>
+            </w:r>
+            <w:r>
+              <w:rPr>
+                <w:rStyle w:val="a4"/>
+                <w:noProof/>
+                <w:lang w:val="en-US"/>
+              </w:rPr>
+              <w:t xml:space="preserve"> (</w:t>
+            </w:r>
+            <w:r>
+              <w:rPr>
+                <w:rStyle w:val="a4"/>
+                <w:noProof/>
+              </w:rPr>
+              <w:t>misuse failure</w:t>
+            </w:r>
+            <w:r>
+              <w:rPr>
+                <w:rStyle w:val="a4"/>
+                <w:noProof/>
+                <w:lang w:val="en-US"/>
+              </w:rPr>
+              <w:t>)</w:t>
+            </w:r>
+            <w:r>
+              <w:rPr>
+                <w:noProof/>
+                <w:webHidden/>
+              </w:rPr>
+              <w:tab/>
+            </w:r>
+            <w:r>
+              <w:rPr>
+                <w:noProof/>
+                <w:webHidden/>
+              </w:rPr>
+              <w:fldChar w:fldCharType="begin"/>
+            </w:r>
+            <w:r>
+              <w:rPr>
+                <w:noProof/>
+                <w:webHidden/>
+              </w:rPr>
+              <w:instrText xml:space="preserve"> PAGEREF _Toc240319012 \h </w:instrText>
+            </w:r>
+            <w:r>
+              <w:rPr>
+                <w:noProof/>
+                <w:webHidden/>
+              </w:rPr>
+            </w:r>
+            <w:r>
+              <w:rPr>
+                <w:noProof/>
+                <w:webHidden/>
+              </w:rPr>
+              <w:fldChar w:fldCharType="separate"/>
+            </w:r>
+            <w:r>
+              <w:rPr>
+                <w:noProof/>
+                <w:webHidden/>
+              </w:rPr>
+              <w:t>15</w:t>
+            </w:r>
+            <w:r>
+              <w:rPr>
+                <w:noProof/>
+                <w:webHidden/>
+              </w:rPr>
+              <w:fldChar w:fldCharType="end"/>
+            </w:r>
+          </w:hyperlink>
+        </w:p>
+        <w:p>
+          <w:pPr>
+            <w:pStyle w:val="31"/>
+            <w:tabs>
+              <w:tab w:val="left" w:pos="1320"/>
+              <w:tab w:val="right" w:leader="dot" w:pos="9346"/>
+            </w:tabs>
+            <w:rPr>
+              <w:rFonts w:asciiTheme="minorHAnsi" w:eastAsiaTheme="minorEastAsia" w:hAnsiTheme="minorHAnsi"/>
+              <w:noProof/>
+              <w:sz w:val="22"/>
+              <w:lang w:eastAsia="ru-RU"/>
+            </w:rPr>
+          </w:pPr>
+          <w:hyperlink w:anchor="_Toc240319013" w:history="1">
+            <w:r>
+              <w:rPr>
+                <w:rStyle w:val="a4"/>
+                <w:noProof/>
+                <w:lang w:val="en-US"/>
+              </w:rPr>
+              <w:t>57.</w:t>
+            </w:r>
+            <w:r>
+              <w:rPr>
+                <w:rFonts w:asciiTheme="minorHAnsi" w:eastAsiaTheme="minorEastAsia" w:hAnsiTheme="minorHAnsi"/>
+                <w:noProof/>
+                <w:sz w:val="22"/>
+                <w:lang w:eastAsia="ru-RU"/>
+              </w:rPr>
+              <w:tab/>
+            </w:r>
+            <w:r>
+              <w:rPr>
+                <w:rStyle w:val="a4"/>
+                <w:rFonts w:cs="Times New Roman"/>
+                <w:b/>
+                <w:bCs/>
+                <w:noProof/>
+              </w:rPr>
+              <w:t>Деградационный</w:t>
+            </w:r>
+            <w:r>
+              <w:rPr>
+                <w:rStyle w:val="a4"/>
+                <w:rFonts w:cs="Times New Roman"/>
+                <w:noProof/>
+              </w:rPr>
+              <w:t xml:space="preserve"> </w:t>
+            </w:r>
+            <w:r>
+              <w:rPr>
+                <w:rStyle w:val="a4"/>
+                <w:rFonts w:eastAsia="Arial Unicode MS" w:cs="Times New Roman"/>
+                <w:b/>
+                <w:bCs/>
+                <w:noProof/>
+              </w:rPr>
+              <w:t>отказ</w:t>
+            </w:r>
+            <w:r>
+              <w:rPr>
+                <w:rStyle w:val="a4"/>
+                <w:noProof/>
+                <w:lang w:val="en-US"/>
+              </w:rPr>
+              <w:t xml:space="preserve"> (</w:t>
+            </w:r>
+            <w:r>
+              <w:rPr>
+                <w:rStyle w:val="a4"/>
+                <w:noProof/>
+              </w:rPr>
+              <w:t>wear-out failure</w:t>
+            </w:r>
+            <w:r>
+              <w:rPr>
+                <w:rStyle w:val="a4"/>
+                <w:noProof/>
+                <w:lang w:val="en-US"/>
+              </w:rPr>
+              <w:t>)</w:t>
+            </w:r>
+            <w:r>
+              <w:rPr>
+                <w:noProof/>
+                <w:webHidden/>
+              </w:rPr>
+              <w:tab/>
+            </w:r>
+            <w:r>
+              <w:rPr>
+                <w:noProof/>
+                <w:webHidden/>
+              </w:rPr>
+              <w:fldChar w:fldCharType="begin"/>
+            </w:r>
+            <w:r>
+              <w:rPr>
+                <w:noProof/>
+                <w:webHidden/>
+              </w:rPr>
+              <w:instrText xml:space="preserve"> PAGEREF _Toc240319013 \h </w:instrText>
+            </w:r>
+            <w:r>
+              <w:rPr>
+                <w:noProof/>
+                <w:webHidden/>
+              </w:rPr>
+            </w:r>
+            <w:r>
+              <w:rPr>
+                <w:noProof/>
+                <w:webHidden/>
+              </w:rPr>
+              <w:fldChar w:fldCharType="separate"/>
+            </w:r>
+            <w:r>
+              <w:rPr>
+                <w:noProof/>
+                <w:webHidden/>
+              </w:rPr>
+              <w:t>15</w:t>
+            </w:r>
+            <w:r>
+              <w:rPr>
+                <w:noProof/>
+                <w:webHidden/>
+              </w:rPr>
+              <w:fldChar w:fldCharType="end"/>
+            </w:r>
+          </w:hyperlink>
+        </w:p>
+        <w:p>
+          <w:pPr>
+            <w:pStyle w:val="31"/>
+            <w:tabs>
+              <w:tab w:val="left" w:pos="1320"/>
+              <w:tab w:val="right" w:leader="dot" w:pos="9346"/>
+            </w:tabs>
+            <w:rPr>
+              <w:rFonts w:asciiTheme="minorHAnsi" w:eastAsiaTheme="minorEastAsia" w:hAnsiTheme="minorHAnsi"/>
+              <w:noProof/>
+              <w:sz w:val="22"/>
+              <w:lang w:eastAsia="ru-RU"/>
+            </w:rPr>
+          </w:pPr>
+          <w:hyperlink w:anchor="_Toc240319014" w:history="1">
+            <w:r>
+              <w:rPr>
+                <w:rStyle w:val="a4"/>
+                <w:noProof/>
+                <w:lang w:val="en-US"/>
+              </w:rPr>
+              <w:t>58.</w:t>
+            </w:r>
+            <w:r>
+              <w:rPr>
+                <w:rFonts w:asciiTheme="minorHAnsi" w:eastAsiaTheme="minorEastAsia" w:hAnsiTheme="minorHAnsi"/>
+                <w:noProof/>
+                <w:sz w:val="22"/>
+                <w:lang w:eastAsia="ru-RU"/>
+              </w:rPr>
+              <w:tab/>
+            </w:r>
+            <w:r>
+              <w:rPr>
+                <w:rStyle w:val="a4"/>
+                <w:rFonts w:cs="Times New Roman"/>
+                <w:b/>
+                <w:bCs/>
+                <w:noProof/>
+              </w:rPr>
+              <w:t>Механизм</w:t>
+            </w:r>
+            <w:r>
+              <w:rPr>
+                <w:rStyle w:val="a4"/>
+                <w:rFonts w:cs="Times New Roman"/>
+                <w:noProof/>
+                <w:lang w:val="en-US"/>
+              </w:rPr>
+              <w:t xml:space="preserve"> </w:t>
+            </w:r>
+            <w:r>
+              <w:rPr>
+                <w:rStyle w:val="a4"/>
+                <w:rFonts w:eastAsia="Arial Unicode MS" w:cs="Times New Roman"/>
+                <w:b/>
+                <w:bCs/>
+                <w:noProof/>
+              </w:rPr>
+              <w:t>отказа</w:t>
+            </w:r>
+            <w:r>
+              <w:rPr>
+                <w:rStyle w:val="a4"/>
+                <w:noProof/>
+                <w:lang w:val="en-US"/>
+              </w:rPr>
+              <w:t xml:space="preserve"> (failure</w:t>
+            </w:r>
+            <w:r>
+              <w:rPr>
+                <w:rStyle w:val="a4"/>
+                <w:noProof/>
+              </w:rPr>
+              <w:t xml:space="preserve"> mechanism</w:t>
+            </w:r>
+            <w:r>
+              <w:rPr>
+                <w:rStyle w:val="a4"/>
+                <w:noProof/>
+                <w:lang w:val="en-US"/>
+              </w:rPr>
+              <w:t>)</w:t>
+            </w:r>
+            <w:r>
+              <w:rPr>
+                <w:noProof/>
+                <w:webHidden/>
+              </w:rPr>
+              <w:tab/>
+            </w:r>
+            <w:r>
+              <w:rPr>
+                <w:noProof/>
+                <w:webHidden/>
+              </w:rPr>
+              <w:fldChar w:fldCharType="begin"/>
+            </w:r>
+            <w:r>
+              <w:rPr>
+                <w:noProof/>
+                <w:webHidden/>
+              </w:rPr>
+              <w:instrText xml:space="preserve"> PAGEREF _Toc240319014 \h </w:instrText>
+            </w:r>
+            <w:r>
+              <w:rPr>
+                <w:noProof/>
+                <w:webHidden/>
+              </w:rPr>
+            </w:r>
+            <w:r>
+              <w:rPr>
+                <w:noProof/>
+                <w:webHidden/>
+              </w:rPr>
+              <w:fldChar w:fldCharType="separate"/>
+            </w:r>
+            <w:r>
+              <w:rPr>
+                <w:noProof/>
+                <w:webHidden/>
+              </w:rPr>
+              <w:t>15</w:t>
+            </w:r>
+            <w:r>
+              <w:rPr>
+                <w:noProof/>
+                <w:webHidden/>
+              </w:rPr>
+              <w:fldChar w:fldCharType="end"/>
+            </w:r>
+          </w:hyperlink>
+        </w:p>
+        <w:p>
+          <w:pPr>
+            <w:pStyle w:val="31"/>
+            <w:tabs>
+              <w:tab w:val="left" w:pos="1320"/>
+              <w:tab w:val="right" w:leader="dot" w:pos="9346"/>
+            </w:tabs>
+            <w:rPr>
+              <w:rFonts w:asciiTheme="minorHAnsi" w:eastAsiaTheme="minorEastAsia" w:hAnsiTheme="minorHAnsi"/>
+              <w:noProof/>
+              <w:sz w:val="22"/>
+              <w:lang w:eastAsia="ru-RU"/>
+            </w:rPr>
+          </w:pPr>
+          <w:hyperlink w:anchor="_Toc240319015" w:history="1">
+            <w:r>
+              <w:rPr>
+                <w:rStyle w:val="a4"/>
+                <w:noProof/>
+              </w:rPr>
+              <w:t>59.</w:t>
+            </w:r>
+            <w:r>
+              <w:rPr>
+                <w:rFonts w:asciiTheme="minorHAnsi" w:eastAsiaTheme="minorEastAsia" w:hAnsiTheme="minorHAnsi"/>
+                <w:noProof/>
+                <w:sz w:val="22"/>
+                <w:lang w:eastAsia="ru-RU"/>
+              </w:rPr>
+              <w:tab/>
+            </w:r>
+            <w:r>
+              <w:rPr>
+                <w:rStyle w:val="a4"/>
+                <w:rFonts w:cs="Times New Roman"/>
+                <w:b/>
+                <w:bCs/>
+                <w:noProof/>
+              </w:rPr>
+              <w:t>Отказы по общей причине</w:t>
+            </w:r>
+            <w:r>
+              <w:rPr>
+                <w:rStyle w:val="a4"/>
+                <w:noProof/>
+              </w:rPr>
+              <w:t xml:space="preserve"> (</w:t>
+            </w:r>
+            <w:r>
+              <w:rPr>
+                <w:rStyle w:val="a4"/>
+                <w:noProof/>
+                <w:lang w:val="en-US"/>
+              </w:rPr>
+              <w:t>common</w:t>
+            </w:r>
+            <w:r>
+              <w:rPr>
+                <w:rStyle w:val="a4"/>
+                <w:noProof/>
+              </w:rPr>
+              <w:t xml:space="preserve"> </w:t>
+            </w:r>
+            <w:r>
+              <w:rPr>
+                <w:rStyle w:val="a4"/>
+                <w:noProof/>
+                <w:lang w:val="en-US"/>
+              </w:rPr>
+              <w:t>cause</w:t>
+            </w:r>
+            <w:r>
+              <w:rPr>
+                <w:rStyle w:val="a4"/>
+                <w:noProof/>
+              </w:rPr>
+              <w:t xml:space="preserve"> </w:t>
+            </w:r>
+            <w:r>
+              <w:rPr>
+                <w:rStyle w:val="a4"/>
+                <w:noProof/>
+                <w:lang w:val="en-US"/>
+              </w:rPr>
+              <w:t>failure</w:t>
+            </w:r>
+            <w:r>
+              <w:rPr>
+                <w:rStyle w:val="a4"/>
+                <w:noProof/>
+              </w:rPr>
+              <w:t>)</w:t>
+            </w:r>
+            <w:r>
+              <w:rPr>
+                <w:noProof/>
+                <w:webHidden/>
+              </w:rPr>
+              <w:tab/>
+            </w:r>
+            <w:r>
+              <w:rPr>
+                <w:noProof/>
+                <w:webHidden/>
+              </w:rPr>
+              <w:fldChar w:fldCharType="begin"/>
+            </w:r>
+            <w:r>
+              <w:rPr>
+                <w:noProof/>
+                <w:webHidden/>
+              </w:rPr>
+              <w:instrText xml:space="preserve"> PAGEREF _Toc240319015 \h </w:instrText>
+            </w:r>
+            <w:r>
+              <w:rPr>
+                <w:noProof/>
+                <w:webHidden/>
+              </w:rPr>
+            </w:r>
+            <w:r>
+              <w:rPr>
+                <w:noProof/>
+                <w:webHidden/>
+              </w:rPr>
+              <w:fldChar w:fldCharType="separate"/>
+            </w:r>
+            <w:r>
+              <w:rPr>
+                <w:noProof/>
+                <w:webHidden/>
+              </w:rPr>
+              <w:t>15</w:t>
+            </w:r>
+            <w:r>
+              <w:rPr>
+                <w:noProof/>
+                <w:webHidden/>
+              </w:rPr>
+              <w:fldChar w:fldCharType="end"/>
+            </w:r>
+          </w:hyperlink>
+        </w:p>
+        <w:p>
+          <w:pPr>
+            <w:pStyle w:val="31"/>
+            <w:tabs>
+              <w:tab w:val="left" w:pos="1320"/>
+              <w:tab w:val="right" w:leader="dot" w:pos="9346"/>
+            </w:tabs>
+            <w:rPr>
+              <w:rFonts w:asciiTheme="minorHAnsi" w:eastAsiaTheme="minorEastAsia" w:hAnsiTheme="minorHAnsi"/>
+              <w:noProof/>
+              <w:sz w:val="22"/>
+              <w:lang w:eastAsia="ru-RU"/>
+            </w:rPr>
+          </w:pPr>
+          <w:hyperlink w:anchor="_Toc240319016" w:history="1">
+            <w:r>
+              <w:rPr>
+                <w:rStyle w:val="a4"/>
+                <w:noProof/>
+                <w:lang w:val="en-US"/>
+              </w:rPr>
+              <w:t>60.</w:t>
+            </w:r>
+            <w:r>
+              <w:rPr>
+                <w:rFonts w:asciiTheme="minorHAnsi" w:eastAsiaTheme="minorEastAsia" w:hAnsiTheme="minorHAnsi"/>
+                <w:noProof/>
+                <w:sz w:val="22"/>
+                <w:lang w:eastAsia="ru-RU"/>
+              </w:rPr>
+              <w:tab/>
+            </w:r>
+            <w:r>
+              <w:rPr>
+                <w:rStyle w:val="a4"/>
+                <w:rFonts w:cs="Times New Roman"/>
+                <w:b/>
+                <w:bCs/>
+                <w:noProof/>
+              </w:rPr>
+              <w:t>Отказы</w:t>
+            </w:r>
+            <w:r>
+              <w:rPr>
+                <w:rStyle w:val="a4"/>
+                <w:rFonts w:cs="Times New Roman"/>
+                <w:b/>
+                <w:bCs/>
+                <w:noProof/>
+                <w:lang w:val="en-US"/>
+              </w:rPr>
+              <w:t xml:space="preserve"> </w:t>
+            </w:r>
+            <w:r>
+              <w:rPr>
+                <w:rStyle w:val="a4"/>
+                <w:rFonts w:cs="Times New Roman"/>
+                <w:b/>
+                <w:bCs/>
+                <w:noProof/>
+              </w:rPr>
+              <w:t>общего</w:t>
+            </w:r>
+            <w:r>
+              <w:rPr>
+                <w:rStyle w:val="a4"/>
+                <w:rFonts w:cs="Times New Roman"/>
+                <w:b/>
+                <w:bCs/>
+                <w:noProof/>
+                <w:lang w:val="en-US"/>
+              </w:rPr>
+              <w:t xml:space="preserve"> </w:t>
+            </w:r>
+            <w:r>
+              <w:rPr>
+                <w:rStyle w:val="a4"/>
+                <w:rFonts w:cs="Times New Roman"/>
+                <w:b/>
+                <w:bCs/>
+                <w:noProof/>
+              </w:rPr>
+              <w:t>вида</w:t>
+            </w:r>
+            <w:r>
+              <w:rPr>
+                <w:rStyle w:val="a4"/>
+                <w:noProof/>
+                <w:lang w:val="en-US"/>
+              </w:rPr>
+              <w:t xml:space="preserve"> (common mode failure)</w:t>
+            </w:r>
+            <w:r>
+              <w:rPr>
+                <w:noProof/>
+                <w:webHidden/>
+              </w:rPr>
+              <w:tab/>
+            </w:r>
+            <w:r>
+              <w:rPr>
+                <w:noProof/>
+                <w:webHidden/>
+              </w:rPr>
+              <w:fldChar w:fldCharType="begin"/>
+            </w:r>
+            <w:r>
+              <w:rPr>
+                <w:noProof/>
+                <w:webHidden/>
+              </w:rPr>
+              <w:instrText xml:space="preserve"> PAGEREF _Toc240319016 \h </w:instrText>
+            </w:r>
+            <w:r>
+              <w:rPr>
+                <w:noProof/>
+                <w:webHidden/>
+              </w:rPr>
+            </w:r>
+            <w:r>
+              <w:rPr>
+                <w:noProof/>
+                <w:webHidden/>
+              </w:rPr>
+              <w:fldChar w:fldCharType="separate"/>
+            </w:r>
+            <w:r>
+              <w:rPr>
+                <w:noProof/>
+                <w:webHidden/>
+              </w:rPr>
+              <w:t>15</w:t>
             </w:r>
             <w:r>
               <w:rPr>
@@ -3033,7 +7352,7 @@
           <w:szCs w:val="36"/>
         </w:rPr>
       </w:pPr>
-      <w:bookmarkStart w:id="0" w:name="_Toc239869095"/>
+      <w:bookmarkStart w:id="0" w:name="_Toc240318949"/>
       <w:r>
         <w:rPr>
           <w:rFonts w:ascii="Times New Roman" w:hAnsi="Times New Roman" w:cs="Times New Roman"/>
@@ -3061,7 +7380,7 @@
           <w:szCs w:val="28"/>
         </w:rPr>
       </w:pPr>
-      <w:bookmarkStart w:id="1" w:name="_Toc239869096"/>
+      <w:bookmarkStart w:id="1" w:name="_Toc240318950"/>
       <w:r>
         <w:rPr>
           <w:rFonts w:ascii="Times New Roman" w:hAnsi="Times New Roman" w:cs="Times New Roman"/>
@@ -3086,7 +7405,7 @@
         <w:ind w:left="426" w:hanging="426"/>
         <w:outlineLvl w:val="2"/>
       </w:pPr>
-      <w:bookmarkStart w:id="2" w:name="_Toc239869097"/>
+      <w:bookmarkStart w:id="2" w:name="_Toc240318951"/>
       <w:r>
         <w:rPr>
           <w:b/>
@@ -3315,7 +7634,7 @@
           <w:szCs w:val="28"/>
         </w:rPr>
       </w:pPr>
-      <w:bookmarkStart w:id="3" w:name="_Toc239869098"/>
+      <w:bookmarkStart w:id="3" w:name="_Toc240318952"/>
       <w:r>
         <w:rPr>
           <w:rFonts w:ascii="Times New Roman" w:hAnsi="Times New Roman" w:cs="Times New Roman"/>
@@ -3484,7 +7803,7 @@
         <w:ind w:left="426" w:hanging="426"/>
         <w:outlineLvl w:val="2"/>
       </w:pPr>
-      <w:bookmarkStart w:id="4" w:name="_Toc239869099"/>
+      <w:bookmarkStart w:id="4" w:name="_Toc240318953"/>
       <w:r>
         <w:rPr>
           <w:b/>
@@ -3723,7 +8042,7 @@
         <w:ind w:left="426" w:hanging="426"/>
         <w:outlineLvl w:val="2"/>
       </w:pPr>
-      <w:bookmarkStart w:id="5" w:name="_Toc239869100"/>
+      <w:bookmarkStart w:id="5" w:name="_Toc240318954"/>
       <w:r>
         <w:rPr>
           <w:b/>
@@ -3822,7 +8141,7 @@
         <w:ind w:left="426" w:hanging="426"/>
         <w:outlineLvl w:val="2"/>
       </w:pPr>
-      <w:bookmarkStart w:id="6" w:name="_Toc239869101"/>
+      <w:bookmarkStart w:id="6" w:name="_Toc240318955"/>
       <w:r>
         <w:rPr>
           <w:b/>
@@ -3954,7 +8273,7 @@
         <w:ind w:left="426" w:hanging="426"/>
         <w:outlineLvl w:val="2"/>
       </w:pPr>
-      <w:bookmarkStart w:id="7" w:name="_Toc239869102"/>
+      <w:bookmarkStart w:id="7" w:name="_Toc240318956"/>
       <w:r>
         <w:rPr>
           <w:b/>
@@ -4093,7 +8412,7 @@
         <w:ind w:left="426" w:hanging="426"/>
         <w:outlineLvl w:val="2"/>
       </w:pPr>
-      <w:bookmarkStart w:id="8" w:name="_Toc239869103"/>
+      <w:bookmarkStart w:id="8" w:name="_Toc240318957"/>
       <w:r>
         <w:rPr>
           <w:b/>
@@ -4212,7 +8531,7 @@
         </w:rPr>
         <w:t xml:space="preserve"> </w:t>
       </w:r>
-      <w:bookmarkStart w:id="9" w:name="_Toc239869104"/>
+      <w:bookmarkStart w:id="9" w:name="_Toc240318958"/>
       <w:r>
         <w:rPr>
           <w:b/>
@@ -4353,7 +8672,7 @@
         <w:ind w:left="426" w:hanging="426"/>
         <w:outlineLvl w:val="2"/>
       </w:pPr>
-      <w:bookmarkStart w:id="10" w:name="_Toc239869105"/>
+      <w:bookmarkStart w:id="10" w:name="_Toc240318959"/>
       <w:r>
         <w:rPr>
           <w:b/>
@@ -4422,7 +8741,7 @@
           <w:sz w:val="32"/>
         </w:rPr>
       </w:pPr>
-      <w:bookmarkStart w:id="11" w:name="_Toc239869106"/>
+      <w:bookmarkStart w:id="11" w:name="_Toc240318960"/>
       <w:r>
         <w:rPr>
           <w:rFonts w:ascii="Times New Roman" w:hAnsi="Times New Roman" w:cs="Times New Roman"/>
@@ -4673,7 +8992,7 @@
           <w:lang w:val="en-US"/>
         </w:rPr>
       </w:pPr>
-      <w:bookmarkStart w:id="12" w:name="_Toc239869107"/>
+      <w:bookmarkStart w:id="12" w:name="_Toc240318961"/>
       <w:r>
         <w:rPr>
           <w:rStyle w:val="a7"/>
@@ -4920,7 +9239,7 @@
           <w:sz w:val="32"/>
         </w:rPr>
       </w:pPr>
-      <w:bookmarkStart w:id="13" w:name="_Toc239869108"/>
+      <w:bookmarkStart w:id="13" w:name="_Toc240318962"/>
       <w:r>
         <w:rPr>
           <w:rFonts w:ascii="Times New Roman" w:hAnsi="Times New Roman" w:cs="Times New Roman"/>
@@ -4943,7 +9262,7 @@
         <w:ind w:left="426" w:hanging="426"/>
         <w:outlineLvl w:val="2"/>
       </w:pPr>
-      <w:bookmarkStart w:id="14" w:name="_Toc239869109"/>
+      <w:bookmarkStart w:id="14" w:name="_Toc240318963"/>
       <w:r>
         <w:rPr>
           <w:b/>
@@ -5048,7 +9367,7 @@
         <w:ind w:left="426" w:hanging="426"/>
         <w:outlineLvl w:val="2"/>
       </w:pPr>
-      <w:bookmarkStart w:id="15" w:name="_Toc239869110"/>
+      <w:bookmarkStart w:id="15" w:name="_Toc240318964"/>
       <w:r>
         <w:rPr>
           <w:b/>
@@ -5154,7 +9473,7 @@
         <w:ind w:left="426" w:hanging="426"/>
         <w:outlineLvl w:val="2"/>
       </w:pPr>
-      <w:bookmarkStart w:id="16" w:name="_Toc239869111"/>
+      <w:bookmarkStart w:id="16" w:name="_Toc240318965"/>
       <w:r>
         <w:rPr>
           <w:b/>
@@ -5238,7 +9557,7 @@
         <w:ind w:left="426" w:hanging="426"/>
         <w:outlineLvl w:val="2"/>
       </w:pPr>
-      <w:bookmarkStart w:id="17" w:name="_Toc239869112"/>
+      <w:bookmarkStart w:id="17" w:name="_Toc240318966"/>
       <w:r>
         <w:rPr>
           <w:b/>
@@ -5401,7 +9720,7 @@
         <w:ind w:left="426" w:hanging="426"/>
         <w:outlineLvl w:val="2"/>
       </w:pPr>
-      <w:bookmarkStart w:id="18" w:name="_Toc239869113"/>
+      <w:bookmarkStart w:id="18" w:name="_Toc240318967"/>
       <w:r>
         <w:t>Состояние готовности</w:t>
       </w:r>
@@ -5530,7 +9849,7 @@
           <w:lang w:val="en-US"/>
         </w:rPr>
       </w:pPr>
-      <w:bookmarkStart w:id="19" w:name="_Toc239869114"/>
+      <w:bookmarkStart w:id="19" w:name="_Toc240318968"/>
       <w:r>
         <w:rPr>
           <w:b/>
@@ -5619,7 +9938,7 @@
           <w:u w:val="single"/>
         </w:rPr>
       </w:pPr>
-      <w:bookmarkStart w:id="20" w:name="_Toc239869115"/>
+      <w:bookmarkStart w:id="20" w:name="_Toc240318969"/>
       <w:r>
         <w:rPr>
           <w:b/>
@@ -5708,7 +10027,7 @@
           <w:u w:val="single"/>
         </w:rPr>
       </w:pPr>
-      <w:bookmarkStart w:id="21" w:name="_Toc239869116"/>
+      <w:bookmarkStart w:id="21" w:name="_Toc240318970"/>
       <w:r>
         <w:rPr>
           <w:b/>
@@ -5818,13 +10137,30 @@
           <w:color w:val="0F1115"/>
           <w:shd w:val="clear" w:color="auto" w:fill="FFFFFF"/>
         </w:rPr>
-        <w:t>Пример:</w:t>
-      </w:r>
-      <w:r>
-        <w:rPr>
+        <w:t>Пример</w:t>
+      </w:r>
+      <w:proofErr w:type="gramStart"/>
+      <w:r>
+        <w:rPr>
+          <w:rStyle w:val="a6"/>
+          <w:rFonts w:cs="Times New Roman"/>
+          <w:color w:val="0F1115"/>
           <w:shd w:val="clear" w:color="auto" w:fill="FFFFFF"/>
         </w:rPr>
-        <w:t> Для автомобиля критерий – пробег 300 000 км. При его достижении по инструкции требуется капитальный ремонт или списание.</w:t>
+        <w:t>:</w:t>
+      </w:r>
+      <w:r>
+        <w:rPr>
+          <w:shd w:val="clear" w:color="auto" w:fill="FFFFFF"/>
+        </w:rPr>
+        <w:t> Для</w:t>
+      </w:r>
+      <w:proofErr w:type="gramEnd"/>
+      <w:r>
+        <w:rPr>
+          <w:shd w:val="clear" w:color="auto" w:fill="FFFFFF"/>
+        </w:rPr>
+        <w:t xml:space="preserve"> автомобиля критерий – пробег 300 000 км. При его достижении по инструкции требуется капитальный ремонт или списание.</w:t>
       </w:r>
     </w:p>
     <w:p>
@@ -5850,7 +10186,7 @@
           <w:u w:val="single"/>
         </w:rPr>
       </w:pPr>
-      <w:bookmarkStart w:id="22" w:name="_Toc239869117"/>
+      <w:bookmarkStart w:id="22" w:name="_Toc240318971"/>
       <w:r>
         <w:rPr>
           <w:b/>
@@ -5922,13 +10258,30 @@
           <w:color w:val="0F1115"/>
           <w:shd w:val="clear" w:color="auto" w:fill="FFFFFF"/>
         </w:rPr>
-        <w:t>Пример:</w:t>
-      </w:r>
-      <w:r>
-        <w:rPr>
+        <w:t>Пример</w:t>
+      </w:r>
+      <w:proofErr w:type="gramStart"/>
+      <w:r>
+        <w:rPr>
+          <w:rStyle w:val="a6"/>
+          <w:rFonts w:cs="Times New Roman"/>
+          <w:color w:val="0F1115"/>
           <w:shd w:val="clear" w:color="auto" w:fill="FFFFFF"/>
         </w:rPr>
-        <w:t> У химического реактора повреждён предохранительный клапан – высокая вероятность разгерметизации и выброса токсичных веществ, хотя реактор продолжает работать.</w:t>
+        <w:t>:</w:t>
+      </w:r>
+      <w:r>
+        <w:rPr>
+          <w:shd w:val="clear" w:color="auto" w:fill="FFFFFF"/>
+        </w:rPr>
+        <w:t> У</w:t>
+      </w:r>
+      <w:proofErr w:type="gramEnd"/>
+      <w:r>
+        <w:rPr>
+          <w:shd w:val="clear" w:color="auto" w:fill="FFFFFF"/>
+        </w:rPr>
+        <w:t xml:space="preserve"> химического реактора повреждён предохранительный клапан – высокая вероятность разгерметизации и выброса токсичных веществ, хотя реактор продолжает работать.</w:t>
       </w:r>
     </w:p>
     <w:p>
@@ -5957,7 +10310,7 @@
           <w:u w:val="single"/>
         </w:rPr>
       </w:pPr>
-      <w:bookmarkStart w:id="23" w:name="_Toc239869118"/>
+      <w:bookmarkStart w:id="23" w:name="_Toc240318972"/>
       <w:r>
         <w:rPr>
           <w:b/>
@@ -6058,7 +10411,7 @@
           <w:u w:val="single"/>
         </w:rPr>
       </w:pPr>
-      <w:bookmarkStart w:id="24" w:name="_Toc239869119"/>
+      <w:bookmarkStart w:id="24" w:name="_Toc240318973"/>
       <w:r>
         <w:rPr>
           <w:b/>
@@ -6152,7 +10505,7 @@
           <w:sz w:val="32"/>
         </w:rPr>
       </w:pPr>
-      <w:bookmarkStart w:id="25" w:name="_Toc239869120"/>
+      <w:bookmarkStart w:id="25" w:name="_Toc240318974"/>
       <w:r>
         <w:rPr>
           <w:rFonts w:ascii="Times New Roman" w:hAnsi="Times New Roman" w:cs="Times New Roman"/>
@@ -6236,7 +10589,7 @@
           <w:lang w:val="en-US"/>
         </w:rPr>
       </w:pPr>
-      <w:bookmarkStart w:id="26" w:name="_Toc239869121"/>
+      <w:bookmarkStart w:id="26" w:name="_Toc240318975"/>
       <w:r>
         <w:rPr>
           <w:rFonts w:ascii="Times New Roman" w:hAnsi="Times New Roman" w:cs="Times New Roman"/>
@@ -6452,7 +10805,7 @@
           <w:sz w:val="32"/>
         </w:rPr>
       </w:pPr>
-      <w:bookmarkStart w:id="27" w:name="_Toc239869122"/>
+      <w:bookmarkStart w:id="27" w:name="_Toc240318976"/>
       <w:r>
         <w:rPr>
           <w:rFonts w:ascii="Times New Roman" w:hAnsi="Times New Roman" w:cs="Times New Roman"/>
@@ -6485,7 +10838,7 @@
         <w:ind w:left="426" w:hanging="426"/>
         <w:outlineLvl w:val="2"/>
       </w:pPr>
-      <w:bookmarkStart w:id="28" w:name="_Toc239869123"/>
+      <w:bookmarkStart w:id="28" w:name="_Toc240318977"/>
       <w:r>
         <w:rPr>
           <w:b/>
@@ -6726,7 +11079,7 @@
           <w:lang w:val="en-US"/>
         </w:rPr>
       </w:pPr>
-      <w:bookmarkStart w:id="29" w:name="_Toc239869124"/>
+      <w:bookmarkStart w:id="29" w:name="_Toc240318978"/>
       <w:r>
         <w:rPr>
           <w:b/>
@@ -6764,13 +11117,13 @@
         </w:rPr>
         <w:t>отказа</w:t>
       </w:r>
+      <w:r>
+        <w:rPr>
+          <w:lang w:val="en-US"/>
+        </w:rPr>
+        <w:t xml:space="preserve"> (operating time to failure)</w:t>
+      </w:r>
       <w:bookmarkEnd w:id="29"/>
-      <w:r>
-        <w:rPr>
-          <w:lang w:val="en-US"/>
-        </w:rPr>
-        <w:t xml:space="preserve"> (operating time to failure)</w:t>
-      </w:r>
     </w:p>
     <w:p>
       <w:pPr>
@@ -6812,7 +11165,7 @@
           <w:lang w:val="en-US"/>
         </w:rPr>
       </w:pPr>
-      <w:bookmarkStart w:id="30" w:name="_Toc239869125"/>
+      <w:bookmarkStart w:id="30" w:name="_Toc240318979"/>
       <w:r>
         <w:rPr>
           <w:b/>
@@ -6857,25 +11210,25 @@
         </w:rPr>
         <w:t>отказами</w:t>
       </w:r>
+      <w:r>
+        <w:rPr>
+          <w:lang w:val="en-US"/>
+        </w:rPr>
+        <w:t xml:space="preserve"> (</w:t>
+      </w:r>
+      <w:r>
+        <w:rPr>
+          <w:lang w:val="en-US"/>
+        </w:rPr>
+        <w:t>operating time between fail</w:t>
+      </w:r>
+      <w:r>
+        <w:rPr>
+          <w:lang w:val="en-US"/>
+        </w:rPr>
+        <w:t>ures)</w:t>
+      </w:r>
       <w:bookmarkEnd w:id="30"/>
-      <w:r>
-        <w:rPr>
-          <w:lang w:val="en-US"/>
-        </w:rPr>
-        <w:t xml:space="preserve"> (</w:t>
-      </w:r>
-      <w:r>
-        <w:rPr>
-          <w:lang w:val="en-US"/>
-        </w:rPr>
-        <w:t>operating time between fail</w:t>
-      </w:r>
-      <w:r>
-        <w:rPr>
-          <w:lang w:val="en-US"/>
-        </w:rPr>
-        <w:t>ures)</w:t>
-      </w:r>
     </w:p>
     <w:p>
       <w:pPr>
@@ -6910,7 +11263,7 @@
         <w:ind w:left="426" w:hanging="426"/>
         <w:outlineLvl w:val="2"/>
       </w:pPr>
-      <w:bookmarkStart w:id="31" w:name="_Toc239869126"/>
+      <w:bookmarkStart w:id="31" w:name="_Toc240318980"/>
       <w:r>
         <w:rPr>
           <w:b/>
@@ -6918,26 +11271,26 @@
         </w:rPr>
         <w:t>Ресурс</w:t>
       </w:r>
+      <w:r>
+        <w:t xml:space="preserve"> (</w:t>
+      </w:r>
+      <w:proofErr w:type="spellStart"/>
+      <w:r>
+        <w:t>operating</w:t>
+      </w:r>
+      <w:proofErr w:type="spellEnd"/>
+      <w:r>
+        <w:t xml:space="preserve"> </w:t>
+      </w:r>
+      <w:proofErr w:type="spellStart"/>
+      <w:r>
+        <w:t>life</w:t>
+      </w:r>
+      <w:proofErr w:type="spellEnd"/>
+      <w:r>
+        <w:t>)</w:t>
+      </w:r>
       <w:bookmarkEnd w:id="31"/>
-      <w:r>
-        <w:t xml:space="preserve"> (</w:t>
-      </w:r>
-      <w:proofErr w:type="spellStart"/>
-      <w:r>
-        <w:t>operating</w:t>
-      </w:r>
-      <w:proofErr w:type="spellEnd"/>
-      <w:r>
-        <w:t xml:space="preserve"> </w:t>
-      </w:r>
-      <w:proofErr w:type="spellStart"/>
-      <w:r>
-        <w:t>life</w:t>
-      </w:r>
-      <w:proofErr w:type="spellEnd"/>
-      <w:r>
-        <w:t>)</w:t>
-      </w:r>
     </w:p>
     <w:p>
       <w:pPr>
@@ -6973,6 +11326,7 @@
           <w:lang w:val="en-US"/>
         </w:rPr>
       </w:pPr>
+      <w:bookmarkStart w:id="32" w:name="_Toc240318981"/>
       <w:r>
         <w:rPr>
           <w:b/>
@@ -7021,6 +11375,7 @@
         </w:rPr>
         <w:t>)</w:t>
       </w:r>
+      <w:bookmarkEnd w:id="32"/>
     </w:p>
     <w:p>
       <w:pPr>
@@ -7033,6 +11388,7 @@
     </w:p>
     <w:p>
       <w:pPr>
+        <w:spacing w:after="0"/>
         <w:ind w:left="426"/>
       </w:pPr>
     </w:p>
@@ -7047,6 +11403,7 @@
         <w:ind w:left="426" w:hanging="426"/>
         <w:outlineLvl w:val="2"/>
       </w:pPr>
+      <w:bookmarkStart w:id="33" w:name="_Toc240318982"/>
       <w:r>
         <w:rPr>
           <w:b/>
@@ -7087,6 +11444,7 @@
       <w:r>
         <w:t>)</w:t>
       </w:r>
+      <w:bookmarkEnd w:id="33"/>
     </w:p>
     <w:p>
       <w:pPr>
@@ -7114,6 +11472,7 @@
         <w:ind w:left="426" w:hanging="426"/>
         <w:outlineLvl w:val="2"/>
       </w:pPr>
+      <w:bookmarkStart w:id="34" w:name="_Toc240318983"/>
       <w:r>
         <w:rPr>
           <w:b/>
@@ -7147,9 +11506,11 @@
       <w:r>
         <w:t>)</w:t>
       </w:r>
-    </w:p>
-    <w:p>
-      <w:pPr>
+      <w:bookmarkEnd w:id="34"/>
+    </w:p>
+    <w:p>
+      <w:pPr>
+        <w:spacing w:after="0"/>
         <w:ind w:left="426"/>
       </w:pPr>
       <w:r>
@@ -7163,6 +11524,12 @@
       <w:r>
         <w:t xml:space="preserve"> установленных в документации.</w:t>
       </w:r>
+    </w:p>
+    <w:p>
+      <w:pPr>
+        <w:spacing w:after="0"/>
+        <w:ind w:left="426"/>
+      </w:pPr>
     </w:p>
     <w:p>
       <w:pPr>
@@ -7175,6 +11542,7 @@
         <w:ind w:left="426" w:hanging="426"/>
         <w:outlineLvl w:val="2"/>
       </w:pPr>
+      <w:bookmarkStart w:id="35" w:name="_Toc240318984"/>
       <w:r>
         <w:rPr>
           <w:b/>
@@ -7213,9 +11581,11 @@
       <w:r>
         <w:t>)</w:t>
       </w:r>
-    </w:p>
-    <w:p>
-      <w:pPr>
+      <w:bookmarkEnd w:id="35"/>
+    </w:p>
+    <w:p>
+      <w:pPr>
+        <w:spacing w:after="0"/>
         <w:ind w:left="426"/>
       </w:pPr>
       <w:r>
@@ -7227,6 +11597,12 @@
       <w:r>
         <w:t>ремонта объекта.</w:t>
       </w:r>
+    </w:p>
+    <w:p>
+      <w:pPr>
+        <w:spacing w:after="0"/>
+        <w:ind w:left="426"/>
+      </w:pPr>
     </w:p>
     <w:p>
       <w:pPr>
@@ -7239,6 +11615,7 @@
         <w:ind w:left="426" w:hanging="426"/>
         <w:outlineLvl w:val="2"/>
       </w:pPr>
+      <w:bookmarkStart w:id="36" w:name="_Toc240318985"/>
       <w:r>
         <w:rPr>
           <w:rFonts w:cs="Times New Roman"/>
@@ -7258,40 +11635,388 @@
         <w:t>ремя восстановления</w:t>
       </w:r>
       <w:r>
+        <w:t xml:space="preserve"> (</w:t>
+      </w:r>
+      <w:proofErr w:type="spellStart"/>
+      <w:r>
+        <w:t>restoration</w:t>
+      </w:r>
+      <w:proofErr w:type="spellEnd"/>
+      <w:r>
         <w:t xml:space="preserve"> </w:t>
       </w:r>
-      <w:r>
+      <w:proofErr w:type="spellStart"/>
+      <w:r>
+        <w:t>time</w:t>
+      </w:r>
+      <w:proofErr w:type="spellEnd"/>
+      <w:r>
+        <w:t>)</w:t>
+      </w:r>
+      <w:bookmarkEnd w:id="36"/>
+    </w:p>
+    <w:p>
+      <w:pPr>
+        <w:spacing w:after="0"/>
+        <w:ind w:left="426"/>
+      </w:pPr>
+      <w:r>
+        <w:t>Время, затрачиваемое непосредственно на выполнение операций по восстановлению объекта.</w:t>
+      </w:r>
+    </w:p>
+    <w:p>
+      <w:pPr>
+        <w:spacing w:after="0"/>
+        <w:ind w:left="426"/>
+      </w:pPr>
+    </w:p>
+    <w:p>
+      <w:pPr>
+        <w:pStyle w:val="a5"/>
+        <w:numPr>
+          <w:ilvl w:val="0"/>
+          <w:numId w:val="1"/>
+        </w:numPr>
+        <w:spacing w:after="0"/>
+        <w:ind w:left="426" w:hanging="426"/>
+        <w:outlineLvl w:val="2"/>
+        <w:rPr>
+          <w:lang w:val="en-US"/>
+        </w:rPr>
+      </w:pPr>
+      <w:bookmarkStart w:id="37" w:name="_Toc240318986"/>
+      <w:r>
+        <w:rPr>
+          <w:b/>
+          <w:bCs/>
+          <w:u w:val="single"/>
+        </w:rPr>
+        <w:t>Н</w:t>
+      </w:r>
+      <w:r>
+        <w:rPr>
+          <w:b/>
+          <w:bCs/>
+          <w:u w:val="single"/>
+        </w:rPr>
+        <w:t>азначенный</w:t>
+      </w:r>
+      <w:r>
+        <w:rPr>
+          <w:b/>
+          <w:bCs/>
+          <w:u w:val="single"/>
+          <w:lang w:val="en-US"/>
+        </w:rPr>
+        <w:t xml:space="preserve"> </w:t>
+      </w:r>
+      <w:r>
+        <w:rPr>
+          <w:b/>
+          <w:bCs/>
+          <w:u w:val="single"/>
+        </w:rPr>
+        <w:t>ресурс</w:t>
+      </w:r>
+      <w:r>
+        <w:rPr>
+          <w:lang w:val="en-US"/>
+        </w:rPr>
+        <w:t xml:space="preserve"> </w:t>
+      </w:r>
+      <w:r>
+        <w:rPr>
+          <w:rFonts w:cs="Times New Roman"/>
+          <w:szCs w:val="28"/>
+          <w:lang w:val="en-US"/>
+        </w:rPr>
         <w:t>(</w:t>
       </w:r>
+      <w:r>
+        <w:rPr>
+          <w:rFonts w:eastAsia="Arial Unicode MS" w:cs="Times New Roman"/>
+          <w:szCs w:val="28"/>
+          <w:lang w:val="en-US"/>
+        </w:rPr>
+        <w:t>assigned</w:t>
+      </w:r>
+      <w:r>
+        <w:rPr>
+          <w:rFonts w:eastAsia="Arial Unicode MS" w:cs="Times New Roman"/>
+          <w:szCs w:val="28"/>
+          <w:lang w:val="en-US"/>
+        </w:rPr>
+        <w:t xml:space="preserve"> </w:t>
+      </w:r>
+      <w:r>
+        <w:rPr>
+          <w:rFonts w:eastAsia="Arial Unicode MS" w:cs="Times New Roman"/>
+          <w:szCs w:val="28"/>
+          <w:lang w:val="en-US"/>
+        </w:rPr>
+        <w:t>operating life</w:t>
+      </w:r>
+      <w:r>
+        <w:rPr>
+          <w:rFonts w:cs="Times New Roman"/>
+          <w:szCs w:val="28"/>
+          <w:lang w:val="en-US"/>
+        </w:rPr>
+        <w:t>)</w:t>
+      </w:r>
+      <w:bookmarkEnd w:id="37"/>
+    </w:p>
+    <w:p>
+      <w:pPr>
+        <w:spacing w:after="0"/>
+        <w:ind w:left="426"/>
+      </w:pPr>
+      <w:r>
+        <w:t>Суммарная наработка, при достижении которой эксплуатация объекта должна быть прекращена независимо от его технического состояния.</w:t>
+      </w:r>
+    </w:p>
+    <w:p>
+      <w:pPr>
+        <w:spacing w:after="0"/>
+        <w:ind w:left="426"/>
+      </w:pPr>
+    </w:p>
+    <w:p>
+      <w:pPr>
+        <w:pStyle w:val="a5"/>
+        <w:numPr>
+          <w:ilvl w:val="0"/>
+          <w:numId w:val="1"/>
+        </w:numPr>
+        <w:spacing w:after="0"/>
+        <w:ind w:left="426" w:hanging="426"/>
+        <w:outlineLvl w:val="2"/>
+      </w:pPr>
+      <w:bookmarkStart w:id="38" w:name="_Toc240318987"/>
+      <w:r>
+        <w:rPr>
+          <w:rFonts w:cs="Times New Roman"/>
+          <w:b/>
+          <w:bCs/>
+          <w:u w:val="single"/>
+        </w:rPr>
+        <w:t>Назначенный срок службы</w:t>
+      </w:r>
+      <w:r>
+        <w:rPr>
+          <w:rFonts w:cs="Times New Roman"/>
+          <w:szCs w:val="28"/>
+        </w:rPr>
+        <w:t xml:space="preserve"> (</w:t>
+      </w:r>
       <w:proofErr w:type="spellStart"/>
       <w:r>
-        <w:t>restoration</w:t>
+        <w:rPr>
+          <w:rFonts w:eastAsia="Arial Unicode MS" w:cs="Times New Roman"/>
+          <w:szCs w:val="28"/>
+        </w:rPr>
+        <w:t>assigned</w:t>
       </w:r>
       <w:proofErr w:type="spellEnd"/>
       <w:r>
+        <w:rPr>
+          <w:rFonts w:eastAsia="Arial Unicode MS" w:cs="Times New Roman"/>
+          <w:szCs w:val="28"/>
+        </w:rPr>
         <w:t xml:space="preserve"> </w:t>
       </w:r>
       <w:proofErr w:type="spellStart"/>
       <w:r>
-        <w:t>time</w:t>
+        <w:rPr>
+          <w:rFonts w:eastAsia="Arial Unicode MS" w:cs="Times New Roman"/>
+          <w:szCs w:val="28"/>
+        </w:rPr>
+        <w:t>useful</w:t>
       </w:r>
       <w:proofErr w:type="spellEnd"/>
       <w:r>
+        <w:rPr>
+          <w:rFonts w:eastAsia="Arial Unicode MS" w:cs="Times New Roman"/>
+          <w:szCs w:val="28"/>
+        </w:rPr>
+        <w:t xml:space="preserve"> </w:t>
+      </w:r>
+      <w:proofErr w:type="spellStart"/>
+      <w:r>
+        <w:rPr>
+          <w:rFonts w:eastAsia="Arial Unicode MS" w:cs="Times New Roman"/>
+          <w:szCs w:val="28"/>
+        </w:rPr>
+        <w:t>life</w:t>
+      </w:r>
+      <w:proofErr w:type="spellEnd"/>
+      <w:r>
+        <w:rPr>
+          <w:rFonts w:cs="Times New Roman"/>
+          <w:szCs w:val="28"/>
+        </w:rPr>
         <w:t>)</w:t>
       </w:r>
-    </w:p>
-    <w:p>
-      <w:pPr>
+      <w:bookmarkEnd w:id="38"/>
+    </w:p>
+    <w:p>
+      <w:pPr>
+        <w:spacing w:after="0"/>
         <w:ind w:left="426"/>
       </w:pPr>
       <w:r>
-        <w:t>Время, затрачиваемое непосредственно на выполнение операций по восстановлению объекта.</w:t>
-      </w:r>
-    </w:p>
-    <w:p>
-      <w:pPr>
+        <w:t>Календарная продолжительность, при достижении которой эксплуатация объекта должна быть прекращена независимо от его технического состояния.</w:t>
+      </w:r>
+    </w:p>
+    <w:p>
+      <w:pPr>
+        <w:spacing w:after="0"/>
         <w:ind w:left="426"/>
       </w:pPr>
+    </w:p>
+    <w:p>
+      <w:pPr>
+        <w:pStyle w:val="a5"/>
+        <w:numPr>
+          <w:ilvl w:val="0"/>
+          <w:numId w:val="1"/>
+        </w:numPr>
+        <w:spacing w:after="0"/>
+        <w:ind w:left="426" w:hanging="426"/>
+        <w:outlineLvl w:val="2"/>
+      </w:pPr>
+      <w:bookmarkStart w:id="39" w:name="_Toc240318988"/>
+      <w:r>
+        <w:rPr>
+          <w:rFonts w:cs="Times New Roman"/>
+          <w:b/>
+          <w:bCs/>
+          <w:u w:val="single"/>
+        </w:rPr>
+        <w:t>Назначенный</w:t>
+      </w:r>
+      <w:r>
+        <w:rPr>
+          <w:rFonts w:eastAsia="Arial Unicode MS" w:cs="Times New Roman"/>
+          <w:b/>
+          <w:bCs/>
+          <w:szCs w:val="28"/>
+          <w:u w:val="single"/>
+        </w:rPr>
+        <w:t xml:space="preserve"> срок хранения</w:t>
+      </w:r>
+      <w:r>
+        <w:rPr>
+          <w:rFonts w:cs="Times New Roman"/>
+          <w:szCs w:val="28"/>
+        </w:rPr>
+        <w:t xml:space="preserve"> </w:t>
+      </w:r>
+      <w:r>
+        <w:rPr>
+          <w:rFonts w:cs="Times New Roman"/>
+          <w:szCs w:val="28"/>
+        </w:rPr>
+        <w:t>(</w:t>
+      </w:r>
+      <w:proofErr w:type="spellStart"/>
+      <w:r>
+        <w:rPr>
+          <w:rFonts w:eastAsia="Arial Unicode MS" w:cs="Times New Roman"/>
+          <w:szCs w:val="28"/>
+        </w:rPr>
+        <w:t>assigned</w:t>
+      </w:r>
+      <w:proofErr w:type="spellEnd"/>
+      <w:r>
+        <w:rPr>
+          <w:rFonts w:eastAsia="Arial Unicode MS" w:cs="Times New Roman"/>
+          <w:szCs w:val="28"/>
+        </w:rPr>
+        <w:t xml:space="preserve"> </w:t>
+      </w:r>
+      <w:proofErr w:type="spellStart"/>
+      <w:r>
+        <w:rPr>
+          <w:rFonts w:eastAsia="Arial Unicode MS" w:cs="Times New Roman"/>
+          <w:szCs w:val="28"/>
+        </w:rPr>
+        <w:t>storing</w:t>
+      </w:r>
+      <w:proofErr w:type="spellEnd"/>
+      <w:r>
+        <w:rPr>
+          <w:rFonts w:eastAsia="Arial Unicode MS" w:cs="Times New Roman"/>
+          <w:szCs w:val="28"/>
+        </w:rPr>
+        <w:t xml:space="preserve"> </w:t>
+      </w:r>
+      <w:proofErr w:type="spellStart"/>
+      <w:r>
+        <w:rPr>
+          <w:rFonts w:eastAsia="Arial Unicode MS" w:cs="Times New Roman"/>
+          <w:szCs w:val="28"/>
+        </w:rPr>
+        <w:t>life</w:t>
+      </w:r>
+      <w:proofErr w:type="spellEnd"/>
+      <w:r>
+        <w:rPr>
+          <w:rFonts w:cs="Times New Roman"/>
+          <w:szCs w:val="28"/>
+        </w:rPr>
+        <w:t>)</w:t>
+      </w:r>
+      <w:bookmarkEnd w:id="39"/>
+    </w:p>
+    <w:p>
+      <w:pPr>
+        <w:autoSpaceDE w:val="0"/>
+        <w:autoSpaceDN w:val="0"/>
+        <w:adjustRightInd w:val="0"/>
+        <w:spacing w:after="0" w:line="240" w:lineRule="auto"/>
+        <w:ind w:left="426"/>
+        <w:jc w:val="left"/>
+        <w:rPr>
+          <w:rFonts w:eastAsia="Arial Unicode MS" w:cs="Times New Roman"/>
+          <w:szCs w:val="28"/>
+        </w:rPr>
+      </w:pPr>
+      <w:r>
+        <w:rPr>
+          <w:rFonts w:eastAsia="Arial Unicode MS" w:cs="Times New Roman"/>
+          <w:szCs w:val="28"/>
+        </w:rPr>
+        <w:t>Календарная продолжительность, при достижении</w:t>
+      </w:r>
+      <w:r>
+        <w:rPr>
+          <w:rFonts w:eastAsia="Arial Unicode MS" w:cs="Times New Roman"/>
+          <w:szCs w:val="28"/>
+        </w:rPr>
+        <w:t xml:space="preserve"> </w:t>
+      </w:r>
+      <w:r>
+        <w:rPr>
+          <w:rFonts w:eastAsia="Arial Unicode MS" w:cs="Times New Roman"/>
+          <w:szCs w:val="28"/>
+        </w:rPr>
+        <w:t>которой хранение объекта должно быть прекращено независимо от его</w:t>
+      </w:r>
+      <w:r>
+        <w:rPr>
+          <w:rFonts w:eastAsia="Arial Unicode MS" w:cs="Times New Roman"/>
+          <w:szCs w:val="28"/>
+        </w:rPr>
+        <w:t xml:space="preserve"> </w:t>
+      </w:r>
+      <w:r>
+        <w:rPr>
+          <w:rFonts w:eastAsia="Arial Unicode MS" w:cs="Times New Roman"/>
+          <w:szCs w:val="28"/>
+        </w:rPr>
+        <w:t>технического состояния.</w:t>
+      </w:r>
     </w:p>
     <w:p>
       <w:pPr>
@@ -7308,6 +12033,7 @@
           <w:sz w:val="32"/>
         </w:rPr>
       </w:pPr>
+      <w:bookmarkStart w:id="40" w:name="_Toc240318989"/>
       <w:r>
         <w:rPr>
           <w:rFonts w:ascii="Times New Roman" w:hAnsi="Times New Roman" w:cs="Times New Roman"/>
@@ -7317,6 +12043,7 @@
         </w:rPr>
         <w:t>Вопросы к теме:</w:t>
       </w:r>
+      <w:bookmarkEnd w:id="40"/>
     </w:p>
     <w:p>
       <w:pPr>
@@ -7335,30 +12062,6 @@
     </w:p>
     <w:p>
       <w:pPr>
-        <w:pStyle w:val="a5"/>
-        <w:numPr>
-          <w:ilvl w:val="0"/>
-          <w:numId w:val="40"/>
-        </w:numPr>
-      </w:pPr>
-      <w:r>
-        <w:t>Приведите пример неисправного, но работоспособного объекта.</w:t>
-      </w:r>
-    </w:p>
-    <w:p>
-      <w:pPr>
-        <w:pStyle w:val="a5"/>
-        <w:numPr>
-          <w:ilvl w:val="0"/>
-          <w:numId w:val="40"/>
-        </w:numPr>
-      </w:pPr>
-      <w:r>
-        <w:t>Всегда ли предельное состояние необратимо?</w:t>
-      </w:r>
-    </w:p>
-    <w:p>
-      <w:pPr>
         <w:pStyle w:val="3"/>
         <w:rPr>
           <w:rFonts w:ascii="Times New Roman" w:hAnsi="Times New Roman" w:cs="Times New Roman"/>
@@ -7367,6 +12070,7 @@
           <w:szCs w:val="32"/>
         </w:rPr>
       </w:pPr>
+      <w:bookmarkStart w:id="41" w:name="_Toc240318990"/>
       <w:r>
         <w:rPr>
           <w:rFonts w:ascii="Times New Roman" w:hAnsi="Times New Roman" w:cs="Times New Roman"/>
@@ -7409,6 +12113,7 @@
         </w:rPr>
         <w:t>:</w:t>
       </w:r>
+      <w:bookmarkEnd w:id="41"/>
     </w:p>
     <w:p>
       <w:pPr>
@@ -7454,6 +12159,7 @@
           <w:bCs w:val="0"/>
           <w:color w:val="0F1115"/>
         </w:rPr>
+        <w:lastRenderedPageBreak/>
         <w:t>Ресурс — это предел по наработке.</w:t>
       </w:r>
       <w:r>
@@ -7502,12 +12208,2511 @@
       </w:r>
     </w:p>
     <w:p>
-      <w:r>
+      <w:pPr>
         <w:rPr>
           <w:shd w:val="clear" w:color="auto" w:fill="FFFFFF"/>
         </w:rPr>
+      </w:pPr>
+      <w:r>
+        <w:rPr>
+          <w:shd w:val="clear" w:color="auto" w:fill="FFFFFF"/>
+        </w:rPr>
         <w:t>наработка ≤ ресурса</w:t>
       </w:r>
+    </w:p>
+    <w:p>
+      <w:pPr>
+        <w:rPr>
+          <w:shd w:val="clear" w:color="auto" w:fill="FFFFFF"/>
+        </w:rPr>
+      </w:pPr>
+      <w:r>
+        <w:rPr>
+          <w:shd w:val="clear" w:color="auto" w:fill="FFFFFF"/>
+        </w:rPr>
+        <w:t xml:space="preserve">ресурс </w:t>
+      </w:r>
+      <w:r>
+        <w:rPr>
+          <w:shd w:val="clear" w:color="auto" w:fill="FFFFFF"/>
+        </w:rPr>
+        <w:t>≤</w:t>
+      </w:r>
+      <w:r>
+        <w:rPr>
+          <w:shd w:val="clear" w:color="auto" w:fill="FFFFFF"/>
+        </w:rPr>
+        <w:t xml:space="preserve"> срок службы</w:t>
+      </w:r>
+    </w:p>
+    <w:p>
+      <w:pPr>
+        <w:rPr>
+          <w:shd w:val="clear" w:color="auto" w:fill="FFFFFF"/>
+        </w:rPr>
+      </w:pPr>
+    </w:p>
+    <w:p>
+      <w:pPr>
+        <w:pStyle w:val="2"/>
+        <w:rPr>
+          <w:rFonts w:ascii="Times New Roman" w:eastAsia="Arial Unicode MS" w:hAnsi="Times New Roman" w:cs="Times New Roman"/>
+          <w:i/>
+          <w:iCs/>
+          <w:color w:val="000000" w:themeColor="text1"/>
+          <w:sz w:val="32"/>
+          <w:szCs w:val="24"/>
+        </w:rPr>
+      </w:pPr>
+      <w:bookmarkStart w:id="42" w:name="_Toc240318991"/>
+      <w:r>
+        <w:rPr>
+          <w:rFonts w:ascii="Times New Roman" w:hAnsi="Times New Roman" w:cs="Times New Roman"/>
+          <w:i/>
+          <w:iCs/>
+          <w:color w:val="000000" w:themeColor="text1"/>
+          <w:sz w:val="32"/>
+          <w:szCs w:val="24"/>
+        </w:rPr>
+        <w:t>О</w:t>
+      </w:r>
+      <w:r>
+        <w:rPr>
+          <w:rFonts w:ascii="Times New Roman" w:eastAsia="Arial Unicode MS" w:hAnsi="Times New Roman" w:cs="Times New Roman"/>
+          <w:i/>
+          <w:iCs/>
+          <w:color w:val="000000" w:themeColor="text1"/>
+          <w:sz w:val="32"/>
+          <w:szCs w:val="24"/>
+        </w:rPr>
+        <w:t>тказ</w:t>
+      </w:r>
+      <w:r>
+        <w:rPr>
+          <w:rFonts w:ascii="Times New Roman" w:hAnsi="Times New Roman" w:cs="Times New Roman"/>
+          <w:i/>
+          <w:iCs/>
+          <w:color w:val="000000" w:themeColor="text1"/>
+          <w:sz w:val="32"/>
+          <w:szCs w:val="24"/>
+        </w:rPr>
+        <w:t>ы</w:t>
+      </w:r>
+      <w:r>
+        <w:rPr>
+          <w:rFonts w:ascii="Times New Roman" w:eastAsia="Arial Unicode MS" w:hAnsi="Times New Roman" w:cs="Times New Roman"/>
+          <w:i/>
+          <w:iCs/>
+          <w:color w:val="000000" w:themeColor="text1"/>
+          <w:sz w:val="32"/>
+          <w:szCs w:val="24"/>
+        </w:rPr>
+        <w:t>, дефект</w:t>
+      </w:r>
+      <w:r>
+        <w:rPr>
+          <w:rFonts w:ascii="Times New Roman" w:hAnsi="Times New Roman" w:cs="Times New Roman"/>
+          <w:i/>
+          <w:iCs/>
+          <w:color w:val="000000" w:themeColor="text1"/>
+          <w:sz w:val="32"/>
+          <w:szCs w:val="24"/>
+        </w:rPr>
+        <w:t>ы</w:t>
+      </w:r>
+      <w:r>
+        <w:rPr>
+          <w:rFonts w:ascii="Times New Roman" w:eastAsia="Arial Unicode MS" w:hAnsi="Times New Roman" w:cs="Times New Roman"/>
+          <w:i/>
+          <w:iCs/>
+          <w:color w:val="000000" w:themeColor="text1"/>
+          <w:sz w:val="32"/>
+          <w:szCs w:val="24"/>
+        </w:rPr>
+        <w:t>, повреждения</w:t>
+      </w:r>
+      <w:bookmarkEnd w:id="42"/>
+    </w:p>
+    <w:p/>
+    <w:p>
+      <w:pPr>
+        <w:pStyle w:val="a5"/>
+        <w:numPr>
+          <w:ilvl w:val="0"/>
+          <w:numId w:val="1"/>
+        </w:numPr>
+        <w:spacing w:after="0"/>
+        <w:ind w:left="426" w:hanging="426"/>
+        <w:outlineLvl w:val="2"/>
+      </w:pPr>
+      <w:bookmarkStart w:id="43" w:name="_Toc240318992"/>
+      <w:r>
+        <w:rPr>
+          <w:rFonts w:eastAsia="Arial Unicode MS" w:cs="Times New Roman"/>
+          <w:b/>
+          <w:bCs/>
+          <w:szCs w:val="28"/>
+          <w:u w:val="single"/>
+        </w:rPr>
+        <w:t>О</w:t>
+      </w:r>
+      <w:r>
+        <w:rPr>
+          <w:rFonts w:eastAsia="Arial Unicode MS" w:cs="Times New Roman"/>
+          <w:b/>
+          <w:bCs/>
+          <w:szCs w:val="28"/>
+          <w:u w:val="single"/>
+        </w:rPr>
+        <w:t>тказ</w:t>
+      </w:r>
+      <w:r>
+        <w:rPr>
+          <w:rFonts w:cs="Times New Roman"/>
+          <w:szCs w:val="28"/>
+        </w:rPr>
+        <w:t xml:space="preserve"> </w:t>
+      </w:r>
+      <w:r>
+        <w:t>(</w:t>
+      </w:r>
+      <w:proofErr w:type="spellStart"/>
+      <w:r>
+        <w:t>failure</w:t>
+      </w:r>
+      <w:proofErr w:type="spellEnd"/>
+      <w:r>
+        <w:t>)</w:t>
+      </w:r>
+      <w:bookmarkEnd w:id="43"/>
+    </w:p>
+    <w:p>
+      <w:pPr>
+        <w:spacing w:after="0"/>
+        <w:ind w:left="426"/>
+      </w:pPr>
+      <w:r>
+        <w:t>Событие, заключающееся в нарушении работоспособного состояния</w:t>
+      </w:r>
+      <w:r>
+        <w:t xml:space="preserve"> </w:t>
+      </w:r>
+      <w:r>
+        <w:t>объекта.</w:t>
+      </w:r>
+    </w:p>
+    <w:p>
+      <w:pPr>
+        <w:spacing w:after="0"/>
+        <w:ind w:left="426"/>
+      </w:pPr>
+    </w:p>
+    <w:p>
+      <w:pPr>
+        <w:pStyle w:val="a5"/>
+        <w:numPr>
+          <w:ilvl w:val="0"/>
+          <w:numId w:val="1"/>
+        </w:numPr>
+        <w:spacing w:after="0"/>
+        <w:ind w:left="426" w:hanging="426"/>
+        <w:outlineLvl w:val="2"/>
+      </w:pPr>
+      <w:bookmarkStart w:id="44" w:name="_Toc240318993"/>
+      <w:r>
+        <w:rPr>
+          <w:rFonts w:eastAsia="Arial Unicode MS" w:cs="Times New Roman"/>
+          <w:b/>
+          <w:bCs/>
+          <w:szCs w:val="28"/>
+          <w:u w:val="single"/>
+        </w:rPr>
+        <w:t>Дефект</w:t>
+      </w:r>
+      <w:r>
+        <w:rPr>
+          <w:rFonts w:cs="Times New Roman"/>
+          <w:szCs w:val="28"/>
+        </w:rPr>
+        <w:t xml:space="preserve"> </w:t>
+      </w:r>
+      <w:r>
+        <w:t>(</w:t>
+      </w:r>
+      <w:proofErr w:type="spellStart"/>
+      <w:r>
+        <w:t>defect</w:t>
+      </w:r>
+      <w:proofErr w:type="spellEnd"/>
+      <w:r>
+        <w:t>)</w:t>
+      </w:r>
+      <w:bookmarkEnd w:id="44"/>
+    </w:p>
+    <w:p>
+      <w:pPr>
+        <w:spacing w:after="0"/>
+        <w:ind w:left="426"/>
+      </w:pPr>
+      <w:r>
+        <w:t>Каждое отдельное несоответствие объекта требованиям, установленным в документации.</w:t>
+      </w:r>
+    </w:p>
+    <w:p>
+      <w:pPr>
+        <w:spacing w:after="0"/>
+        <w:ind w:left="426"/>
+      </w:pPr>
+    </w:p>
+    <w:p>
+      <w:pPr>
+        <w:pStyle w:val="a5"/>
+        <w:numPr>
+          <w:ilvl w:val="0"/>
+          <w:numId w:val="1"/>
+        </w:numPr>
+        <w:spacing w:after="0"/>
+        <w:ind w:left="426" w:hanging="426"/>
+        <w:outlineLvl w:val="2"/>
+      </w:pPr>
+      <w:bookmarkStart w:id="45" w:name="_Toc240318994"/>
+      <w:r>
+        <w:rPr>
+          <w:rFonts w:eastAsia="Arial Unicode MS" w:cs="Times New Roman"/>
+          <w:b/>
+          <w:bCs/>
+          <w:szCs w:val="28"/>
+          <w:u w:val="single"/>
+        </w:rPr>
+        <w:t>Повреждение</w:t>
+      </w:r>
+      <w:r>
+        <w:rPr>
+          <w:rFonts w:eastAsia="Arial Unicode MS" w:cs="Times New Roman"/>
+          <w:b/>
+          <w:bCs/>
+          <w:szCs w:val="28"/>
+        </w:rPr>
+        <w:t xml:space="preserve"> </w:t>
+      </w:r>
+      <w:r>
+        <w:t>(</w:t>
+      </w:r>
+      <w:proofErr w:type="spellStart"/>
+      <w:r>
+        <w:t>damage</w:t>
+      </w:r>
+      <w:proofErr w:type="spellEnd"/>
+      <w:r>
+        <w:t>)</w:t>
+      </w:r>
+      <w:bookmarkEnd w:id="45"/>
+    </w:p>
+    <w:p>
+      <w:pPr>
+        <w:spacing w:after="0"/>
+        <w:ind w:left="426"/>
+      </w:pPr>
+      <w:r>
+        <w:t>Нарушение исправного состояния объекта при сохранении</w:t>
+      </w:r>
+      <w:r>
+        <w:t xml:space="preserve"> </w:t>
+      </w:r>
+      <w:r>
+        <w:t>его работоспособного состояния.</w:t>
+      </w:r>
+    </w:p>
+    <w:p>
+      <w:pPr>
+        <w:spacing w:after="0"/>
+        <w:ind w:left="426"/>
+      </w:pPr>
+    </w:p>
+    <w:p>
+      <w:pPr>
+        <w:pStyle w:val="a5"/>
+        <w:numPr>
+          <w:ilvl w:val="0"/>
+          <w:numId w:val="1"/>
+        </w:numPr>
+        <w:spacing w:after="0"/>
+        <w:ind w:left="426" w:hanging="426"/>
+        <w:outlineLvl w:val="2"/>
+      </w:pPr>
+      <w:bookmarkStart w:id="46" w:name="_Toc240318995"/>
+      <w:r>
+        <w:rPr>
+          <w:rFonts w:eastAsia="Arial Unicode MS" w:cs="Times New Roman"/>
+          <w:b/>
+          <w:bCs/>
+          <w:szCs w:val="28"/>
+          <w:u w:val="single"/>
+        </w:rPr>
+        <w:t>Вид отказа</w:t>
+      </w:r>
+      <w:r>
+        <w:rPr>
+          <w:rFonts w:eastAsia="Arial Unicode MS" w:cs="Times New Roman"/>
+          <w:b/>
+          <w:bCs/>
+          <w:szCs w:val="28"/>
+        </w:rPr>
+        <w:t xml:space="preserve"> </w:t>
+      </w:r>
+      <w:r>
+        <w:t>(</w:t>
+      </w:r>
+      <w:proofErr w:type="spellStart"/>
+      <w:r>
+        <w:t>failure</w:t>
+      </w:r>
+      <w:proofErr w:type="spellEnd"/>
+      <w:r>
+        <w:t xml:space="preserve"> </w:t>
+      </w:r>
+      <w:proofErr w:type="spellStart"/>
+      <w:r>
+        <w:t>mode</w:t>
+      </w:r>
+      <w:proofErr w:type="spellEnd"/>
+      <w:r>
+        <w:t>)</w:t>
+      </w:r>
+      <w:bookmarkEnd w:id="46"/>
+    </w:p>
+    <w:p>
+      <w:pPr>
+        <w:spacing w:after="0"/>
+        <w:ind w:left="426"/>
+      </w:pPr>
+      <w:r>
+        <w:t>Единица классификации отказов на основе установленных критериев:</w:t>
+      </w:r>
+      <w:r>
+        <w:t xml:space="preserve"> </w:t>
+      </w:r>
+      <w:r>
+        <w:t>особенностей, причины, последствий отказа; функции, способность выпо</w:t>
+      </w:r>
+      <w:r>
+        <w:t>л</w:t>
+      </w:r>
+      <w:r>
+        <w:t>нения которой утрачена в результате отказа или изменения состояния объекта</w:t>
+      </w:r>
+      <w:r>
+        <w:t>.</w:t>
+      </w:r>
+    </w:p>
+    <w:p>
+      <w:pPr>
+        <w:spacing w:after="0"/>
+        <w:ind w:left="426"/>
+      </w:pPr>
+    </w:p>
+    <w:p>
+      <w:pPr>
+        <w:pStyle w:val="a5"/>
+        <w:numPr>
+          <w:ilvl w:val="0"/>
+          <w:numId w:val="1"/>
+        </w:numPr>
+        <w:spacing w:after="0"/>
+        <w:ind w:left="426" w:hanging="426"/>
+        <w:outlineLvl w:val="2"/>
+      </w:pPr>
+      <w:bookmarkStart w:id="47" w:name="_Toc240318996"/>
+      <w:r>
+        <w:rPr>
+          <w:rFonts w:eastAsia="Arial Unicode MS" w:cs="Times New Roman"/>
+          <w:b/>
+          <w:bCs/>
+          <w:szCs w:val="28"/>
+          <w:u w:val="single"/>
+        </w:rPr>
+        <w:t>Критерий</w:t>
+      </w:r>
+      <w:r>
+        <w:rPr>
+          <w:rFonts w:eastAsia="Arial Unicode MS" w:cs="Times New Roman"/>
+          <w:b/>
+          <w:bCs/>
+          <w:szCs w:val="28"/>
+          <w:u w:val="single"/>
+        </w:rPr>
+        <w:t xml:space="preserve"> отказа</w:t>
+      </w:r>
+      <w:r>
+        <w:rPr>
+          <w:rFonts w:eastAsia="Arial Unicode MS" w:cs="Times New Roman"/>
+          <w:b/>
+          <w:bCs/>
+          <w:szCs w:val="28"/>
+        </w:rPr>
+        <w:t xml:space="preserve"> </w:t>
+      </w:r>
+      <w:r>
+        <w:t>(</w:t>
+      </w:r>
+      <w:proofErr w:type="spellStart"/>
+      <w:r>
+        <w:t>failure</w:t>
+      </w:r>
+      <w:proofErr w:type="spellEnd"/>
+      <w:r>
+        <w:t xml:space="preserve"> </w:t>
+      </w:r>
+      <w:proofErr w:type="spellStart"/>
+      <w:r>
+        <w:t>criterion</w:t>
+      </w:r>
+      <w:proofErr w:type="spellEnd"/>
+      <w:r>
+        <w:t>)</w:t>
+      </w:r>
+      <w:bookmarkEnd w:id="47"/>
+    </w:p>
+    <w:p>
+      <w:pPr>
+        <w:spacing w:after="0"/>
+        <w:ind w:left="426"/>
+      </w:pPr>
+      <w:r>
+        <w:t>Признак или совокупность признаков нарушения работоспособного</w:t>
+      </w:r>
+      <w:r>
+        <w:t xml:space="preserve"> </w:t>
+      </w:r>
+      <w:r>
+        <w:t>состояния объекта, установленные в документации.</w:t>
+      </w:r>
+    </w:p>
+    <w:p>
+      <w:pPr>
+        <w:spacing w:after="0"/>
+        <w:ind w:left="426"/>
+      </w:pPr>
+    </w:p>
+    <w:p>
+      <w:pPr>
+        <w:pStyle w:val="a5"/>
+        <w:numPr>
+          <w:ilvl w:val="0"/>
+          <w:numId w:val="1"/>
+        </w:numPr>
+        <w:spacing w:after="0"/>
+        <w:ind w:left="426" w:hanging="426"/>
+        <w:outlineLvl w:val="2"/>
+      </w:pPr>
+      <w:bookmarkStart w:id="48" w:name="_Toc240318997"/>
+      <w:r>
+        <w:rPr>
+          <w:rFonts w:eastAsia="Arial Unicode MS" w:cs="Times New Roman"/>
+          <w:b/>
+          <w:bCs/>
+          <w:szCs w:val="28"/>
+          <w:u w:val="single"/>
+        </w:rPr>
+        <w:t>Независимый</w:t>
+      </w:r>
+      <w:r>
+        <w:rPr>
+          <w:rFonts w:eastAsia="Arial Unicode MS" w:cs="Times New Roman"/>
+          <w:b/>
+          <w:bCs/>
+          <w:szCs w:val="28"/>
+          <w:u w:val="single"/>
+        </w:rPr>
+        <w:t xml:space="preserve"> отказ</w:t>
+      </w:r>
+      <w:r>
+        <w:rPr>
+          <w:rFonts w:eastAsia="Arial Unicode MS" w:cs="Times New Roman"/>
+          <w:b/>
+          <w:bCs/>
+          <w:szCs w:val="28"/>
+        </w:rPr>
+        <w:t xml:space="preserve"> </w:t>
+      </w:r>
+      <w:r>
+        <w:t>(</w:t>
+      </w:r>
+      <w:proofErr w:type="spellStart"/>
+      <w:r>
+        <w:t>primary</w:t>
+      </w:r>
+      <w:proofErr w:type="spellEnd"/>
+      <w:r>
+        <w:t xml:space="preserve"> </w:t>
+      </w:r>
+      <w:proofErr w:type="spellStart"/>
+      <w:r>
+        <w:t>failure</w:t>
+      </w:r>
+      <w:proofErr w:type="spellEnd"/>
+      <w:r>
+        <w:t>)</w:t>
+      </w:r>
+      <w:bookmarkEnd w:id="48"/>
+    </w:p>
+    <w:p>
+      <w:pPr>
+        <w:spacing w:after="0"/>
+        <w:ind w:left="426"/>
+      </w:pPr>
+      <w:r>
+        <w:t>Отказ, не вызванный возникновением других отказов</w:t>
+      </w:r>
+      <w:r>
+        <w:t>.</w:t>
+      </w:r>
+    </w:p>
+    <w:p>
+      <w:pPr>
+        <w:spacing w:after="0"/>
+        <w:ind w:left="426"/>
+      </w:pPr>
+    </w:p>
+    <w:p>
+      <w:pPr>
+        <w:pStyle w:val="a5"/>
+        <w:numPr>
+          <w:ilvl w:val="0"/>
+          <w:numId w:val="1"/>
+        </w:numPr>
+        <w:spacing w:after="0"/>
+        <w:ind w:left="426" w:hanging="426"/>
+        <w:outlineLvl w:val="2"/>
+      </w:pPr>
+      <w:bookmarkStart w:id="49" w:name="_Toc240318998"/>
+      <w:r>
+        <w:rPr>
+          <w:rFonts w:eastAsia="Arial Unicode MS" w:cs="Times New Roman"/>
+          <w:b/>
+          <w:bCs/>
+          <w:szCs w:val="28"/>
+          <w:u w:val="single"/>
+        </w:rPr>
+        <w:t>З</w:t>
+      </w:r>
+      <w:r>
+        <w:rPr>
+          <w:rFonts w:eastAsia="Arial Unicode MS" w:cs="Times New Roman"/>
+          <w:b/>
+          <w:bCs/>
+          <w:szCs w:val="28"/>
+          <w:u w:val="single"/>
+        </w:rPr>
+        <w:t>ависимый отказ</w:t>
+      </w:r>
+      <w:r>
+        <w:rPr>
+          <w:rFonts w:eastAsia="Arial Unicode MS" w:cs="Times New Roman"/>
+          <w:b/>
+          <w:bCs/>
+          <w:szCs w:val="28"/>
+        </w:rPr>
+        <w:t xml:space="preserve"> </w:t>
+      </w:r>
+      <w:r>
+        <w:t>(</w:t>
+      </w:r>
+      <w:proofErr w:type="spellStart"/>
+      <w:r>
+        <w:t>secondary</w:t>
+      </w:r>
+      <w:proofErr w:type="spellEnd"/>
+      <w:r>
+        <w:t xml:space="preserve"> </w:t>
+      </w:r>
+      <w:proofErr w:type="spellStart"/>
+      <w:r>
+        <w:t>failure</w:t>
+      </w:r>
+      <w:proofErr w:type="spellEnd"/>
+      <w:r>
+        <w:t>)</w:t>
+      </w:r>
+      <w:bookmarkEnd w:id="49"/>
+    </w:p>
+    <w:p>
+      <w:pPr>
+        <w:spacing w:after="0"/>
+        <w:ind w:left="426"/>
+      </w:pPr>
+      <w:r>
+        <w:t>Отказ, вызванный возникновением других отказов</w:t>
+      </w:r>
+      <w:r>
+        <w:t>.</w:t>
+      </w:r>
+    </w:p>
+    <w:p>
+      <w:pPr>
+        <w:spacing w:after="0"/>
+        <w:ind w:left="426"/>
+      </w:pPr>
+    </w:p>
+    <w:p>
+      <w:pPr>
+        <w:pStyle w:val="a5"/>
+        <w:numPr>
+          <w:ilvl w:val="0"/>
+          <w:numId w:val="1"/>
+        </w:numPr>
+        <w:spacing w:after="0"/>
+        <w:ind w:left="426" w:hanging="426"/>
+        <w:outlineLvl w:val="2"/>
+      </w:pPr>
+      <w:bookmarkStart w:id="50" w:name="_Toc240318999"/>
+      <w:r>
+        <w:rPr>
+          <w:rFonts w:eastAsia="Arial Unicode MS" w:cs="Times New Roman"/>
+          <w:b/>
+          <w:bCs/>
+          <w:szCs w:val="28"/>
+          <w:u w:val="single"/>
+        </w:rPr>
+        <w:lastRenderedPageBreak/>
+        <w:t>Причина</w:t>
+      </w:r>
+      <w:r>
+        <w:rPr>
+          <w:rFonts w:eastAsia="Arial Unicode MS" w:cs="Times New Roman"/>
+          <w:b/>
+          <w:bCs/>
+          <w:szCs w:val="28"/>
+          <w:u w:val="single"/>
+        </w:rPr>
+        <w:t xml:space="preserve"> отказ</w:t>
+      </w:r>
+      <w:r>
+        <w:rPr>
+          <w:rFonts w:eastAsia="Arial Unicode MS" w:cs="Times New Roman"/>
+          <w:b/>
+          <w:bCs/>
+          <w:szCs w:val="28"/>
+          <w:u w:val="single"/>
+        </w:rPr>
+        <w:t>а</w:t>
+      </w:r>
+      <w:r>
+        <w:rPr>
+          <w:rFonts w:eastAsia="Arial Unicode MS" w:cs="Times New Roman"/>
+          <w:b/>
+          <w:bCs/>
+          <w:szCs w:val="28"/>
+        </w:rPr>
+        <w:t xml:space="preserve"> </w:t>
+      </w:r>
+      <w:r>
+        <w:t>(</w:t>
+      </w:r>
+      <w:proofErr w:type="spellStart"/>
+      <w:r>
+        <w:t>failure</w:t>
+      </w:r>
+      <w:proofErr w:type="spellEnd"/>
+      <w:r>
+        <w:t xml:space="preserve"> </w:t>
+      </w:r>
+      <w:proofErr w:type="spellStart"/>
+      <w:r>
+        <w:t>cause</w:t>
+      </w:r>
+      <w:proofErr w:type="spellEnd"/>
+      <w:r>
+        <w:t>)</w:t>
+      </w:r>
+      <w:bookmarkEnd w:id="50"/>
+    </w:p>
+    <w:p>
+      <w:pPr>
+        <w:spacing w:after="0"/>
+        <w:ind w:left="426"/>
+        <w:rPr>
+          <w:rFonts w:cs="Times New Roman"/>
+        </w:rPr>
+      </w:pPr>
+      <w:r>
+        <w:rPr>
+          <w:rFonts w:cs="Times New Roman"/>
+        </w:rPr>
+        <w:t>Явления, процессы, события и состояния, вызвавшие</w:t>
+      </w:r>
+      <w:r>
+        <w:rPr>
+          <w:rFonts w:cs="Times New Roman"/>
+        </w:rPr>
+        <w:t xml:space="preserve"> </w:t>
+      </w:r>
+      <w:r>
+        <w:rPr>
+          <w:rFonts w:cs="Times New Roman"/>
+        </w:rPr>
+        <w:t>возникновение отказа объекта.</w:t>
+      </w:r>
+    </w:p>
+    <w:p>
+      <w:pPr>
+        <w:spacing w:after="0"/>
+        <w:ind w:left="426"/>
+        <w:rPr>
+          <w:rFonts w:cs="Times New Roman"/>
+        </w:rPr>
+      </w:pPr>
+    </w:p>
+    <w:p>
+      <w:pPr>
+        <w:pStyle w:val="a5"/>
+        <w:numPr>
+          <w:ilvl w:val="0"/>
+          <w:numId w:val="1"/>
+        </w:numPr>
+        <w:spacing w:after="0"/>
+        <w:ind w:left="426" w:hanging="426"/>
+        <w:outlineLvl w:val="2"/>
+      </w:pPr>
+      <w:bookmarkStart w:id="51" w:name="_Toc240319000"/>
+      <w:proofErr w:type="spellStart"/>
+      <w:r>
+        <w:rPr>
+          <w:rFonts w:eastAsia="Arial Unicode MS" w:cs="Times New Roman"/>
+          <w:b/>
+          <w:bCs/>
+          <w:szCs w:val="28"/>
+          <w:u w:val="single"/>
+        </w:rPr>
+        <w:t>П</w:t>
+      </w:r>
+      <w:r>
+        <w:rPr>
+          <w:rFonts w:eastAsia="Arial Unicode MS" w:cs="Times New Roman"/>
+          <w:b/>
+          <w:bCs/>
+          <w:szCs w:val="28"/>
+          <w:u w:val="single"/>
+        </w:rPr>
+        <w:t>оследствиия</w:t>
+      </w:r>
+      <w:proofErr w:type="spellEnd"/>
+      <w:r>
+        <w:rPr>
+          <w:rFonts w:eastAsia="Arial Unicode MS" w:cs="Times New Roman"/>
+          <w:b/>
+          <w:bCs/>
+          <w:szCs w:val="28"/>
+          <w:u w:val="single"/>
+        </w:rPr>
+        <w:t xml:space="preserve"> отказа</w:t>
+      </w:r>
+      <w:r>
+        <w:rPr>
+          <w:rFonts w:eastAsia="Arial Unicode MS" w:cs="Times New Roman"/>
+          <w:b/>
+          <w:bCs/>
+          <w:szCs w:val="28"/>
+        </w:rPr>
+        <w:t xml:space="preserve"> </w:t>
+      </w:r>
+      <w:r>
+        <w:t>(</w:t>
+      </w:r>
+      <w:proofErr w:type="spellStart"/>
+      <w:r>
+        <w:t>failure</w:t>
+      </w:r>
+      <w:proofErr w:type="spellEnd"/>
+      <w:r>
+        <w:t xml:space="preserve"> </w:t>
+      </w:r>
+      <w:r>
+        <w:rPr>
+          <w:lang w:val="en-US"/>
+        </w:rPr>
+        <w:t>effect</w:t>
+      </w:r>
+      <w:r>
+        <w:t>)</w:t>
+      </w:r>
+      <w:bookmarkEnd w:id="51"/>
+    </w:p>
+    <w:p>
+      <w:pPr>
+        <w:spacing w:after="0"/>
+        <w:ind w:left="426"/>
+        <w:rPr>
+          <w:rFonts w:cs="Times New Roman"/>
+        </w:rPr>
+      </w:pPr>
+      <w:r>
+        <w:rPr>
+          <w:rFonts w:cs="Times New Roman"/>
+        </w:rPr>
+        <w:t>Явления, процессы, события и состояния, обусловленные</w:t>
+      </w:r>
+      <w:r>
+        <w:rPr>
+          <w:rFonts w:cs="Times New Roman"/>
+        </w:rPr>
+        <w:t xml:space="preserve"> </w:t>
+      </w:r>
+      <w:r>
+        <w:rPr>
+          <w:rFonts w:cs="Times New Roman"/>
+        </w:rPr>
+        <w:t>возникновением отказа объекта.</w:t>
+      </w:r>
+    </w:p>
+    <w:p>
+      <w:pPr>
+        <w:spacing w:after="0"/>
+        <w:ind w:left="426"/>
+        <w:rPr>
+          <w:rFonts w:cs="Times New Roman"/>
+        </w:rPr>
+      </w:pPr>
+    </w:p>
+    <w:p>
+      <w:pPr>
+        <w:pStyle w:val="a5"/>
+        <w:numPr>
+          <w:ilvl w:val="0"/>
+          <w:numId w:val="1"/>
+        </w:numPr>
+        <w:spacing w:after="0"/>
+        <w:ind w:left="426" w:hanging="426"/>
+        <w:outlineLvl w:val="2"/>
+        <w:rPr>
+          <w:lang w:val="en-US"/>
+        </w:rPr>
+      </w:pPr>
+      <w:bookmarkStart w:id="52" w:name="_Toc240319001"/>
+      <w:r>
+        <w:rPr>
+          <w:rFonts w:eastAsia="Arial Unicode MS" w:cs="Times New Roman"/>
+          <w:b/>
+          <w:bCs/>
+          <w:szCs w:val="28"/>
+          <w:u w:val="single"/>
+        </w:rPr>
+        <w:t>Кри</w:t>
+      </w:r>
+      <w:r>
+        <w:rPr>
+          <w:rFonts w:eastAsia="Arial Unicode MS" w:cs="Times New Roman"/>
+          <w:b/>
+          <w:bCs/>
+          <w:szCs w:val="28"/>
+          <w:u w:val="single"/>
+        </w:rPr>
+        <w:t>т</w:t>
+      </w:r>
+      <w:r>
+        <w:rPr>
+          <w:rFonts w:eastAsia="Arial Unicode MS" w:cs="Times New Roman"/>
+          <w:b/>
+          <w:bCs/>
+          <w:szCs w:val="28"/>
+          <w:u w:val="single"/>
+        </w:rPr>
+        <w:t>ичность</w:t>
+      </w:r>
+      <w:r>
+        <w:rPr>
+          <w:rFonts w:eastAsia="Arial Unicode MS" w:cs="Times New Roman"/>
+          <w:b/>
+          <w:bCs/>
+          <w:szCs w:val="28"/>
+          <w:u w:val="single"/>
+          <w:lang w:val="en-US"/>
+        </w:rPr>
+        <w:t xml:space="preserve"> </w:t>
+      </w:r>
+      <w:r>
+        <w:rPr>
+          <w:rFonts w:eastAsia="Arial Unicode MS" w:cs="Times New Roman"/>
+          <w:b/>
+          <w:bCs/>
+          <w:szCs w:val="28"/>
+          <w:u w:val="single"/>
+        </w:rPr>
+        <w:t>отказа</w:t>
+      </w:r>
+      <w:r>
+        <w:rPr>
+          <w:rFonts w:eastAsia="Arial Unicode MS" w:cs="Times New Roman"/>
+          <w:b/>
+          <w:bCs/>
+          <w:szCs w:val="28"/>
+          <w:lang w:val="en-US"/>
+        </w:rPr>
+        <w:t xml:space="preserve"> </w:t>
+      </w:r>
+      <w:r>
+        <w:rPr>
+          <w:lang w:val="en-US"/>
+        </w:rPr>
+        <w:t>(</w:t>
+      </w:r>
+      <w:r>
+        <w:rPr>
+          <w:lang w:val="en-US"/>
+        </w:rPr>
+        <w:t>criticality of a</w:t>
+      </w:r>
+      <w:r>
+        <w:rPr>
+          <w:lang w:val="en-US"/>
+        </w:rPr>
+        <w:t xml:space="preserve"> </w:t>
+      </w:r>
+      <w:r>
+        <w:rPr>
+          <w:lang w:val="en-US"/>
+        </w:rPr>
+        <w:t>failure)</w:t>
+      </w:r>
+      <w:bookmarkEnd w:id="52"/>
+    </w:p>
+    <w:p>
+      <w:pPr>
+        <w:spacing w:after="0"/>
+        <w:ind w:left="426"/>
+        <w:rPr>
+          <w:rFonts w:cs="Times New Roman"/>
+        </w:rPr>
+      </w:pPr>
+      <w:r>
+        <w:rPr>
+          <w:rFonts w:cs="Times New Roman"/>
+        </w:rPr>
+        <w:t>Совокупность признаков, характеризующих значимость</w:t>
+      </w:r>
+      <w:r>
+        <w:rPr>
+          <w:rFonts w:cs="Times New Roman"/>
+        </w:rPr>
+        <w:t xml:space="preserve"> </w:t>
+      </w:r>
+      <w:r>
+        <w:rPr>
+          <w:rFonts w:cs="Times New Roman"/>
+        </w:rPr>
+        <w:t>последствий</w:t>
+      </w:r>
+      <w:r>
+        <w:rPr>
+          <w:rFonts w:cs="Times New Roman"/>
+        </w:rPr>
+        <w:t xml:space="preserve"> </w:t>
+      </w:r>
+      <w:r>
+        <w:rPr>
+          <w:rFonts w:cs="Times New Roman"/>
+        </w:rPr>
+        <w:t>отказа.</w:t>
+      </w:r>
+    </w:p>
+    <w:p>
+      <w:pPr>
+        <w:spacing w:after="0"/>
+        <w:ind w:left="426"/>
+        <w:rPr>
+          <w:rFonts w:cs="Times New Roman"/>
+        </w:rPr>
+      </w:pPr>
+    </w:p>
+    <w:p>
+      <w:pPr>
+        <w:pStyle w:val="a5"/>
+        <w:numPr>
+          <w:ilvl w:val="0"/>
+          <w:numId w:val="1"/>
+        </w:numPr>
+        <w:spacing w:after="0"/>
+        <w:ind w:left="426" w:hanging="426"/>
+        <w:outlineLvl w:val="2"/>
+        <w:rPr>
+          <w:lang w:val="en-US"/>
+        </w:rPr>
+      </w:pPr>
+      <w:bookmarkStart w:id="53" w:name="_Toc240319002"/>
+      <w:r>
+        <w:rPr>
+          <w:rFonts w:eastAsia="Arial Unicode MS" w:cs="Times New Roman"/>
+          <w:b/>
+          <w:bCs/>
+          <w:szCs w:val="28"/>
+          <w:u w:val="single"/>
+        </w:rPr>
+        <w:t>Ресурсный</w:t>
+      </w:r>
+      <w:r>
+        <w:rPr>
+          <w:rFonts w:eastAsia="Arial Unicode MS" w:cs="Times New Roman"/>
+          <w:b/>
+          <w:bCs/>
+          <w:szCs w:val="28"/>
+          <w:u w:val="single"/>
+          <w:lang w:val="en-US"/>
+        </w:rPr>
+        <w:t xml:space="preserve"> </w:t>
+      </w:r>
+      <w:r>
+        <w:rPr>
+          <w:rFonts w:eastAsia="Arial Unicode MS" w:cs="Times New Roman"/>
+          <w:b/>
+          <w:bCs/>
+          <w:szCs w:val="28"/>
+          <w:u w:val="single"/>
+        </w:rPr>
+        <w:t>отказа</w:t>
+      </w:r>
+      <w:r>
+        <w:rPr>
+          <w:rFonts w:eastAsia="Arial Unicode MS" w:cs="Times New Roman"/>
+          <w:b/>
+          <w:bCs/>
+          <w:szCs w:val="28"/>
+          <w:lang w:val="en-US"/>
+        </w:rPr>
+        <w:t xml:space="preserve"> </w:t>
+      </w:r>
+      <w:r>
+        <w:rPr>
+          <w:lang w:val="en-US"/>
+        </w:rPr>
+        <w:t>(</w:t>
+      </w:r>
+      <w:proofErr w:type="spellStart"/>
+      <w:r>
+        <w:t>marginal</w:t>
+      </w:r>
+      <w:proofErr w:type="spellEnd"/>
+      <w:r>
+        <w:t xml:space="preserve"> </w:t>
+      </w:r>
+      <w:r>
+        <w:rPr>
+          <w:lang w:val="en-US"/>
+        </w:rPr>
+        <w:t>failure)</w:t>
+      </w:r>
+      <w:bookmarkEnd w:id="53"/>
+    </w:p>
+    <w:p>
+      <w:pPr>
+        <w:spacing w:after="0"/>
+        <w:ind w:left="426"/>
+        <w:rPr>
+          <w:rFonts w:cs="Times New Roman"/>
+        </w:rPr>
+      </w:pPr>
+      <w:r>
+        <w:rPr>
+          <w:rFonts w:cs="Times New Roman"/>
+        </w:rPr>
+        <w:t>Отказ, в результате которого объект достигает продольного</w:t>
+      </w:r>
+      <w:r>
+        <w:rPr>
+          <w:rFonts w:cs="Times New Roman"/>
+        </w:rPr>
+        <w:t xml:space="preserve"> </w:t>
+      </w:r>
+      <w:r>
+        <w:rPr>
+          <w:rFonts w:cs="Times New Roman"/>
+        </w:rPr>
+        <w:t>состояния</w:t>
+      </w:r>
+      <w:r>
+        <w:rPr>
+          <w:rFonts w:cs="Times New Roman"/>
+        </w:rPr>
+        <w:t>.</w:t>
+      </w:r>
+    </w:p>
+    <w:p>
+      <w:pPr>
+        <w:spacing w:after="0"/>
+        <w:ind w:left="426"/>
+        <w:rPr>
+          <w:rFonts w:cs="Times New Roman"/>
+        </w:rPr>
+      </w:pPr>
+    </w:p>
+    <w:p>
+      <w:pPr>
+        <w:pStyle w:val="a5"/>
+        <w:numPr>
+          <w:ilvl w:val="0"/>
+          <w:numId w:val="1"/>
+        </w:numPr>
+        <w:spacing w:after="0"/>
+        <w:ind w:left="426" w:hanging="426"/>
+        <w:outlineLvl w:val="2"/>
+        <w:rPr>
+          <w:lang w:val="en-US"/>
+        </w:rPr>
+      </w:pPr>
+      <w:bookmarkStart w:id="54" w:name="_Toc240319003"/>
+      <w:r>
+        <w:rPr>
+          <w:rFonts w:eastAsia="Arial Unicode MS" w:cs="Times New Roman"/>
+          <w:b/>
+          <w:bCs/>
+          <w:szCs w:val="28"/>
+          <w:u w:val="single"/>
+        </w:rPr>
+        <w:t>Внезапный</w:t>
+      </w:r>
+      <w:r>
+        <w:rPr>
+          <w:rFonts w:eastAsia="Arial Unicode MS" w:cs="Times New Roman"/>
+          <w:b/>
+          <w:bCs/>
+          <w:szCs w:val="28"/>
+          <w:u w:val="single"/>
+          <w:lang w:val="en-US"/>
+        </w:rPr>
+        <w:t xml:space="preserve"> </w:t>
+      </w:r>
+      <w:r>
+        <w:rPr>
+          <w:rFonts w:eastAsia="Arial Unicode MS" w:cs="Times New Roman"/>
+          <w:b/>
+          <w:bCs/>
+          <w:szCs w:val="28"/>
+          <w:u w:val="single"/>
+        </w:rPr>
+        <w:t>отказа</w:t>
+      </w:r>
+      <w:r>
+        <w:rPr>
+          <w:rFonts w:eastAsia="Arial Unicode MS" w:cs="Times New Roman"/>
+          <w:b/>
+          <w:bCs/>
+          <w:szCs w:val="28"/>
+          <w:lang w:val="en-US"/>
+        </w:rPr>
+        <w:t xml:space="preserve"> </w:t>
+      </w:r>
+      <w:r>
+        <w:rPr>
+          <w:lang w:val="en-US"/>
+        </w:rPr>
+        <w:t>(</w:t>
+      </w:r>
+      <w:proofErr w:type="spellStart"/>
+      <w:r>
+        <w:t>marginal</w:t>
+      </w:r>
+      <w:proofErr w:type="spellEnd"/>
+      <w:r>
+        <w:t xml:space="preserve"> </w:t>
+      </w:r>
+      <w:r>
+        <w:rPr>
+          <w:lang w:val="en-US"/>
+        </w:rPr>
+        <w:t>failure)</w:t>
+      </w:r>
+      <w:bookmarkEnd w:id="54"/>
+    </w:p>
+    <w:p>
+      <w:pPr>
+        <w:spacing w:after="0"/>
+        <w:ind w:left="426"/>
+      </w:pPr>
+      <w:r>
+        <w:t>Отказ, характеризующийся скачкообразным переходом объекта из работоспособного состояния в неработоспособное состояние.</w:t>
+      </w:r>
+    </w:p>
+    <w:p>
+      <w:pPr>
+        <w:spacing w:after="0"/>
+        <w:ind w:left="426"/>
+      </w:pPr>
+    </w:p>
+    <w:p>
+      <w:pPr>
+        <w:pStyle w:val="a5"/>
+        <w:numPr>
+          <w:ilvl w:val="0"/>
+          <w:numId w:val="1"/>
+        </w:numPr>
+        <w:spacing w:after="0"/>
+        <w:ind w:left="426" w:hanging="426"/>
+        <w:outlineLvl w:val="2"/>
+        <w:rPr>
+          <w:lang w:val="en-US"/>
+        </w:rPr>
+      </w:pPr>
+      <w:bookmarkStart w:id="55" w:name="_Toc240319004"/>
+      <w:r>
+        <w:rPr>
+          <w:rFonts w:eastAsia="Arial Unicode MS" w:cs="Times New Roman"/>
+          <w:b/>
+          <w:bCs/>
+          <w:szCs w:val="28"/>
+          <w:u w:val="single"/>
+        </w:rPr>
+        <w:t>Постепенный</w:t>
+      </w:r>
+      <w:r>
+        <w:rPr>
+          <w:rFonts w:eastAsia="Arial Unicode MS" w:cs="Times New Roman"/>
+          <w:b/>
+          <w:bCs/>
+          <w:szCs w:val="28"/>
+          <w:u w:val="single"/>
+          <w:lang w:val="en-US"/>
+        </w:rPr>
+        <w:t xml:space="preserve"> </w:t>
+      </w:r>
+      <w:r>
+        <w:rPr>
+          <w:rFonts w:eastAsia="Arial Unicode MS" w:cs="Times New Roman"/>
+          <w:b/>
+          <w:bCs/>
+          <w:szCs w:val="28"/>
+          <w:u w:val="single"/>
+        </w:rPr>
+        <w:t>отказа</w:t>
+      </w:r>
+      <w:r>
+        <w:rPr>
+          <w:rFonts w:eastAsia="Arial Unicode MS" w:cs="Times New Roman"/>
+          <w:b/>
+          <w:bCs/>
+          <w:szCs w:val="28"/>
+          <w:lang w:val="en-US"/>
+        </w:rPr>
+        <w:t xml:space="preserve"> </w:t>
+      </w:r>
+      <w:r>
+        <w:rPr>
+          <w:lang w:val="en-US"/>
+        </w:rPr>
+        <w:t>(</w:t>
+      </w:r>
+      <w:proofErr w:type="spellStart"/>
+      <w:r>
+        <w:t>marginal</w:t>
+      </w:r>
+      <w:proofErr w:type="spellEnd"/>
+      <w:r>
+        <w:t xml:space="preserve"> </w:t>
+      </w:r>
+      <w:r>
+        <w:rPr>
+          <w:lang w:val="en-US"/>
+        </w:rPr>
+        <w:t>failure)</w:t>
+      </w:r>
+      <w:bookmarkEnd w:id="55"/>
+    </w:p>
+    <w:p>
+      <w:pPr>
+        <w:spacing w:after="0"/>
+        <w:ind w:left="426"/>
+      </w:pPr>
+      <w:r>
+        <w:t>Отказ, возникающий в результате постепенного изменения значений одного или нескольких параметров объекта.</w:t>
+      </w:r>
+    </w:p>
+    <w:p>
+      <w:pPr>
+        <w:spacing w:after="0"/>
+        <w:ind w:left="426"/>
+      </w:pPr>
+    </w:p>
+    <w:p>
+      <w:pPr>
+        <w:pStyle w:val="a5"/>
+        <w:numPr>
+          <w:ilvl w:val="0"/>
+          <w:numId w:val="1"/>
+        </w:numPr>
+        <w:spacing w:after="0"/>
+        <w:ind w:left="426" w:hanging="426"/>
+        <w:outlineLvl w:val="2"/>
+        <w:rPr>
+          <w:lang w:val="en-US"/>
+        </w:rPr>
+      </w:pPr>
+      <w:bookmarkStart w:id="56" w:name="_Toc240319005"/>
+      <w:r>
+        <w:rPr>
+          <w:rFonts w:eastAsia="Arial Unicode MS" w:cs="Times New Roman"/>
+          <w:b/>
+          <w:bCs/>
+          <w:szCs w:val="28"/>
+          <w:u w:val="single"/>
+        </w:rPr>
+        <w:t>Систематический</w:t>
+      </w:r>
+      <w:r>
+        <w:rPr>
+          <w:rFonts w:eastAsia="Arial Unicode MS" w:cs="Times New Roman"/>
+          <w:b/>
+          <w:bCs/>
+          <w:szCs w:val="28"/>
+          <w:u w:val="single"/>
+          <w:lang w:val="en-US"/>
+        </w:rPr>
+        <w:t xml:space="preserve"> </w:t>
+      </w:r>
+      <w:r>
+        <w:rPr>
+          <w:rFonts w:eastAsia="Arial Unicode MS" w:cs="Times New Roman"/>
+          <w:b/>
+          <w:bCs/>
+          <w:szCs w:val="28"/>
+          <w:u w:val="single"/>
+        </w:rPr>
+        <w:t>отказа</w:t>
+      </w:r>
+      <w:r>
+        <w:rPr>
+          <w:rFonts w:eastAsia="Arial Unicode MS" w:cs="Times New Roman"/>
+          <w:b/>
+          <w:bCs/>
+          <w:szCs w:val="28"/>
+          <w:lang w:val="en-US"/>
+        </w:rPr>
+        <w:t xml:space="preserve"> </w:t>
+      </w:r>
+      <w:r>
+        <w:rPr>
+          <w:lang w:val="en-US"/>
+        </w:rPr>
+        <w:t>(</w:t>
+      </w:r>
+      <w:proofErr w:type="spellStart"/>
+      <w:r>
+        <w:t>marginal</w:t>
+      </w:r>
+      <w:proofErr w:type="spellEnd"/>
+      <w:r>
+        <w:t xml:space="preserve"> </w:t>
+      </w:r>
+      <w:r>
+        <w:rPr>
+          <w:lang w:val="en-US"/>
+        </w:rPr>
+        <w:t>failure)</w:t>
+      </w:r>
+      <w:bookmarkEnd w:id="56"/>
+    </w:p>
+    <w:p>
+      <w:pPr>
+        <w:spacing w:after="0"/>
+        <w:ind w:left="426"/>
+        <w:rPr>
+          <w:rFonts w:cs="Times New Roman"/>
+        </w:rPr>
+      </w:pPr>
+      <w:r>
+        <w:t>Отказ, однозначно вызванный определенной</w:t>
+      </w:r>
+      <w:r>
+        <w:t xml:space="preserve"> </w:t>
+      </w:r>
+      <w:r>
+        <w:t>причиной, которая может</w:t>
+      </w:r>
+      <w:r>
+        <w:t xml:space="preserve"> </w:t>
+      </w:r>
+      <w:r>
+        <w:t>быть устранена только модификацией проекта или производственного</w:t>
+      </w:r>
+      <w:r>
+        <w:t xml:space="preserve"> </w:t>
+      </w:r>
+      <w:r>
+        <w:rPr>
+          <w:rFonts w:cs="Times New Roman"/>
+        </w:rPr>
+        <w:t>процесса, правил эксплуатации и документации.</w:t>
+      </w:r>
+    </w:p>
+    <w:p>
+      <w:pPr>
+        <w:spacing w:after="0"/>
+        <w:ind w:left="426"/>
+        <w:rPr>
+          <w:rFonts w:cs="Times New Roman"/>
+        </w:rPr>
+      </w:pPr>
+    </w:p>
+    <w:p>
+      <w:pPr>
+        <w:pStyle w:val="a5"/>
+        <w:numPr>
+          <w:ilvl w:val="0"/>
+          <w:numId w:val="1"/>
+        </w:numPr>
+        <w:spacing w:after="0"/>
+        <w:ind w:left="426" w:hanging="426"/>
+        <w:outlineLvl w:val="2"/>
+        <w:rPr>
+          <w:lang w:val="en-US"/>
+        </w:rPr>
+      </w:pPr>
+      <w:bookmarkStart w:id="57" w:name="_Toc240319006"/>
+      <w:proofErr w:type="spellStart"/>
+      <w:r>
+        <w:rPr>
+          <w:rFonts w:eastAsia="Arial Unicode MS" w:cs="Times New Roman"/>
+          <w:b/>
+          <w:bCs/>
+          <w:szCs w:val="28"/>
+          <w:u w:val="single"/>
+        </w:rPr>
+        <w:t>Перемежабщийся</w:t>
+      </w:r>
+      <w:proofErr w:type="spellEnd"/>
+      <w:r>
+        <w:rPr>
+          <w:rFonts w:eastAsia="Arial Unicode MS" w:cs="Times New Roman"/>
+          <w:b/>
+          <w:bCs/>
+          <w:szCs w:val="28"/>
+          <w:u w:val="single"/>
+          <w:lang w:val="en-US"/>
+        </w:rPr>
+        <w:t xml:space="preserve"> </w:t>
+      </w:r>
+      <w:r>
+        <w:rPr>
+          <w:rFonts w:eastAsia="Arial Unicode MS" w:cs="Times New Roman"/>
+          <w:b/>
+          <w:bCs/>
+          <w:szCs w:val="28"/>
+          <w:u w:val="single"/>
+        </w:rPr>
+        <w:t>отказа</w:t>
+      </w:r>
+      <w:r>
+        <w:rPr>
+          <w:rFonts w:eastAsia="Arial Unicode MS" w:cs="Times New Roman"/>
+          <w:b/>
+          <w:bCs/>
+          <w:szCs w:val="28"/>
+          <w:lang w:val="en-US"/>
+        </w:rPr>
+        <w:t xml:space="preserve"> </w:t>
+      </w:r>
+      <w:r>
+        <w:rPr>
+          <w:lang w:val="en-US"/>
+        </w:rPr>
+        <w:t>(</w:t>
+      </w:r>
+      <w:proofErr w:type="spellStart"/>
+      <w:r>
+        <w:t>marginal</w:t>
+      </w:r>
+      <w:proofErr w:type="spellEnd"/>
+      <w:r>
+        <w:t xml:space="preserve"> </w:t>
+      </w:r>
+      <w:r>
+        <w:rPr>
+          <w:lang w:val="en-US"/>
+        </w:rPr>
+        <w:t>failure)</w:t>
+      </w:r>
+      <w:bookmarkEnd w:id="57"/>
+    </w:p>
+    <w:p>
+      <w:pPr>
+        <w:spacing w:after="0"/>
+        <w:ind w:left="426"/>
+      </w:pPr>
+      <w:r>
+        <w:t>Многократно возникающий самоустраняющийся отказ одного и того же характера.</w:t>
+      </w:r>
+    </w:p>
+    <w:p>
+      <w:pPr>
+        <w:spacing w:after="0"/>
+        <w:ind w:left="426"/>
+      </w:pPr>
+    </w:p>
+    <w:p>
+      <w:pPr>
+        <w:pStyle w:val="a5"/>
+        <w:numPr>
+          <w:ilvl w:val="0"/>
+          <w:numId w:val="1"/>
+        </w:numPr>
+        <w:spacing w:after="0"/>
+        <w:ind w:left="426" w:hanging="426"/>
+        <w:outlineLvl w:val="2"/>
+        <w:rPr>
+          <w:lang w:val="en-US"/>
+        </w:rPr>
+      </w:pPr>
+      <w:bookmarkStart w:id="58" w:name="_Toc240319007"/>
+      <w:r>
+        <w:rPr>
+          <w:rFonts w:eastAsia="Arial Unicode MS" w:cs="Times New Roman"/>
+          <w:b/>
+          <w:bCs/>
+          <w:szCs w:val="28"/>
+          <w:u w:val="single"/>
+        </w:rPr>
+        <w:t>Сбой</w:t>
+      </w:r>
+      <w:r>
+        <w:rPr>
+          <w:lang w:val="en-US"/>
+        </w:rPr>
+        <w:t xml:space="preserve"> (</w:t>
+      </w:r>
+      <w:proofErr w:type="spellStart"/>
+      <w:r>
+        <w:t>interruption</w:t>
+      </w:r>
+      <w:proofErr w:type="spellEnd"/>
+      <w:r>
+        <w:rPr>
+          <w:lang w:val="en-US"/>
+        </w:rPr>
+        <w:t>)</w:t>
+      </w:r>
+      <w:bookmarkEnd w:id="58"/>
+    </w:p>
+    <w:p>
+      <w:pPr>
+        <w:spacing w:after="0"/>
+        <w:ind w:left="426"/>
+      </w:pPr>
+      <w:r>
+        <w:t>Самоустраняющийся отказ или однократный отказ, устраняемый</w:t>
+      </w:r>
+      <w:r>
+        <w:t xml:space="preserve"> </w:t>
+      </w:r>
+      <w:r>
+        <w:t>незначительным вмешательством оператора.</w:t>
+      </w:r>
+    </w:p>
+    <w:p>
+      <w:pPr>
+        <w:spacing w:after="0"/>
+        <w:ind w:left="426"/>
+      </w:pPr>
+    </w:p>
+    <w:p>
+      <w:pPr>
+        <w:pStyle w:val="a5"/>
+        <w:numPr>
+          <w:ilvl w:val="0"/>
+          <w:numId w:val="1"/>
+        </w:numPr>
+        <w:spacing w:after="0"/>
+        <w:ind w:left="426" w:hanging="426"/>
+        <w:outlineLvl w:val="2"/>
+        <w:rPr>
+          <w:lang w:val="en-US"/>
+        </w:rPr>
+      </w:pPr>
+      <w:bookmarkStart w:id="59" w:name="_Toc240319008"/>
+      <w:r>
+        <w:rPr>
+          <w:rFonts w:eastAsia="Arial Unicode MS" w:cs="Times New Roman"/>
+          <w:b/>
+          <w:bCs/>
+          <w:szCs w:val="28"/>
+          <w:u w:val="single"/>
+        </w:rPr>
+        <w:t>Явный отказ</w:t>
+      </w:r>
+      <w:r>
+        <w:rPr>
+          <w:lang w:val="en-US"/>
+        </w:rPr>
+        <w:t xml:space="preserve"> (</w:t>
+      </w:r>
+      <w:proofErr w:type="spellStart"/>
+      <w:r>
+        <w:t>interruption</w:t>
+      </w:r>
+      <w:proofErr w:type="spellEnd"/>
+      <w:r>
+        <w:rPr>
+          <w:lang w:val="en-US"/>
+        </w:rPr>
+        <w:t>)</w:t>
+      </w:r>
+      <w:bookmarkEnd w:id="59"/>
+    </w:p>
+    <w:p>
+      <w:pPr>
+        <w:ind w:left="426"/>
+      </w:pPr>
+      <w:r>
+        <w:t>Отказ, обнаруживаемый визуально или штатными методами</w:t>
+      </w:r>
+      <w:r>
+        <w:t xml:space="preserve"> </w:t>
+      </w:r>
+      <w:r>
+        <w:t>и средствами контроля и диагностирования при подготовке объекта к применению</w:t>
+      </w:r>
+      <w:r>
+        <w:t xml:space="preserve"> </w:t>
+      </w:r>
+      <w:r>
+        <w:t>или в процессе его применения.</w:t>
+      </w:r>
+    </w:p>
+    <w:p>
+      <w:pPr>
+        <w:ind w:left="426"/>
+      </w:pPr>
+    </w:p>
+    <w:p>
+      <w:pPr>
+        <w:pStyle w:val="a5"/>
+        <w:numPr>
+          <w:ilvl w:val="0"/>
+          <w:numId w:val="1"/>
+        </w:numPr>
+        <w:spacing w:after="0"/>
+        <w:ind w:left="426" w:hanging="426"/>
+        <w:outlineLvl w:val="2"/>
+        <w:rPr>
+          <w:lang w:val="en-US"/>
+        </w:rPr>
+      </w:pPr>
+      <w:bookmarkStart w:id="60" w:name="_Toc240319009"/>
+      <w:r>
+        <w:rPr>
+          <w:rFonts w:eastAsia="Arial Unicode MS" w:cs="Times New Roman"/>
+          <w:b/>
+          <w:bCs/>
+          <w:szCs w:val="28"/>
+          <w:u w:val="single"/>
+        </w:rPr>
+        <w:lastRenderedPageBreak/>
+        <w:t>Скрытый</w:t>
+      </w:r>
+      <w:r>
+        <w:rPr>
+          <w:rFonts w:eastAsia="Arial Unicode MS" w:cs="Times New Roman"/>
+          <w:b/>
+          <w:bCs/>
+          <w:szCs w:val="28"/>
+          <w:u w:val="single"/>
+        </w:rPr>
+        <w:t xml:space="preserve"> отказ</w:t>
+      </w:r>
+      <w:r>
+        <w:rPr>
+          <w:lang w:val="en-US"/>
+        </w:rPr>
+        <w:t xml:space="preserve"> </w:t>
+      </w:r>
+      <w:r>
+        <w:rPr>
+          <w:lang w:val="en-US"/>
+        </w:rPr>
+        <w:t>(</w:t>
+      </w:r>
+      <w:proofErr w:type="spellStart"/>
+      <w:r>
+        <w:t>latent</w:t>
+      </w:r>
+      <w:proofErr w:type="spellEnd"/>
+      <w:r>
+        <w:t xml:space="preserve"> </w:t>
+      </w:r>
+      <w:proofErr w:type="spellStart"/>
+      <w:r>
+        <w:t>failure</w:t>
+      </w:r>
+      <w:proofErr w:type="spellEnd"/>
+      <w:r>
+        <w:rPr>
+          <w:lang w:val="en-US"/>
+        </w:rPr>
+        <w:t>)</w:t>
+      </w:r>
+      <w:bookmarkEnd w:id="60"/>
+    </w:p>
+    <w:p>
+      <w:pPr>
+        <w:spacing w:after="0"/>
+        <w:ind w:left="426"/>
+      </w:pPr>
+      <w:r>
+        <w:t>Отказ, не обнаруживаемый визуально или штатными методами</w:t>
+      </w:r>
+      <w:r>
+        <w:t xml:space="preserve"> </w:t>
+      </w:r>
+      <w:r>
+        <w:t>и средствами контроля и диагностирования, но выявляемый при проведении</w:t>
+      </w:r>
+      <w:r>
+        <w:t xml:space="preserve"> </w:t>
+      </w:r>
+      <w:r>
+        <w:t>технического обслуживания или специальными методами диагностирования.</w:t>
+      </w:r>
+    </w:p>
+    <w:p>
+      <w:pPr>
+        <w:spacing w:after="0"/>
+        <w:ind w:left="426"/>
+      </w:pPr>
+    </w:p>
+    <w:p>
+      <w:pPr>
+        <w:pStyle w:val="a5"/>
+        <w:numPr>
+          <w:ilvl w:val="0"/>
+          <w:numId w:val="1"/>
+        </w:numPr>
+        <w:spacing w:after="0"/>
+        <w:ind w:left="426" w:hanging="426"/>
+        <w:outlineLvl w:val="2"/>
+        <w:rPr>
+          <w:lang w:val="en-US"/>
+        </w:rPr>
+      </w:pPr>
+      <w:bookmarkStart w:id="61" w:name="_Toc240319010"/>
+      <w:r>
+        <w:rPr>
+          <w:rFonts w:eastAsia="Arial Unicode MS" w:cs="Times New Roman"/>
+          <w:b/>
+          <w:bCs/>
+          <w:szCs w:val="28"/>
+          <w:u w:val="single"/>
+        </w:rPr>
+        <w:t>Конструктивный</w:t>
+      </w:r>
+      <w:r>
+        <w:rPr>
+          <w:rFonts w:eastAsia="Arial Unicode MS" w:cs="Times New Roman"/>
+          <w:b/>
+          <w:bCs/>
+          <w:szCs w:val="28"/>
+          <w:u w:val="single"/>
+        </w:rPr>
+        <w:t xml:space="preserve"> отказ</w:t>
+      </w:r>
+      <w:r>
+        <w:rPr>
+          <w:lang w:val="en-US"/>
+        </w:rPr>
+        <w:t xml:space="preserve"> (</w:t>
+      </w:r>
+      <w:proofErr w:type="spellStart"/>
+      <w:r>
+        <w:t>design</w:t>
+      </w:r>
+      <w:proofErr w:type="spellEnd"/>
+      <w:r>
+        <w:t xml:space="preserve"> </w:t>
+      </w:r>
+      <w:proofErr w:type="spellStart"/>
+      <w:r>
+        <w:t>failure</w:t>
+      </w:r>
+      <w:proofErr w:type="spellEnd"/>
+      <w:r>
+        <w:rPr>
+          <w:lang w:val="en-US"/>
+        </w:rPr>
+        <w:t>)</w:t>
+      </w:r>
+      <w:bookmarkEnd w:id="61"/>
+    </w:p>
+    <w:p>
+      <w:pPr>
+        <w:spacing w:after="0"/>
+        <w:ind w:left="426"/>
+      </w:pPr>
+      <w:r>
+        <w:t>Отказ, возникший по причине, связанной с несовершенством конструкции или нарушением установленных правил и (или) норм проектирования и конструирования.</w:t>
+      </w:r>
+    </w:p>
+    <w:p>
+      <w:pPr>
+        <w:spacing w:after="0"/>
+        <w:ind w:left="426"/>
+      </w:pPr>
+    </w:p>
+    <w:p>
+      <w:pPr>
+        <w:pStyle w:val="a5"/>
+        <w:numPr>
+          <w:ilvl w:val="0"/>
+          <w:numId w:val="1"/>
+        </w:numPr>
+        <w:spacing w:after="0"/>
+        <w:ind w:left="426" w:hanging="426"/>
+        <w:outlineLvl w:val="2"/>
+        <w:rPr>
+          <w:lang w:val="en-US"/>
+        </w:rPr>
+      </w:pPr>
+      <w:bookmarkStart w:id="62" w:name="_Toc240319011"/>
+      <w:r>
+        <w:rPr>
+          <w:rFonts w:eastAsia="Arial Unicode MS" w:cs="Times New Roman"/>
+          <w:b/>
+          <w:bCs/>
+          <w:szCs w:val="28"/>
+          <w:u w:val="single"/>
+        </w:rPr>
+        <w:t>П</w:t>
+      </w:r>
+      <w:r>
+        <w:rPr>
+          <w:rFonts w:cs="Times New Roman"/>
+          <w:b/>
+          <w:bCs/>
+          <w:u w:val="single"/>
+        </w:rPr>
+        <w:t>роизводственный</w:t>
+      </w:r>
+      <w:r>
+        <w:rPr>
+          <w:rFonts w:eastAsia="Arial Unicode MS" w:cs="Times New Roman"/>
+          <w:b/>
+          <w:bCs/>
+          <w:szCs w:val="28"/>
+          <w:u w:val="single"/>
+        </w:rPr>
+        <w:t xml:space="preserve"> </w:t>
+      </w:r>
+      <w:r>
+        <w:rPr>
+          <w:rFonts w:eastAsia="Arial Unicode MS" w:cs="Times New Roman"/>
+          <w:b/>
+          <w:bCs/>
+          <w:szCs w:val="28"/>
+          <w:u w:val="single"/>
+        </w:rPr>
+        <w:t>отказ</w:t>
+      </w:r>
+      <w:r>
+        <w:rPr>
+          <w:lang w:val="en-US"/>
+        </w:rPr>
+        <w:t xml:space="preserve"> (</w:t>
+      </w:r>
+      <w:proofErr w:type="spellStart"/>
+      <w:r>
+        <w:t>manufacturing</w:t>
+      </w:r>
+      <w:proofErr w:type="spellEnd"/>
+      <w:r>
+        <w:t xml:space="preserve"> </w:t>
+      </w:r>
+      <w:proofErr w:type="spellStart"/>
+      <w:r>
+        <w:t>failure</w:t>
+      </w:r>
+      <w:proofErr w:type="spellEnd"/>
+      <w:r>
+        <w:rPr>
+          <w:lang w:val="en-US"/>
+        </w:rPr>
+        <w:t>)</w:t>
+      </w:r>
+      <w:bookmarkEnd w:id="62"/>
+    </w:p>
+    <w:p>
+      <w:pPr>
+        <w:spacing w:after="0"/>
+        <w:ind w:left="426"/>
+      </w:pPr>
+      <w:r>
+        <w:t>Отказ, возникший по причине, связанной с несовершенством или нарушением установленного процесса изготовления объекта или его ремонта, выполняемого на ремонтном предприятии.</w:t>
+      </w:r>
+    </w:p>
+    <w:p>
+      <w:pPr>
+        <w:spacing w:after="0"/>
+        <w:ind w:left="426"/>
+      </w:pPr>
+    </w:p>
+    <w:p>
+      <w:pPr>
+        <w:pStyle w:val="a5"/>
+        <w:numPr>
+          <w:ilvl w:val="0"/>
+          <w:numId w:val="1"/>
+        </w:numPr>
+        <w:spacing w:after="0"/>
+        <w:ind w:left="426" w:hanging="426"/>
+        <w:outlineLvl w:val="2"/>
+        <w:rPr>
+          <w:lang w:val="en-US"/>
+        </w:rPr>
+      </w:pPr>
+      <w:bookmarkStart w:id="63" w:name="_Toc240319012"/>
+      <w:r>
+        <w:rPr>
+          <w:rFonts w:cs="Times New Roman"/>
+          <w:b/>
+          <w:bCs/>
+          <w:u w:val="single"/>
+        </w:rPr>
+        <w:t>Э</w:t>
+      </w:r>
+      <w:r>
+        <w:rPr>
+          <w:rFonts w:cs="Times New Roman"/>
+          <w:b/>
+          <w:bCs/>
+          <w:u w:val="single"/>
+        </w:rPr>
+        <w:t>ксплуатационный</w:t>
+      </w:r>
+      <w:r>
+        <w:rPr>
+          <w:rFonts w:eastAsia="Arial Unicode MS" w:cs="Times New Roman"/>
+          <w:b/>
+          <w:bCs/>
+          <w:szCs w:val="28"/>
+          <w:u w:val="single"/>
+        </w:rPr>
+        <w:t xml:space="preserve"> </w:t>
+      </w:r>
+      <w:r>
+        <w:rPr>
+          <w:rFonts w:eastAsia="Arial Unicode MS" w:cs="Times New Roman"/>
+          <w:b/>
+          <w:bCs/>
+          <w:szCs w:val="28"/>
+          <w:u w:val="single"/>
+        </w:rPr>
+        <w:t>отказ</w:t>
+      </w:r>
+      <w:r>
+        <w:rPr>
+          <w:lang w:val="en-US"/>
+        </w:rPr>
+        <w:t xml:space="preserve"> (</w:t>
+      </w:r>
+      <w:proofErr w:type="spellStart"/>
+      <w:r>
+        <w:t>misuse</w:t>
+      </w:r>
+      <w:proofErr w:type="spellEnd"/>
+      <w:r>
+        <w:t xml:space="preserve"> </w:t>
+      </w:r>
+      <w:proofErr w:type="spellStart"/>
+      <w:r>
+        <w:t>failure</w:t>
+      </w:r>
+      <w:proofErr w:type="spellEnd"/>
+      <w:r>
+        <w:rPr>
+          <w:lang w:val="en-US"/>
+        </w:rPr>
+        <w:t>)</w:t>
+      </w:r>
+      <w:bookmarkEnd w:id="63"/>
+    </w:p>
+    <w:p>
+      <w:pPr>
+        <w:spacing w:after="0"/>
+        <w:ind w:left="426"/>
+      </w:pPr>
+      <w:r>
+        <w:t>Отказ, возникший по причине, связанной с нарушением установленных правил и (или) условий эксплуатации объекта.</w:t>
+      </w:r>
+    </w:p>
+    <w:p>
+      <w:pPr>
+        <w:spacing w:after="0"/>
+        <w:ind w:left="426"/>
+      </w:pPr>
+    </w:p>
+    <w:p>
+      <w:pPr>
+        <w:pStyle w:val="a5"/>
+        <w:numPr>
+          <w:ilvl w:val="0"/>
+          <w:numId w:val="1"/>
+        </w:numPr>
+        <w:spacing w:after="0"/>
+        <w:ind w:left="426" w:hanging="426"/>
+        <w:outlineLvl w:val="2"/>
+        <w:rPr>
+          <w:lang w:val="en-US"/>
+        </w:rPr>
+      </w:pPr>
+      <w:bookmarkStart w:id="64" w:name="_Toc240319013"/>
+      <w:proofErr w:type="spellStart"/>
+      <w:r>
+        <w:rPr>
+          <w:rFonts w:cs="Times New Roman"/>
+          <w:b/>
+          <w:bCs/>
+          <w:u w:val="single"/>
+        </w:rPr>
+        <w:t>Д</w:t>
+      </w:r>
+      <w:r>
+        <w:rPr>
+          <w:rFonts w:cs="Times New Roman"/>
+          <w:b/>
+          <w:bCs/>
+          <w:u w:val="single"/>
+        </w:rPr>
+        <w:t>еградационный</w:t>
+      </w:r>
+      <w:proofErr w:type="spellEnd"/>
+      <w:r>
+        <w:rPr>
+          <w:rFonts w:cs="Times New Roman"/>
+          <w:u w:val="single"/>
+        </w:rPr>
+        <w:t xml:space="preserve"> </w:t>
+      </w:r>
+      <w:r>
+        <w:rPr>
+          <w:rFonts w:eastAsia="Arial Unicode MS" w:cs="Times New Roman"/>
+          <w:b/>
+          <w:bCs/>
+          <w:szCs w:val="28"/>
+          <w:u w:val="single"/>
+        </w:rPr>
+        <w:t>отказ</w:t>
+      </w:r>
+      <w:r>
+        <w:rPr>
+          <w:lang w:val="en-US"/>
+        </w:rPr>
+        <w:t xml:space="preserve"> (</w:t>
+      </w:r>
+      <w:proofErr w:type="spellStart"/>
+      <w:r>
+        <w:t>wear-out</w:t>
+      </w:r>
+      <w:proofErr w:type="spellEnd"/>
+      <w:r>
+        <w:t xml:space="preserve"> </w:t>
+      </w:r>
+      <w:proofErr w:type="spellStart"/>
+      <w:r>
+        <w:t>failure</w:t>
+      </w:r>
+      <w:proofErr w:type="spellEnd"/>
+      <w:r>
+        <w:rPr>
+          <w:lang w:val="en-US"/>
+        </w:rPr>
+        <w:t>)</w:t>
+      </w:r>
+      <w:bookmarkEnd w:id="64"/>
+    </w:p>
+    <w:p>
+      <w:pPr>
+        <w:spacing w:after="0"/>
+        <w:ind w:left="426"/>
+      </w:pPr>
+      <w:r>
+        <w:t>Отказ, обусловленный естественными процессами старения, износа, коррозии и усталости при соблюдении всех установленных правил и (или) норм проектирования, изготовления и эксплуатации объекта.</w:t>
+      </w:r>
+    </w:p>
+    <w:p>
+      <w:pPr>
+        <w:spacing w:after="0"/>
+        <w:ind w:left="426"/>
+      </w:pPr>
+    </w:p>
+    <w:p>
+      <w:pPr>
+        <w:pStyle w:val="a5"/>
+        <w:numPr>
+          <w:ilvl w:val="0"/>
+          <w:numId w:val="1"/>
+        </w:numPr>
+        <w:spacing w:after="0"/>
+        <w:ind w:left="426" w:hanging="426"/>
+        <w:outlineLvl w:val="2"/>
+        <w:rPr>
+          <w:lang w:val="en-US"/>
+        </w:rPr>
+      </w:pPr>
+      <w:bookmarkStart w:id="65" w:name="_Toc240319014"/>
+      <w:r>
+        <w:rPr>
+          <w:rFonts w:cs="Times New Roman"/>
+          <w:b/>
+          <w:bCs/>
+          <w:u w:val="single"/>
+        </w:rPr>
+        <w:t>Механизм</w:t>
+      </w:r>
+      <w:r>
+        <w:rPr>
+          <w:rFonts w:cs="Times New Roman"/>
+          <w:u w:val="single"/>
+          <w:lang w:val="en-US"/>
+        </w:rPr>
+        <w:t xml:space="preserve"> </w:t>
+      </w:r>
+      <w:r>
+        <w:rPr>
+          <w:rFonts w:eastAsia="Arial Unicode MS" w:cs="Times New Roman"/>
+          <w:b/>
+          <w:bCs/>
+          <w:szCs w:val="28"/>
+          <w:u w:val="single"/>
+        </w:rPr>
+        <w:t>отказ</w:t>
+      </w:r>
+      <w:r>
+        <w:rPr>
+          <w:rFonts w:eastAsia="Arial Unicode MS" w:cs="Times New Roman"/>
+          <w:b/>
+          <w:bCs/>
+          <w:szCs w:val="28"/>
+          <w:u w:val="single"/>
+        </w:rPr>
+        <w:t>а</w:t>
+      </w:r>
+      <w:r>
+        <w:rPr>
+          <w:lang w:val="en-US"/>
+        </w:rPr>
+        <w:t xml:space="preserve"> (</w:t>
+      </w:r>
+      <w:r>
+        <w:rPr>
+          <w:lang w:val="en-US"/>
+        </w:rPr>
+        <w:t>failure</w:t>
+      </w:r>
+      <w:r>
+        <w:t xml:space="preserve"> </w:t>
+      </w:r>
+      <w:proofErr w:type="spellStart"/>
+      <w:r>
+        <w:t>mechanism</w:t>
+      </w:r>
+      <w:proofErr w:type="spellEnd"/>
+      <w:r>
+        <w:rPr>
+          <w:lang w:val="en-US"/>
+        </w:rPr>
+        <w:t>)</w:t>
+      </w:r>
+      <w:bookmarkEnd w:id="65"/>
+    </w:p>
+    <w:p>
+      <w:pPr>
+        <w:spacing w:after="0"/>
+        <w:ind w:left="426"/>
+      </w:pPr>
+      <w:r>
+        <w:t>Процесс, приводящий к отказу объекта.</w:t>
+      </w:r>
+    </w:p>
+    <w:p>
+      <w:pPr>
+        <w:spacing w:after="0"/>
+        <w:ind w:left="426"/>
+      </w:pPr>
+    </w:p>
+    <w:p>
+      <w:pPr>
+        <w:pStyle w:val="a5"/>
+        <w:numPr>
+          <w:ilvl w:val="0"/>
+          <w:numId w:val="1"/>
+        </w:numPr>
+        <w:spacing w:after="0"/>
+        <w:ind w:left="426" w:hanging="426"/>
+        <w:outlineLvl w:val="2"/>
+      </w:pPr>
+      <w:bookmarkStart w:id="66" w:name="_Toc240319015"/>
+      <w:r>
+        <w:rPr>
+          <w:rFonts w:cs="Times New Roman"/>
+          <w:b/>
+          <w:bCs/>
+          <w:u w:val="single"/>
+        </w:rPr>
+        <w:t>О</w:t>
+      </w:r>
+      <w:r>
+        <w:rPr>
+          <w:rFonts w:cs="Times New Roman"/>
+          <w:b/>
+          <w:bCs/>
+          <w:u w:val="single"/>
+        </w:rPr>
+        <w:t>тказы</w:t>
+      </w:r>
+      <w:r>
+        <w:rPr>
+          <w:rFonts w:cs="Times New Roman"/>
+          <w:b/>
+          <w:bCs/>
+          <w:u w:val="single"/>
+        </w:rPr>
+        <w:t xml:space="preserve"> </w:t>
+      </w:r>
+      <w:r>
+        <w:rPr>
+          <w:rFonts w:cs="Times New Roman"/>
+          <w:b/>
+          <w:bCs/>
+          <w:u w:val="single"/>
+        </w:rPr>
+        <w:t>по</w:t>
+      </w:r>
+      <w:r>
+        <w:rPr>
+          <w:rFonts w:cs="Times New Roman"/>
+          <w:b/>
+          <w:bCs/>
+          <w:u w:val="single"/>
+        </w:rPr>
+        <w:t xml:space="preserve"> </w:t>
+      </w:r>
+      <w:r>
+        <w:rPr>
+          <w:rFonts w:cs="Times New Roman"/>
+          <w:b/>
+          <w:bCs/>
+          <w:u w:val="single"/>
+        </w:rPr>
+        <w:t>общей</w:t>
+      </w:r>
+      <w:r>
+        <w:rPr>
+          <w:rFonts w:cs="Times New Roman"/>
+          <w:b/>
+          <w:bCs/>
+          <w:u w:val="single"/>
+        </w:rPr>
+        <w:t xml:space="preserve"> </w:t>
+      </w:r>
+      <w:r>
+        <w:rPr>
+          <w:rFonts w:cs="Times New Roman"/>
+          <w:b/>
+          <w:bCs/>
+          <w:u w:val="single"/>
+        </w:rPr>
+        <w:t>причине</w:t>
+      </w:r>
+      <w:r>
+        <w:t xml:space="preserve"> </w:t>
+      </w:r>
+      <w:r>
+        <w:t>(</w:t>
+      </w:r>
+      <w:r>
+        <w:rPr>
+          <w:lang w:val="en-US"/>
+        </w:rPr>
+        <w:t>common</w:t>
+      </w:r>
+      <w:r>
+        <w:t xml:space="preserve"> </w:t>
+      </w:r>
+      <w:r>
+        <w:rPr>
+          <w:lang w:val="en-US"/>
+        </w:rPr>
+        <w:t>cause</w:t>
+      </w:r>
+      <w:r>
+        <w:t xml:space="preserve"> </w:t>
+      </w:r>
+      <w:r>
+        <w:rPr>
+          <w:lang w:val="en-US"/>
+        </w:rPr>
+        <w:t>failure</w:t>
+      </w:r>
+      <w:r>
+        <w:t>)</w:t>
+      </w:r>
+      <w:bookmarkEnd w:id="66"/>
+    </w:p>
+    <w:p>
+      <w:pPr>
+        <w:spacing w:after="0"/>
+        <w:ind w:left="426"/>
+      </w:pPr>
+      <w:r>
+        <w:t>Отказы различных объектов, возникающие</w:t>
+      </w:r>
+      <w:r>
+        <w:t xml:space="preserve"> </w:t>
+      </w:r>
+      <w:r>
+        <w:t>вследствие одного события (отказа, ошибки персонала, внешнего или внутреннего</w:t>
+      </w:r>
+      <w:r>
+        <w:t xml:space="preserve"> </w:t>
+      </w:r>
+      <w:r>
+        <w:t>воздействия), которые без рассмотрения причин считались бы независимыми.</w:t>
+      </w:r>
+    </w:p>
+    <w:p>
+      <w:pPr>
+        <w:spacing w:after="0"/>
+        <w:ind w:left="426"/>
+      </w:pPr>
+    </w:p>
+    <w:p>
+      <w:pPr>
+        <w:pStyle w:val="a5"/>
+        <w:numPr>
+          <w:ilvl w:val="0"/>
+          <w:numId w:val="1"/>
+        </w:numPr>
+        <w:spacing w:after="0"/>
+        <w:ind w:left="426" w:hanging="426"/>
+        <w:outlineLvl w:val="2"/>
+        <w:rPr>
+          <w:lang w:val="en-US"/>
+        </w:rPr>
+      </w:pPr>
+      <w:bookmarkStart w:id="67" w:name="_Toc240319016"/>
+      <w:r>
+        <w:rPr>
+          <w:rFonts w:cs="Times New Roman"/>
+          <w:b/>
+          <w:bCs/>
+          <w:u w:val="single"/>
+        </w:rPr>
+        <w:t>Отказы</w:t>
+      </w:r>
+      <w:r>
+        <w:rPr>
+          <w:rFonts w:cs="Times New Roman"/>
+          <w:b/>
+          <w:bCs/>
+          <w:u w:val="single"/>
+          <w:lang w:val="en-US"/>
+        </w:rPr>
+        <w:t xml:space="preserve"> </w:t>
+      </w:r>
+      <w:r>
+        <w:rPr>
+          <w:rFonts w:cs="Times New Roman"/>
+          <w:b/>
+          <w:bCs/>
+          <w:u w:val="single"/>
+        </w:rPr>
+        <w:t>общего</w:t>
+      </w:r>
+      <w:r>
+        <w:rPr>
+          <w:rFonts w:cs="Times New Roman"/>
+          <w:b/>
+          <w:bCs/>
+          <w:u w:val="single"/>
+          <w:lang w:val="en-US"/>
+        </w:rPr>
+        <w:t xml:space="preserve"> </w:t>
+      </w:r>
+      <w:r>
+        <w:rPr>
+          <w:rFonts w:cs="Times New Roman"/>
+          <w:b/>
+          <w:bCs/>
+          <w:u w:val="single"/>
+        </w:rPr>
+        <w:t>вида</w:t>
+      </w:r>
+      <w:r>
+        <w:rPr>
+          <w:lang w:val="en-US"/>
+        </w:rPr>
+        <w:t xml:space="preserve"> (</w:t>
+      </w:r>
+      <w:r>
+        <w:rPr>
+          <w:lang w:val="en-US"/>
+        </w:rPr>
+        <w:t>common mode</w:t>
+      </w:r>
+      <w:r>
+        <w:rPr>
+          <w:lang w:val="en-US"/>
+        </w:rPr>
+        <w:t xml:space="preserve"> </w:t>
+      </w:r>
+      <w:r>
+        <w:rPr>
+          <w:lang w:val="en-US"/>
+        </w:rPr>
+        <w:t>failure)</w:t>
+      </w:r>
+      <w:bookmarkEnd w:id="67"/>
+    </w:p>
+    <w:p>
+      <w:pPr>
+        <w:spacing w:after="0"/>
+        <w:ind w:left="426"/>
+      </w:pPr>
+      <w:r>
+        <w:t>Отказы различных объектов, характеризующиеся одним и тем же видом отказа.</w:t>
+      </w:r>
+    </w:p>
+    <w:p>
+      <w:pPr>
+        <w:spacing w:after="0"/>
+        <w:ind w:left="426"/>
+      </w:pPr>
+    </w:p>
+    <w:p>
+      <w:pPr>
+        <w:spacing w:after="0"/>
+        <w:ind w:left="426"/>
+      </w:pPr>
+    </w:p>
+    <w:p>
+      <w:pPr>
+        <w:spacing w:after="0"/>
+        <w:ind w:left="426"/>
+      </w:pPr>
+    </w:p>
+    <w:p>
+      <w:pPr>
+        <w:spacing w:after="0"/>
+        <w:ind w:left="426"/>
+      </w:pPr>
+    </w:p>
+    <w:p>
+      <w:pPr>
+        <w:spacing w:after="0"/>
+        <w:ind w:left="426"/>
+      </w:pPr>
+    </w:p>
+    <w:p/>
+    <w:p/>
+    <w:p>
+      <w:pPr>
+        <w:rPr>
+          <w:rFonts w:cs="Times New Roman"/>
+        </w:rPr>
+      </w:pPr>
     </w:p>
     <w:sectPr>
       <w:pgSz w:w="11906" w:h="16838"/>
@@ -7998,6 +15203,92 @@
     </w:lvl>
   </w:abstractNum>
   <w:abstractNum w:abstractNumId="4" w15:restartNumberingAfterBreak="0">
+    <w:nsid w:val="10A25343"/>
+    <w:multiLevelType w:val="hybridMultilevel"/>
+    <w:tmpl w:val="CEC619B4"/>
+    <w:lvl w:ilvl="0" w:tplc="0419000F">
+      <w:start w:val="1"/>
+      <w:numFmt w:val="decimal"/>
+      <w:lvlText w:val="%1."/>
+      <w:lvlJc w:val="left"/>
+      <w:pPr>
+        <w:ind w:left="1146" w:hanging="360"/>
+      </w:pPr>
+    </w:lvl>
+    <w:lvl w:ilvl="1" w:tplc="04190019" w:tentative="1">
+      <w:start w:val="1"/>
+      <w:numFmt w:val="lowerLetter"/>
+      <w:lvlText w:val="%2."/>
+      <w:lvlJc w:val="left"/>
+      <w:pPr>
+        <w:ind w:left="1866" w:hanging="360"/>
+      </w:pPr>
+    </w:lvl>
+    <w:lvl w:ilvl="2" w:tplc="0419001B" w:tentative="1">
+      <w:start w:val="1"/>
+      <w:numFmt w:val="lowerRoman"/>
+      <w:lvlText w:val="%3."/>
+      <w:lvlJc w:val="right"/>
+      <w:pPr>
+        <w:ind w:left="2586" w:hanging="180"/>
+      </w:pPr>
+    </w:lvl>
+    <w:lvl w:ilvl="3" w:tplc="0419000F" w:tentative="1">
+      <w:start w:val="1"/>
+      <w:numFmt w:val="decimal"/>
+      <w:lvlText w:val="%4."/>
+      <w:lvlJc w:val="left"/>
+      <w:pPr>
+        <w:ind w:left="3306" w:hanging="360"/>
+      </w:pPr>
+    </w:lvl>
+    <w:lvl w:ilvl="4" w:tplc="04190019" w:tentative="1">
+      <w:start w:val="1"/>
+      <w:numFmt w:val="lowerLetter"/>
+      <w:lvlText w:val="%5."/>
+      <w:lvlJc w:val="left"/>
+      <w:pPr>
+        <w:ind w:left="4026" w:hanging="360"/>
+      </w:pPr>
+    </w:lvl>
+    <w:lvl w:ilvl="5" w:tplc="0419001B" w:tentative="1">
+      <w:start w:val="1"/>
+      <w:numFmt w:val="lowerRoman"/>
+      <w:lvlText w:val="%6."/>
+      <w:lvlJc w:val="right"/>
+      <w:pPr>
+        <w:ind w:left="4746" w:hanging="180"/>
+      </w:pPr>
+    </w:lvl>
+    <w:lvl w:ilvl="6" w:tplc="0419000F" w:tentative="1">
+      <w:start w:val="1"/>
+      <w:numFmt w:val="decimal"/>
+      <w:lvlText w:val="%7."/>
+      <w:lvlJc w:val="left"/>
+      <w:pPr>
+        <w:ind w:left="5466" w:hanging="360"/>
+      </w:pPr>
+    </w:lvl>
+    <w:lvl w:ilvl="7" w:tplc="04190019" w:tentative="1">
+      <w:start w:val="1"/>
+      <w:numFmt w:val="lowerLetter"/>
+      <w:lvlText w:val="%8."/>
+      <w:lvlJc w:val="left"/>
+      <w:pPr>
+        <w:ind w:left="6186" w:hanging="360"/>
+      </w:pPr>
+    </w:lvl>
+    <w:lvl w:ilvl="8" w:tplc="0419001B" w:tentative="1">
+      <w:start w:val="1"/>
+      <w:numFmt w:val="lowerRoman"/>
+      <w:lvlText w:val="%9."/>
+      <w:lvlJc w:val="right"/>
+      <w:pPr>
+        <w:ind w:left="6906" w:hanging="180"/>
+      </w:pPr>
+    </w:lvl>
+  </w:abstractNum>
+  <w:abstractNum w:abstractNumId="5" w15:restartNumberingAfterBreak="0">
     <w:nsid w:val="12C1329B"/>
     <w:multiLevelType w:val="hybridMultilevel"/>
     <w:tmpl w:val="432A0E3A"/>
@@ -8083,7 +15374,7 @@
       </w:pPr>
     </w:lvl>
   </w:abstractNum>
-  <w:abstractNum w:abstractNumId="5" w15:restartNumberingAfterBreak="0">
+  <w:abstractNum w:abstractNumId="6" w15:restartNumberingAfterBreak="0">
     <w:nsid w:val="12C67023"/>
     <w:multiLevelType w:val="hybridMultilevel"/>
     <w:tmpl w:val="5538DFCA"/>
@@ -8172,7 +15463,7 @@
       </w:pPr>
     </w:lvl>
   </w:abstractNum>
-  <w:abstractNum w:abstractNumId="6" w15:restartNumberingAfterBreak="0">
+  <w:abstractNum w:abstractNumId="7" w15:restartNumberingAfterBreak="0">
     <w:nsid w:val="134D1A58"/>
     <w:multiLevelType w:val="hybridMultilevel"/>
     <w:tmpl w:val="9A8C5380"/>
@@ -8261,7 +15552,7 @@
       </w:pPr>
     </w:lvl>
   </w:abstractNum>
-  <w:abstractNum w:abstractNumId="7" w15:restartNumberingAfterBreak="0">
+  <w:abstractNum w:abstractNumId="8" w15:restartNumberingAfterBreak="0">
     <w:nsid w:val="13DF0B74"/>
     <w:multiLevelType w:val="hybridMultilevel"/>
     <w:tmpl w:val="2430C8EE"/>
@@ -8347,7 +15638,7 @@
       </w:pPr>
     </w:lvl>
   </w:abstractNum>
-  <w:abstractNum w:abstractNumId="8" w15:restartNumberingAfterBreak="0">
+  <w:abstractNum w:abstractNumId="9" w15:restartNumberingAfterBreak="0">
     <w:nsid w:val="163C274E"/>
     <w:multiLevelType w:val="hybridMultilevel"/>
     <w:tmpl w:val="31CA6A64"/>
@@ -8436,7 +15727,7 @@
       </w:pPr>
     </w:lvl>
   </w:abstractNum>
-  <w:abstractNum w:abstractNumId="9" w15:restartNumberingAfterBreak="0">
+  <w:abstractNum w:abstractNumId="10" w15:restartNumberingAfterBreak="0">
     <w:nsid w:val="1A347552"/>
     <w:multiLevelType w:val="hybridMultilevel"/>
     <w:tmpl w:val="5E36DBB8"/>
@@ -8525,7 +15816,7 @@
       </w:pPr>
     </w:lvl>
   </w:abstractNum>
-  <w:abstractNum w:abstractNumId="10" w15:restartNumberingAfterBreak="0">
+  <w:abstractNum w:abstractNumId="11" w15:restartNumberingAfterBreak="0">
     <w:nsid w:val="1D724440"/>
     <w:multiLevelType w:val="hybridMultilevel"/>
     <w:tmpl w:val="148213CC"/>
@@ -8611,7 +15902,7 @@
       </w:pPr>
     </w:lvl>
   </w:abstractNum>
-  <w:abstractNum w:abstractNumId="11" w15:restartNumberingAfterBreak="0">
+  <w:abstractNum w:abstractNumId="12" w15:restartNumberingAfterBreak="0">
     <w:nsid w:val="1DD76D25"/>
     <w:multiLevelType w:val="multilevel"/>
     <w:tmpl w:val="0419001F"/>
@@ -8697,7 +15988,7 @@
       </w:pPr>
     </w:lvl>
   </w:abstractNum>
-  <w:abstractNum w:abstractNumId="12" w15:restartNumberingAfterBreak="0">
+  <w:abstractNum w:abstractNumId="13" w15:restartNumberingAfterBreak="0">
     <w:nsid w:val="263A413D"/>
     <w:multiLevelType w:val="hybridMultilevel"/>
     <w:tmpl w:val="FCA638D6"/>
@@ -8810,7 +16101,7 @@
       </w:rPr>
     </w:lvl>
   </w:abstractNum>
-  <w:abstractNum w:abstractNumId="13" w15:restartNumberingAfterBreak="0">
+  <w:abstractNum w:abstractNumId="14" w15:restartNumberingAfterBreak="0">
     <w:nsid w:val="27604EF4"/>
     <w:multiLevelType w:val="hybridMultilevel"/>
     <w:tmpl w:val="634CCB74"/>
@@ -8896,7 +16187,7 @@
       </w:pPr>
     </w:lvl>
   </w:abstractNum>
-  <w:abstractNum w:abstractNumId="14" w15:restartNumberingAfterBreak="0">
+  <w:abstractNum w:abstractNumId="15" w15:restartNumberingAfterBreak="0">
     <w:nsid w:val="27885999"/>
     <w:multiLevelType w:val="multilevel"/>
     <w:tmpl w:val="0419001F"/>
@@ -8982,7 +16273,7 @@
       </w:pPr>
     </w:lvl>
   </w:abstractNum>
-  <w:abstractNum w:abstractNumId="15" w15:restartNumberingAfterBreak="0">
+  <w:abstractNum w:abstractNumId="16" w15:restartNumberingAfterBreak="0">
     <w:nsid w:val="290558B7"/>
     <w:multiLevelType w:val="hybridMultilevel"/>
     <w:tmpl w:val="80BC183E"/>
@@ -9068,7 +16359,7 @@
       </w:pPr>
     </w:lvl>
   </w:abstractNum>
-  <w:abstractNum w:abstractNumId="16" w15:restartNumberingAfterBreak="0">
+  <w:abstractNum w:abstractNumId="17" w15:restartNumberingAfterBreak="0">
     <w:nsid w:val="341138CA"/>
     <w:multiLevelType w:val="multilevel"/>
     <w:tmpl w:val="A3C08F94"/>
@@ -9217,7 +16508,7 @@
       </w:rPr>
     </w:lvl>
   </w:abstractNum>
-  <w:abstractNum w:abstractNumId="17" w15:restartNumberingAfterBreak="0">
+  <w:abstractNum w:abstractNumId="18" w15:restartNumberingAfterBreak="0">
     <w:nsid w:val="367C036A"/>
     <w:multiLevelType w:val="hybridMultilevel"/>
     <w:tmpl w:val="01C41680"/>
@@ -9303,7 +16594,7 @@
       </w:pPr>
     </w:lvl>
   </w:abstractNum>
-  <w:abstractNum w:abstractNumId="18" w15:restartNumberingAfterBreak="0">
+  <w:abstractNum w:abstractNumId="19" w15:restartNumberingAfterBreak="0">
     <w:nsid w:val="373F224F"/>
     <w:multiLevelType w:val="hybridMultilevel"/>
     <w:tmpl w:val="44FCEA78"/>
@@ -9389,7 +16680,7 @@
       </w:pPr>
     </w:lvl>
   </w:abstractNum>
-  <w:abstractNum w:abstractNumId="19" w15:restartNumberingAfterBreak="0">
+  <w:abstractNum w:abstractNumId="20" w15:restartNumberingAfterBreak="0">
     <w:nsid w:val="3A075A61"/>
     <w:multiLevelType w:val="multilevel"/>
     <w:tmpl w:val="2DBE4F5A"/>
@@ -9502,7 +16793,7 @@
       </w:pPr>
     </w:lvl>
   </w:abstractNum>
-  <w:abstractNum w:abstractNumId="20" w15:restartNumberingAfterBreak="0">
+  <w:abstractNum w:abstractNumId="21" w15:restartNumberingAfterBreak="0">
     <w:nsid w:val="3ACF54CE"/>
     <w:multiLevelType w:val="multilevel"/>
     <w:tmpl w:val="0419001F"/>
@@ -9588,7 +16879,7 @@
       </w:pPr>
     </w:lvl>
   </w:abstractNum>
-  <w:abstractNum w:abstractNumId="21" w15:restartNumberingAfterBreak="0">
+  <w:abstractNum w:abstractNumId="22" w15:restartNumberingAfterBreak="0">
     <w:nsid w:val="3E9F0E15"/>
     <w:multiLevelType w:val="hybridMultilevel"/>
     <w:tmpl w:val="9FD64344"/>
@@ -9677,7 +16968,7 @@
       </w:pPr>
     </w:lvl>
   </w:abstractNum>
-  <w:abstractNum w:abstractNumId="22" w15:restartNumberingAfterBreak="0">
+  <w:abstractNum w:abstractNumId="23" w15:restartNumberingAfterBreak="0">
     <w:nsid w:val="40217749"/>
     <w:multiLevelType w:val="multilevel"/>
     <w:tmpl w:val="0419001F"/>
@@ -9763,7 +17054,7 @@
       </w:pPr>
     </w:lvl>
   </w:abstractNum>
-  <w:abstractNum w:abstractNumId="23" w15:restartNumberingAfterBreak="0">
+  <w:abstractNum w:abstractNumId="24" w15:restartNumberingAfterBreak="0">
     <w:nsid w:val="41B62C37"/>
     <w:multiLevelType w:val="multilevel"/>
     <w:tmpl w:val="0FA6B332"/>
@@ -9912,7 +17203,7 @@
       </w:rPr>
     </w:lvl>
   </w:abstractNum>
-  <w:abstractNum w:abstractNumId="24" w15:restartNumberingAfterBreak="0">
+  <w:abstractNum w:abstractNumId="25" w15:restartNumberingAfterBreak="0">
     <w:nsid w:val="41BB759B"/>
     <w:multiLevelType w:val="hybridMultilevel"/>
     <w:tmpl w:val="1304C8E8"/>
@@ -10025,7 +17316,7 @@
       </w:rPr>
     </w:lvl>
   </w:abstractNum>
-  <w:abstractNum w:abstractNumId="25" w15:restartNumberingAfterBreak="0">
+  <w:abstractNum w:abstractNumId="26" w15:restartNumberingAfterBreak="0">
     <w:nsid w:val="448B45A0"/>
     <w:multiLevelType w:val="multilevel"/>
     <w:tmpl w:val="7EAC2DD0"/>
@@ -10138,7 +17429,7 @@
       </w:pPr>
     </w:lvl>
   </w:abstractNum>
-  <w:abstractNum w:abstractNumId="26" w15:restartNumberingAfterBreak="0">
+  <w:abstractNum w:abstractNumId="27" w15:restartNumberingAfterBreak="0">
     <w:nsid w:val="4BDB5091"/>
     <w:multiLevelType w:val="hybridMultilevel"/>
     <w:tmpl w:val="2196F348"/>
@@ -10224,7 +17515,7 @@
       </w:pPr>
     </w:lvl>
   </w:abstractNum>
-  <w:abstractNum w:abstractNumId="27" w15:restartNumberingAfterBreak="0">
+  <w:abstractNum w:abstractNumId="28" w15:restartNumberingAfterBreak="0">
     <w:nsid w:val="4E4157B5"/>
     <w:multiLevelType w:val="multilevel"/>
     <w:tmpl w:val="0419001F"/>
@@ -10310,7 +17601,7 @@
       </w:pPr>
     </w:lvl>
   </w:abstractNum>
-  <w:abstractNum w:abstractNumId="28" w15:restartNumberingAfterBreak="0">
+  <w:abstractNum w:abstractNumId="29" w15:restartNumberingAfterBreak="0">
     <w:nsid w:val="4F582E01"/>
     <w:multiLevelType w:val="multilevel"/>
     <w:tmpl w:val="0419001F"/>
@@ -10396,7 +17687,7 @@
       </w:pPr>
     </w:lvl>
   </w:abstractNum>
-  <w:abstractNum w:abstractNumId="29" w15:restartNumberingAfterBreak="0">
+  <w:abstractNum w:abstractNumId="30" w15:restartNumberingAfterBreak="0">
     <w:nsid w:val="580B73C5"/>
     <w:multiLevelType w:val="hybridMultilevel"/>
     <w:tmpl w:val="45D6A9F2"/>
@@ -10482,7 +17773,7 @@
       </w:pPr>
     </w:lvl>
   </w:abstractNum>
-  <w:abstractNum w:abstractNumId="30" w15:restartNumberingAfterBreak="0">
+  <w:abstractNum w:abstractNumId="31" w15:restartNumberingAfterBreak="0">
     <w:nsid w:val="5BAF1D4A"/>
     <w:multiLevelType w:val="hybridMultilevel"/>
     <w:tmpl w:val="8EA8657A"/>
@@ -10595,7 +17886,7 @@
       </w:rPr>
     </w:lvl>
   </w:abstractNum>
-  <w:abstractNum w:abstractNumId="31" w15:restartNumberingAfterBreak="0">
+  <w:abstractNum w:abstractNumId="32" w15:restartNumberingAfterBreak="0">
     <w:nsid w:val="5DE30EEC"/>
     <w:multiLevelType w:val="hybridMultilevel"/>
     <w:tmpl w:val="653AC942"/>
@@ -10708,7 +17999,7 @@
       </w:rPr>
     </w:lvl>
   </w:abstractNum>
-  <w:abstractNum w:abstractNumId="32" w15:restartNumberingAfterBreak="0">
+  <w:abstractNum w:abstractNumId="33" w15:restartNumberingAfterBreak="0">
     <w:nsid w:val="5FC42023"/>
     <w:multiLevelType w:val="hybridMultilevel"/>
     <w:tmpl w:val="25D82976"/>
@@ -10794,7 +18085,7 @@
       </w:pPr>
     </w:lvl>
   </w:abstractNum>
-  <w:abstractNum w:abstractNumId="33" w15:restartNumberingAfterBreak="0">
+  <w:abstractNum w:abstractNumId="34" w15:restartNumberingAfterBreak="0">
     <w:nsid w:val="61BB1231"/>
     <w:multiLevelType w:val="multilevel"/>
     <w:tmpl w:val="30BE4170"/>
@@ -10943,7 +18234,7 @@
       </w:rPr>
     </w:lvl>
   </w:abstractNum>
-  <w:abstractNum w:abstractNumId="34" w15:restartNumberingAfterBreak="0">
+  <w:abstractNum w:abstractNumId="35" w15:restartNumberingAfterBreak="0">
     <w:nsid w:val="64B11A5F"/>
     <w:multiLevelType w:val="hybridMultilevel"/>
     <w:tmpl w:val="B5AE702E"/>
@@ -11029,7 +18320,7 @@
       </w:pPr>
     </w:lvl>
   </w:abstractNum>
-  <w:abstractNum w:abstractNumId="35" w15:restartNumberingAfterBreak="0">
+  <w:abstractNum w:abstractNumId="36" w15:restartNumberingAfterBreak="0">
     <w:nsid w:val="665878C1"/>
     <w:multiLevelType w:val="hybridMultilevel"/>
     <w:tmpl w:val="01C41680"/>
@@ -11115,7 +18406,7 @@
       </w:pPr>
     </w:lvl>
   </w:abstractNum>
-  <w:abstractNum w:abstractNumId="36" w15:restartNumberingAfterBreak="0">
+  <w:abstractNum w:abstractNumId="37" w15:restartNumberingAfterBreak="0">
     <w:nsid w:val="6A035282"/>
     <w:multiLevelType w:val="hybridMultilevel"/>
     <w:tmpl w:val="6B64747E"/>
@@ -11205,7 +18496,93 @@
       </w:pPr>
     </w:lvl>
   </w:abstractNum>
-  <w:abstractNum w:abstractNumId="37" w15:restartNumberingAfterBreak="0">
+  <w:abstractNum w:abstractNumId="38" w15:restartNumberingAfterBreak="0">
+    <w:nsid w:val="6ADA7A3F"/>
+    <w:multiLevelType w:val="hybridMultilevel"/>
+    <w:tmpl w:val="5044D960"/>
+    <w:lvl w:ilvl="0" w:tplc="0419000F">
+      <w:start w:val="1"/>
+      <w:numFmt w:val="decimal"/>
+      <w:lvlText w:val="%1."/>
+      <w:lvlJc w:val="left"/>
+      <w:pPr>
+        <w:ind w:left="1146" w:hanging="360"/>
+      </w:pPr>
+    </w:lvl>
+    <w:lvl w:ilvl="1" w:tplc="04190019" w:tentative="1">
+      <w:start w:val="1"/>
+      <w:numFmt w:val="lowerLetter"/>
+      <w:lvlText w:val="%2."/>
+      <w:lvlJc w:val="left"/>
+      <w:pPr>
+        <w:ind w:left="1866" w:hanging="360"/>
+      </w:pPr>
+    </w:lvl>
+    <w:lvl w:ilvl="2" w:tplc="0419001B" w:tentative="1">
+      <w:start w:val="1"/>
+      <w:numFmt w:val="lowerRoman"/>
+      <w:lvlText w:val="%3."/>
+      <w:lvlJc w:val="right"/>
+      <w:pPr>
+        <w:ind w:left="2586" w:hanging="180"/>
+      </w:pPr>
+    </w:lvl>
+    <w:lvl w:ilvl="3" w:tplc="0419000F" w:tentative="1">
+      <w:start w:val="1"/>
+      <w:numFmt w:val="decimal"/>
+      <w:lvlText w:val="%4."/>
+      <w:lvlJc w:val="left"/>
+      <w:pPr>
+        <w:ind w:left="3306" w:hanging="360"/>
+      </w:pPr>
+    </w:lvl>
+    <w:lvl w:ilvl="4" w:tplc="04190019" w:tentative="1">
+      <w:start w:val="1"/>
+      <w:numFmt w:val="lowerLetter"/>
+      <w:lvlText w:val="%5."/>
+      <w:lvlJc w:val="left"/>
+      <w:pPr>
+        <w:ind w:left="4026" w:hanging="360"/>
+      </w:pPr>
+    </w:lvl>
+    <w:lvl w:ilvl="5" w:tplc="0419001B" w:tentative="1">
+      <w:start w:val="1"/>
+      <w:numFmt w:val="lowerRoman"/>
+      <w:lvlText w:val="%6."/>
+      <w:lvlJc w:val="right"/>
+      <w:pPr>
+        <w:ind w:left="4746" w:hanging="180"/>
+      </w:pPr>
+    </w:lvl>
+    <w:lvl w:ilvl="6" w:tplc="0419000F" w:tentative="1">
+      <w:start w:val="1"/>
+      <w:numFmt w:val="decimal"/>
+      <w:lvlText w:val="%7."/>
+      <w:lvlJc w:val="left"/>
+      <w:pPr>
+        <w:ind w:left="5466" w:hanging="360"/>
+      </w:pPr>
+    </w:lvl>
+    <w:lvl w:ilvl="7" w:tplc="04190019" w:tentative="1">
+      <w:start w:val="1"/>
+      <w:numFmt w:val="lowerLetter"/>
+      <w:lvlText w:val="%8."/>
+      <w:lvlJc w:val="left"/>
+      <w:pPr>
+        <w:ind w:left="6186" w:hanging="360"/>
+      </w:pPr>
+    </w:lvl>
+    <w:lvl w:ilvl="8" w:tplc="0419001B" w:tentative="1">
+      <w:start w:val="1"/>
+      <w:numFmt w:val="lowerRoman"/>
+      <w:lvlText w:val="%9."/>
+      <w:lvlJc w:val="right"/>
+      <w:pPr>
+        <w:ind w:left="6906" w:hanging="180"/>
+      </w:pPr>
+    </w:lvl>
+  </w:abstractNum>
+  <w:abstractNum w:abstractNumId="39" w15:restartNumberingAfterBreak="0">
     <w:nsid w:val="6FF42D68"/>
     <w:multiLevelType w:val="multilevel"/>
     <w:tmpl w:val="0419001F"/>
@@ -11291,7 +18668,7 @@
       </w:pPr>
     </w:lvl>
   </w:abstractNum>
-  <w:abstractNum w:abstractNumId="38" w15:restartNumberingAfterBreak="0">
+  <w:abstractNum w:abstractNumId="40" w15:restartNumberingAfterBreak="0">
     <w:nsid w:val="71C74294"/>
     <w:multiLevelType w:val="multilevel"/>
     <w:tmpl w:val="0419001F"/>
@@ -11377,7 +18754,7 @@
       </w:pPr>
     </w:lvl>
   </w:abstractNum>
-  <w:abstractNum w:abstractNumId="39" w15:restartNumberingAfterBreak="0">
+  <w:abstractNum w:abstractNumId="41" w15:restartNumberingAfterBreak="0">
     <w:nsid w:val="73D506A7"/>
     <w:multiLevelType w:val="hybridMultilevel"/>
     <w:tmpl w:val="EE92EB4E"/>
@@ -11490,7 +18867,7 @@
       </w:rPr>
     </w:lvl>
   </w:abstractNum>
-  <w:abstractNum w:abstractNumId="40" w15:restartNumberingAfterBreak="0">
+  <w:abstractNum w:abstractNumId="42" w15:restartNumberingAfterBreak="0">
     <w:nsid w:val="78D71142"/>
     <w:multiLevelType w:val="hybridMultilevel"/>
     <w:tmpl w:val="934EBA84"/>
@@ -11603,7 +18980,7 @@
       </w:rPr>
     </w:lvl>
   </w:abstractNum>
-  <w:abstractNum w:abstractNumId="41" w15:restartNumberingAfterBreak="0">
+  <w:abstractNum w:abstractNumId="43" w15:restartNumberingAfterBreak="0">
     <w:nsid w:val="7B5000B0"/>
     <w:multiLevelType w:val="hybridMultilevel"/>
     <w:tmpl w:val="0A302D18"/>
@@ -11716,7 +19093,7 @@
       </w:rPr>
     </w:lvl>
   </w:abstractNum>
-  <w:abstractNum w:abstractNumId="42" w15:restartNumberingAfterBreak="0">
+  <w:abstractNum w:abstractNumId="44" w15:restartNumberingAfterBreak="0">
     <w:nsid w:val="7D6D11AD"/>
     <w:multiLevelType w:val="multilevel"/>
     <w:tmpl w:val="BAF83BF6"/>
@@ -11866,34 +19243,34 @@
     </w:lvl>
   </w:abstractNum>
   <w:num w:numId="1">
+    <w:abstractNumId w:val="6"/>
+  </w:num>
+  <w:num w:numId="2">
     <w:abstractNumId w:val="5"/>
   </w:num>
-  <w:num w:numId="2">
-    <w:abstractNumId w:val="4"/>
-  </w:num>
   <w:num w:numId="3">
-    <w:abstractNumId w:val="16"/>
+    <w:abstractNumId w:val="17"/>
   </w:num>
   <w:num w:numId="4">
-    <w:abstractNumId w:val="33"/>
+    <w:abstractNumId w:val="34"/>
   </w:num>
   <w:num w:numId="5">
-    <w:abstractNumId w:val="23"/>
+    <w:abstractNumId w:val="24"/>
   </w:num>
   <w:num w:numId="6">
-    <w:abstractNumId w:val="40"/>
+    <w:abstractNumId w:val="42"/>
   </w:num>
   <w:num w:numId="7">
-    <w:abstractNumId w:val="26"/>
+    <w:abstractNumId w:val="27"/>
   </w:num>
   <w:num w:numId="8">
-    <w:abstractNumId w:val="18"/>
+    <w:abstractNumId w:val="19"/>
   </w:num>
   <w:num w:numId="9">
-    <w:abstractNumId w:val="10"/>
+    <w:abstractNumId w:val="11"/>
   </w:num>
   <w:num w:numId="10">
-    <w:abstractNumId w:val="7"/>
+    <w:abstractNumId w:val="8"/>
   </w:num>
   <w:num w:numId="11">
     <w:abstractNumId w:val="3"/>
@@ -11902,97 +19279,103 @@
     <w:abstractNumId w:val="0"/>
   </w:num>
   <w:num w:numId="13">
-    <w:abstractNumId w:val="39"/>
+    <w:abstractNumId w:val="41"/>
   </w:num>
   <w:num w:numId="14">
-    <w:abstractNumId w:val="14"/>
+    <w:abstractNumId w:val="15"/>
   </w:num>
   <w:num w:numId="15">
-    <w:abstractNumId w:val="11"/>
+    <w:abstractNumId w:val="12"/>
   </w:num>
   <w:num w:numId="16">
-    <w:abstractNumId w:val="31"/>
+    <w:abstractNumId w:val="32"/>
   </w:num>
   <w:num w:numId="17">
-    <w:abstractNumId w:val="38"/>
+    <w:abstractNumId w:val="40"/>
   </w:num>
   <w:num w:numId="18">
     <w:abstractNumId w:val="2"/>
   </w:num>
   <w:num w:numId="19">
+    <w:abstractNumId w:val="10"/>
+  </w:num>
+  <w:num w:numId="20">
+    <w:abstractNumId w:val="29"/>
+  </w:num>
+  <w:num w:numId="21">
+    <w:abstractNumId w:val="23"/>
+  </w:num>
+  <w:num w:numId="22">
+    <w:abstractNumId w:val="39"/>
+  </w:num>
+  <w:num w:numId="23">
+    <w:abstractNumId w:val="28"/>
+  </w:num>
+  <w:num w:numId="24">
+    <w:abstractNumId w:val="21"/>
+  </w:num>
+  <w:num w:numId="25">
+    <w:abstractNumId w:val="13"/>
+  </w:num>
+  <w:num w:numId="26">
+    <w:abstractNumId w:val="7"/>
+  </w:num>
+  <w:num w:numId="27">
+    <w:abstractNumId w:val="26"/>
+  </w:num>
+  <w:num w:numId="28">
+    <w:abstractNumId w:val="31"/>
+  </w:num>
+  <w:num w:numId="29">
+    <w:abstractNumId w:val="22"/>
+  </w:num>
+  <w:num w:numId="30">
+    <w:abstractNumId w:val="43"/>
+  </w:num>
+  <w:num w:numId="31">
+    <w:abstractNumId w:val="37"/>
+  </w:num>
+  <w:num w:numId="32">
+    <w:abstractNumId w:val="33"/>
+  </w:num>
+  <w:num w:numId="33">
+    <w:abstractNumId w:val="16"/>
+  </w:num>
+  <w:num w:numId="34">
+    <w:abstractNumId w:val="30"/>
+  </w:num>
+  <w:num w:numId="35">
     <w:abstractNumId w:val="9"/>
   </w:num>
-  <w:num w:numId="20">
-    <w:abstractNumId w:val="28"/>
-  </w:num>
-  <w:num w:numId="21">
-    <w:abstractNumId w:val="22"/>
-  </w:num>
-  <w:num w:numId="22">
-    <w:abstractNumId w:val="37"/>
-  </w:num>
-  <w:num w:numId="23">
-    <w:abstractNumId w:val="27"/>
-  </w:num>
-  <w:num w:numId="24">
-    <w:abstractNumId w:val="20"/>
-  </w:num>
-  <w:num w:numId="25">
-    <w:abstractNumId w:val="12"/>
-  </w:num>
-  <w:num w:numId="26">
-    <w:abstractNumId w:val="6"/>
-  </w:num>
-  <w:num w:numId="27">
-    <w:abstractNumId w:val="25"/>
-  </w:num>
-  <w:num w:numId="28">
-    <w:abstractNumId w:val="30"/>
-  </w:num>
-  <w:num w:numId="29">
-    <w:abstractNumId w:val="21"/>
-  </w:num>
-  <w:num w:numId="30">
-    <w:abstractNumId w:val="41"/>
-  </w:num>
-  <w:num w:numId="31">
+  <w:num w:numId="36">
     <w:abstractNumId w:val="36"/>
   </w:num>
-  <w:num w:numId="32">
-    <w:abstractNumId w:val="32"/>
-  </w:num>
-  <w:num w:numId="33">
-    <w:abstractNumId w:val="15"/>
-  </w:num>
-  <w:num w:numId="34">
-    <w:abstractNumId w:val="29"/>
-  </w:num>
-  <w:num w:numId="35">
-    <w:abstractNumId w:val="8"/>
-  </w:num>
-  <w:num w:numId="36">
+  <w:num w:numId="37">
     <w:abstractNumId w:val="35"/>
   </w:num>
-  <w:num w:numId="37">
-    <w:abstractNumId w:val="34"/>
-  </w:num>
   <w:num w:numId="38">
-    <w:abstractNumId w:val="42"/>
+    <w:abstractNumId w:val="44"/>
   </w:num>
   <w:num w:numId="39">
-    <w:abstractNumId w:val="24"/>
+    <w:abstractNumId w:val="25"/>
   </w:num>
   <w:num w:numId="40">
     <w:abstractNumId w:val="1"/>
   </w:num>
   <w:num w:numId="41">
-    <w:abstractNumId w:val="17"/>
+    <w:abstractNumId w:val="18"/>
   </w:num>
   <w:num w:numId="42">
-    <w:abstractNumId w:val="19"/>
+    <w:abstractNumId w:val="20"/>
   </w:num>
   <w:num w:numId="43">
-    <w:abstractNumId w:val="13"/>
+    <w:abstractNumId w:val="14"/>
+  </w:num>
+  <w:num w:numId="44">
+    <w:abstractNumId w:val="4"/>
+  </w:num>
+  <w:num w:numId="45">
+    <w:abstractNumId w:val="38"/>
   </w:num>
 </w:numbering>
 </file>
@@ -12719,6 +20102,20 @@
     <w:basedOn w:val="a0"/>
     <w:rsid w:val="0066157D"/>
   </w:style>
+  <w:style w:type="paragraph" w:styleId="a9">
+    <w:name w:val="No Spacing"/>
+    <w:uiPriority w:val="1"/>
+    <w:qFormat/>
+    <w:rsid w:val="003478C6"/>
+    <w:pPr>
+      <w:spacing w:after="0" w:line="240" w:lineRule="auto"/>
+      <w:jc w:val="both"/>
+    </w:pPr>
+    <w:rPr>
+      <w:rFonts w:ascii="Times New Roman" w:hAnsi="Times New Roman"/>
+      <w:sz w:val="28"/>
+    </w:rPr>
+  </w:style>
 </w:styles>
 </file>
 
